--- a/TSS_Security_Review.docx
+++ b/TSS_Security_Review.docx
@@ -524,8 +524,151 @@
       </w:r>
     </w:p>
     <w:p>
+      <w:pPr>
+        <w:pStyle w:val="Heading3"/>
+      </w:pPr>
       <w:r>
-        <w:t>The single unsigned PE file, config/GUI/tssGUI-icons.dll, was inspected: it contains only .rdata and .rsrc sections (no .text/code section), i.e. it is a resource-only icon library for the GUI with no executable code. This is a common, low-risk pattern and does not indicate tampering.</w:t>
+        <w:t>3.4.1 Unsigned PE finding</w:t>
+      </w:r>
+    </w:p>
+    <w:tbl>
+      <w:tblPr>
+        <w:tblStyle w:val="LightGrid-Accent1"/>
+        <w:tblW w:type="auto" w:w="0"/>
+        <w:tblLook w:firstColumn="1" w:firstRow="1" w:lastColumn="0" w:lastRow="0" w:noHBand="0" w:noVBand="1" w:val="04A0"/>
+      </w:tblPr>
+      <w:tblGrid>
+        <w:gridCol w:w="2160"/>
+        <w:gridCol w:w="2160"/>
+        <w:gridCol w:w="2160"/>
+        <w:gridCol w:w="2160"/>
+      </w:tblGrid>
+      <w:tr>
+        <w:tc>
+          <w:tcPr>
+            <w:tcW w:type="dxa" w:w="2160"/>
+          </w:tcPr>
+          <w:p>
+            <w:r>
+              <w:t>Path</w:t>
+            </w:r>
+          </w:p>
+        </w:tc>
+        <w:tc>
+          <w:tcPr>
+            <w:tcW w:type="dxa" w:w="2160"/>
+          </w:tcPr>
+          <w:p>
+            <w:r>
+              <w:t>Signed</w:t>
+            </w:r>
+          </w:p>
+        </w:tc>
+        <w:tc>
+          <w:tcPr>
+            <w:tcW w:type="dxa" w:w="2160"/>
+          </w:tcPr>
+          <w:p>
+            <w:r>
+              <w:t>PE Sections</w:t>
+            </w:r>
+          </w:p>
+        </w:tc>
+        <w:tc>
+          <w:tcPr>
+            <w:tcW w:type="dxa" w:w="2160"/>
+          </w:tcPr>
+          <w:p>
+            <w:r>
+              <w:t>Assessment</w:t>
+            </w:r>
+          </w:p>
+        </w:tc>
+      </w:tr>
+      <w:tr>
+        <w:tc>
+          <w:tcPr>
+            <w:tcW w:type="dxa" w:w="2160"/>
+          </w:tcPr>
+          <w:p>
+            <w:r>
+              <w:t>config/GUI/tssGUI-icons.dll</w:t>
+            </w:r>
+          </w:p>
+        </w:tc>
+        <w:tc>
+          <w:tcPr>
+            <w:tcW w:type="dxa" w:w="2160"/>
+          </w:tcPr>
+          <w:p>
+            <w:r>
+              <w:t>No</w:t>
+            </w:r>
+          </w:p>
+        </w:tc>
+        <w:tc>
+          <w:tcPr>
+            <w:tcW w:type="dxa" w:w="2160"/>
+          </w:tcPr>
+          <w:p>
+            <w:r>
+              <w:t>.rdata, .rsrc (no .text/code section)</w:t>
+            </w:r>
+          </w:p>
+        </w:tc>
+        <w:tc>
+          <w:tcPr>
+            <w:tcW w:type="dxa" w:w="2160"/>
+          </w:tcPr>
+          <w:p>
+            <w:r>
+              <w:t>Resource-only icon library for the TSSGUI front-end; contains no executable code. Unsigned status is expected/normal for this file type and is not an indicator of tampering.</w:t>
+            </w:r>
+          </w:p>
+        </w:tc>
+      </w:tr>
+      <w:tr>
+        <w:tc>
+          <w:tcPr>
+            <w:tcW w:type="dxa" w:w="2160"/>
+          </w:tcPr>
+          <w:p>
+            <w:r>
+              <w:t>SHA-256</w:t>
+            </w:r>
+          </w:p>
+        </w:tc>
+        <w:tc>
+          <w:tcPr>
+            <w:tcW w:type="dxa" w:w="2160"/>
+          </w:tcPr>
+          <w:p>
+            <w:r/>
+          </w:p>
+        </w:tc>
+        <w:tc>
+          <w:tcPr>
+            <w:tcW w:type="dxa" w:w="2160"/>
+          </w:tcPr>
+          <w:p>
+            <w:r/>
+          </w:p>
+        </w:tc>
+        <w:tc>
+          <w:tcPr>
+            <w:tcW w:type="dxa" w:w="2160"/>
+          </w:tcPr>
+          <w:p>
+            <w:r>
+              <w:t>335ff1bb62b2fd5b5f7c0d5502a72e8bc9e4b7b178a0aa60a55a2415670f30ee</w:t>
+            </w:r>
+          </w:p>
+        </w:tc>
+      </w:tr>
+    </w:tbl>
+    <w:p>
+      <w:r>
+        <w:t>This is the only unsigned PE binary out of 115 found in the archive (114/115 signed). It was manually inspected and contains only .rdata and .rsrc sections — no .text/code section — confirming it is a resource-only icon library for the GUI, not a functional executable or DLL. This is a common, low-risk pattern and does not indicate tampering.</w:t>
       </w:r>
     </w:p>
     <w:p>

--- a/TSS_Security_Review.docx
+++ b/TSS_Security_Review.docx
@@ -678,6 +678,172 @@
     </w:p>
     <w:p>
       <w:pPr>
+        <w:pStyle w:val="Heading3"/>
+      </w:pPr>
+      <w:r>
+        <w:t>3.4.2 Weak-link analysis: could the unsigned DLL compromise the solution?</w:t>
+      </w:r>
+    </w:p>
+    <w:p>
+      <w:r>
+        <w:t>Question examined: since config/GUI/tssGUI-icons.dll is the one unsigned PE in the archive, could it serve as the weakest link and lead to compromise of the broader toolkit? Verified against the actual call site in TSSGUI.ps1 rather than the file's properties alone.</w:t>
+      </w:r>
+    </w:p>
+    <w:p>
+      <w:r>
+        <w:t>TSSGUI.ps1 loads the file exclusively via a P/Invoke call to Shell32!ExtractIconEx (line ~230-249): [System.IconExtractor]::Extract("$tssGuiPath\config\GUI\tssGUI-icons.dll", $i, $true). This is the same Win32 API Windows Explorer uses to render file-type icons for arbitrary, untrusted files. It loads the target strictly as an image resource (LOAD_LIBRARY_AS_IMAGE_RESOURCE semantics) and does not invoke DllMain or execute any code the file might contain — consistent with the file having no .text section to execute in the first place. The path is also hardcoded/explicit rather than resolved via DLL search order, so classic DLL search-order hijacking does not apply.</w:t>
+      </w:r>
+    </w:p>
+    <w:tbl>
+      <w:tblPr>
+        <w:tblStyle w:val="LightGrid-Accent1"/>
+        <w:tblW w:type="auto" w:w="0"/>
+        <w:tblLook w:firstColumn="1" w:firstRow="1" w:lastColumn="0" w:lastRow="0" w:noHBand="0" w:noVBand="1" w:val="04A0"/>
+      </w:tblPr>
+      <w:tblGrid>
+        <w:gridCol w:w="4320"/>
+        <w:gridCol w:w="4320"/>
+      </w:tblGrid>
+      <w:tr>
+        <w:tc>
+          <w:tcPr>
+            <w:tcW w:type="dxa" w:w="4320"/>
+          </w:tcPr>
+          <w:p>
+            <w:r>
+              <w:t>Angle</w:t>
+            </w:r>
+          </w:p>
+        </w:tc>
+        <w:tc>
+          <w:tcPr>
+            <w:tcW w:type="dxa" w:w="4320"/>
+          </w:tcPr>
+          <w:p>
+            <w:r>
+              <w:t>Verdict</w:t>
+            </w:r>
+          </w:p>
+        </w:tc>
+      </w:tr>
+      <w:tr>
+        <w:tc>
+          <w:tcPr>
+            <w:tcW w:type="dxa" w:w="4320"/>
+          </w:tcPr>
+          <w:p>
+            <w:r>
+              <w:t>Code execution via current call site</w:t>
+            </w:r>
+          </w:p>
+        </w:tc>
+        <w:tc>
+          <w:tcPr>
+            <w:tcW w:type="dxa" w:w="4320"/>
+          </w:tcPr>
+          <w:p>
+            <w:r>
+              <w:t>No — icon extraction does not execute module code by design; this is why icon previews are considered safe for untrusted files.</w:t>
+            </w:r>
+          </w:p>
+        </w:tc>
+      </w:tr>
+      <w:tr>
+        <w:tc>
+          <w:tcPr>
+            <w:tcW w:type="dxa" w:w="4320"/>
+          </w:tcPr>
+          <w:p>
+            <w:r>
+              <w:t>Integrity / tamper-detection</w:t>
+            </w:r>
+          </w:p>
+        </w:tc>
+        <w:tc>
+          <w:tcPr>
+            <w:tcW w:type="dxa" w:w="4320"/>
+          </w:tcPr>
+          <w:p>
+            <w:r>
+              <w:t>Yes, this is the real gap: it is the only file in the archive where Authenticode/WDAC give no cryptographic assurance the bytes are unmodified. Every other binary would fail signature validation if swapped; this one would not.</w:t>
+            </w:r>
+          </w:p>
+        </w:tc>
+      </w:tr>
+      <w:tr>
+        <w:tc>
+          <w:tcPr>
+            <w:tcW w:type="dxa" w:w="4320"/>
+          </w:tcPr>
+          <w:p>
+            <w:r>
+              <w:t>Resource-parser exploitation</w:t>
+            </w:r>
+          </w:p>
+        </w:tc>
+        <w:tc>
+          <w:tcPr>
+            <w:tcW w:type="dxa" w:w="4320"/>
+          </w:tcPr>
+          <w:p>
+            <w:r>
+              <w:t>Narrow, non-zero, OS-side surface: Windows icon/cursor resource parsers have had historical memory-corruption CVEs (e.g., animated-cursor-class bugs). A maliciously crafted icon resource could theoretically exploit an unpatched parser bug, independent of the DLL's own code.</w:t>
+            </w:r>
+          </w:p>
+        </w:tc>
+      </w:tr>
+      <w:tr>
+        <w:tc>
+          <w:tcPr>
+            <w:tcW w:type="dxa" w:w="4320"/>
+          </w:tcPr>
+          <w:p>
+            <w:r>
+              <w:t>Future-proofing / design fragility</w:t>
+            </w:r>
+          </w:p>
+        </w:tc>
+        <w:tc>
+          <w:tcPr>
+            <w:tcW w:type="dxa" w:w="4320"/>
+          </w:tcPr>
+          <w:p>
+            <w:r>
+              <w:t>If a future version or a different script loads this same filename via a normal LoadLibrary/Add-Type instead of ExtractIconEx, any embedded code would then execute. No current code path does this, but an unsigned file in the tree is one careless change away from becoming a real execution path.</w:t>
+            </w:r>
+          </w:p>
+        </w:tc>
+      </w:tr>
+      <w:tr>
+        <w:tc>
+          <w:tcPr>
+            <w:tcW w:type="dxa" w:w="4320"/>
+          </w:tcPr>
+          <w:p>
+            <w:r>
+              <w:t>AppLocker/WDAC bypass angle</w:t>
+            </w:r>
+          </w:p>
+        </w:tc>
+        <w:tc>
+          <w:tcPr>
+            <w:tcW w:type="dxa" w:w="4320"/>
+          </w:tcPr>
+          <w:p>
+            <w:r>
+              <w:t>Most signed-binary allow-list policies enforce on EXE launch, not DLL load, by default (DLL rule enforcement is off by default for performance reasons). This DLL would load without friction even under a signed-only policy — not because of exploitation, but because the control does not inspect it.</w:t>
+            </w:r>
+          </w:p>
+        </w:tc>
+      </w:tr>
+    </w:tbl>
+    <w:p>
+      <w:r>
+        <w:t>Conclusion: not a live path to full-solution compromise today, given its actual usage is resource-only icon extraction. It is correctly identified as the single point in the archive with no cryptographic tamper-evidence, and should be treated as the artifact to re-verify by hash (SHA-256 recorded in the BOM) on any future download, rather than as an active code-execution risk under the current call site.</w:t>
+      </w:r>
+    </w:p>
+    <w:p>
+      <w:pPr>
         <w:pStyle w:val="Heading2"/>
       </w:pPr>
       <w:r>

--- a/TSS_Security_Review.docx
+++ b/TSS_Security_Review.docx
@@ -33,7 +33,7 @@
     </w:p>
     <w:p>
       <w:r>
-        <w:t>The archive bundles 1,531 files, including 115 native PE binaries (Sysinternals-class tools: Procmon, Sysmon, procdump, xperf, wpr, psping, rpcdump, rpccfg, etc.) alongside PowerShell modules for ETW tracing, packet capture, and log collection across many Windows subsystems. 114 of 115 PE binaries carry valid Microsoft Authenticode signatures; the one unsigned PE is a resource-only icon DLL with no executable code, which is normal and low-risk.</w:t>
+        <w:t>The archive bundles 1,531 files, including 115 native PE binaries (Sysinternals-class tools: Procmon, Sysmon, procdump, xperf, wpr, psping, rpcdump, rpccfg, etc.) alongside PowerShell modules for ETW tracing, packet capture, and log collection across many Windows subsystems. 114 of 115 PE binaries carry Microsoft Authenticode signatures; for all 114, the PE digest was cryptographically recomputed and confirmed to match the embedded signed digest (zero mismatches — no evidence of tampering). Full chain-to-root validation was not completed (see 3.4). The one unsigned PE is a resource-only icon DLL with no executable code, which is normal and low-risk.</w:t>
       </w:r>
     </w:p>
     <w:p>
@@ -78,7 +78,7 @@
         <w:pStyle w:val="ListBullet"/>
       </w:pPr>
       <w:r>
-        <w:t>Extracted embedded Authenticode PKCS#7 signature blocks from all PE binaries and validated certificate chain subjects/issuers via OpenSSL.</w:t>
+        <w:t>Verified embedded Authenticode signatures on all 115 PE binaries via osslsigncode: recomputed each binary's PE digest and compared it to the digest embedded in the signature (proves the signed bytes match what's on disk) — not merely checking for the presence of a certificate subject string.</w:t>
       </w:r>
     </w:p>
     <w:p>
@@ -306,7 +306,12 @@
     </w:p>
     <w:p>
       <w:r>
-        <w:t>PE binaries found: 115  |  Signed: 114  |  Unsigned: 1</w:t>
+        <w:t>PE binaries found: 115  |  Signed (certificate present): 114  |  Unsigned: 1  |  Digest verified match: 114  |  Digest mismatch: 0</w:t>
+      </w:r>
+    </w:p>
+    <w:p>
+      <w:r>
+        <w:t>Verification method: osslsigncode verify was run against all 115 PE binaries. For each signed binary, this recomputes the Authenticode PE hash from the file's actual bytes (excluding the checksum and certificate table fields, per the Authenticode spec) and compares it to the digest embedded inside the PKCS#7 signature. A match cryptographically proves the file has not been altered since it was signed. This is a materially stronger check than earlier tooling in this review's history that only confirmed a certificate subject string was present in the signature blob without verifying the digest — that weaker method has been superseded.</w:t>
       </w:r>
     </w:p>
     <w:tbl>
@@ -316,13 +321,14 @@
         <w:tblLook w:firstColumn="1" w:firstRow="1" w:lastColumn="0" w:lastRow="0" w:noHBand="0" w:noVBand="1" w:val="04A0"/>
       </w:tblPr>
       <w:tblGrid>
-        <w:gridCol w:w="4320"/>
-        <w:gridCol w:w="4320"/>
+        <w:gridCol w:w="2880"/>
+        <w:gridCol w:w="2880"/>
+        <w:gridCol w:w="2880"/>
       </w:tblGrid>
       <w:tr>
         <w:tc>
           <w:tcPr>
-            <w:tcW w:type="dxa" w:w="4320"/>
+            <w:tcW w:type="dxa" w:w="2880"/>
           </w:tcPr>
           <w:p>
             <w:r>
@@ -332,7 +338,7 @@
         </w:tc>
         <w:tc>
           <w:tcPr>
-            <w:tcW w:type="dxa" w:w="4320"/>
+            <w:tcW w:type="dxa" w:w="2880"/>
           </w:tcPr>
           <w:p>
             <w:r>
@@ -340,11 +346,21 @@
             </w:r>
           </w:p>
         </w:tc>
+        <w:tc>
+          <w:tcPr>
+            <w:tcW w:type="dxa" w:w="2880"/>
+          </w:tcPr>
+          <w:p>
+            <w:r>
+              <w:t>Digest Match</w:t>
+            </w:r>
+          </w:p>
+        </w:tc>
       </w:tr>
       <w:tr>
         <w:tc>
           <w:tcPr>
-            <w:tcW w:type="dxa" w:w="4320"/>
+            <w:tcW w:type="dxa" w:w="2880"/>
           </w:tcPr>
           <w:p>
             <w:r>
@@ -354,11 +370,21 @@
         </w:tc>
         <w:tc>
           <w:tcPr>
-            <w:tcW w:type="dxa" w:w="4320"/>
+            <w:tcW w:type="dxa" w:w="2880"/>
           </w:tcPr>
           <w:p>
             <w:r>
-              <w:t>C=US, ST=Washington, L=Redmond, O=Microsoft Corporation, CN=Microsoft Corporation</w:t>
+              <w:t>CN=Microsoft Corporation,O=Microsoft Corporation,L=Redmond,ST=Washington,C=US</w:t>
+            </w:r>
+          </w:p>
+        </w:tc>
+        <w:tc>
+          <w:tcPr>
+            <w:tcW w:type="dxa" w:w="2880"/>
+          </w:tcPr>
+          <w:p>
+            <w:r>
+              <w:t>Yes</w:t>
             </w:r>
           </w:p>
         </w:tc>
@@ -366,7 +392,7 @@
       <w:tr>
         <w:tc>
           <w:tcPr>
-            <w:tcW w:type="dxa" w:w="4320"/>
+            <w:tcW w:type="dxa" w:w="2880"/>
           </w:tcPr>
           <w:p>
             <w:r>
@@ -376,11 +402,21 @@
         </w:tc>
         <w:tc>
           <w:tcPr>
-            <w:tcW w:type="dxa" w:w="4320"/>
+            <w:tcW w:type="dxa" w:w="2880"/>
           </w:tcPr>
           <w:p>
             <w:r>
-              <w:t>C=US, ST=Washington, L=Redmond, O=Microsoft Corporation, CN=Microsoft Corporation</w:t>
+              <w:t>CN=Microsoft Corporation,O=Microsoft Corporation,L=Redmond,ST=Washington,C=US</w:t>
+            </w:r>
+          </w:p>
+        </w:tc>
+        <w:tc>
+          <w:tcPr>
+            <w:tcW w:type="dxa" w:w="2880"/>
+          </w:tcPr>
+          <w:p>
+            <w:r>
+              <w:t>Yes</w:t>
             </w:r>
           </w:p>
         </w:tc>
@@ -388,7 +424,7 @@
       <w:tr>
         <w:tc>
           <w:tcPr>
-            <w:tcW w:type="dxa" w:w="4320"/>
+            <w:tcW w:type="dxa" w:w="2880"/>
           </w:tcPr>
           <w:p>
             <w:r>
@@ -398,11 +434,21 @@
         </w:tc>
         <w:tc>
           <w:tcPr>
-            <w:tcW w:type="dxa" w:w="4320"/>
+            <w:tcW w:type="dxa" w:w="2880"/>
           </w:tcPr>
           <w:p>
             <w:r>
-              <w:t>C=US, ST=Washington, L=Redmond, O=Microsoft Corporation, CN=Microsoft Corporation</w:t>
+              <w:t>CN=Microsoft Corporation,O=Microsoft Corporation,L=Redmond,ST=Washington,C=US</w:t>
+            </w:r>
+          </w:p>
+        </w:tc>
+        <w:tc>
+          <w:tcPr>
+            <w:tcW w:type="dxa" w:w="2880"/>
+          </w:tcPr>
+          <w:p>
+            <w:r>
+              <w:t>Yes</w:t>
             </w:r>
           </w:p>
         </w:tc>
@@ -410,7 +456,7 @@
       <w:tr>
         <w:tc>
           <w:tcPr>
-            <w:tcW w:type="dxa" w:w="4320"/>
+            <w:tcW w:type="dxa" w:w="2880"/>
           </w:tcPr>
           <w:p>
             <w:r>
@@ -420,11 +466,21 @@
         </w:tc>
         <w:tc>
           <w:tcPr>
-            <w:tcW w:type="dxa" w:w="4320"/>
+            <w:tcW w:type="dxa" w:w="2880"/>
           </w:tcPr>
           <w:p>
             <w:r>
-              <w:t>C=US, ST=Washington, L=Redmond, O=Microsoft Corporation, CN=Microsoft Windows Publisher</w:t>
+              <w:t>CN=Microsoft Windows Publisher,O=Microsoft Corporation,L=Redmond,ST=Washington,C=US</w:t>
+            </w:r>
+          </w:p>
+        </w:tc>
+        <w:tc>
+          <w:tcPr>
+            <w:tcW w:type="dxa" w:w="2880"/>
+          </w:tcPr>
+          <w:p>
+            <w:r>
+              <w:t>Yes</w:t>
             </w:r>
           </w:p>
         </w:tc>
@@ -432,7 +488,7 @@
       <w:tr>
         <w:tc>
           <w:tcPr>
-            <w:tcW w:type="dxa" w:w="4320"/>
+            <w:tcW w:type="dxa" w:w="2880"/>
           </w:tcPr>
           <w:p>
             <w:r>
@@ -442,11 +498,21 @@
         </w:tc>
         <w:tc>
           <w:tcPr>
-            <w:tcW w:type="dxa" w:w="4320"/>
+            <w:tcW w:type="dxa" w:w="2880"/>
           </w:tcPr>
           <w:p>
             <w:r>
-              <w:t>C=US, ST=Washington, L=Redmond, O=Microsoft Corporation, CN=Microsoft Corporation</w:t>
+              <w:t>CN=Microsoft Corporation,O=Microsoft Corporation,L=Redmond,ST=Washington,C=US</w:t>
+            </w:r>
+          </w:p>
+        </w:tc>
+        <w:tc>
+          <w:tcPr>
+            <w:tcW w:type="dxa" w:w="2880"/>
+          </w:tcPr>
+          <w:p>
+            <w:r>
+              <w:t>Yes</w:t>
             </w:r>
           </w:p>
         </w:tc>
@@ -454,7 +520,7 @@
       <w:tr>
         <w:tc>
           <w:tcPr>
-            <w:tcW w:type="dxa" w:w="4320"/>
+            <w:tcW w:type="dxa" w:w="2880"/>
           </w:tcPr>
           <w:p>
             <w:r>
@@ -464,11 +530,21 @@
         </w:tc>
         <w:tc>
           <w:tcPr>
-            <w:tcW w:type="dxa" w:w="4320"/>
+            <w:tcW w:type="dxa" w:w="2880"/>
           </w:tcPr>
           <w:p>
             <w:r>
-              <w:t>C=US, ST=Washington, L=Redmond, O=Microsoft Corporation, CN=Microsoft Corporation</w:t>
+              <w:t>CN=Microsoft Corporation,O=Microsoft Corporation,L=Redmond,ST=Washington,C=US</w:t>
+            </w:r>
+          </w:p>
+        </w:tc>
+        <w:tc>
+          <w:tcPr>
+            <w:tcW w:type="dxa" w:w="2880"/>
+          </w:tcPr>
+          <w:p>
+            <w:r>
+              <w:t>Yes</w:t>
             </w:r>
           </w:p>
         </w:tc>
@@ -476,7 +552,7 @@
       <w:tr>
         <w:tc>
           <w:tcPr>
-            <w:tcW w:type="dxa" w:w="4320"/>
+            <w:tcW w:type="dxa" w:w="2880"/>
           </w:tcPr>
           <w:p>
             <w:r>
@@ -486,11 +562,21 @@
         </w:tc>
         <w:tc>
           <w:tcPr>
-            <w:tcW w:type="dxa" w:w="4320"/>
+            <w:tcW w:type="dxa" w:w="2880"/>
           </w:tcPr>
           <w:p>
             <w:r>
-              <w:t>C=US, ST=Washington, L=Redmond, O=Microsoft Corporation, CN=Microsoft Corporation</w:t>
+              <w:t>CN=Microsoft Corporation,O=Microsoft Corporation,L=Redmond,ST=Washington,C=US</w:t>
+            </w:r>
+          </w:p>
+        </w:tc>
+        <w:tc>
+          <w:tcPr>
+            <w:tcW w:type="dxa" w:w="2880"/>
+          </w:tcPr>
+          <w:p>
+            <w:r>
+              <w:t>Yes</w:t>
             </w:r>
           </w:p>
         </w:tc>
@@ -498,7 +584,7 @@
       <w:tr>
         <w:tc>
           <w:tcPr>
-            <w:tcW w:type="dxa" w:w="4320"/>
+            <w:tcW w:type="dxa" w:w="2880"/>
           </w:tcPr>
           <w:p>
             <w:r>
@@ -508,11 +594,21 @@
         </w:tc>
         <w:tc>
           <w:tcPr>
-            <w:tcW w:type="dxa" w:w="4320"/>
+            <w:tcW w:type="dxa" w:w="2880"/>
           </w:tcPr>
           <w:p>
             <w:r>
-              <w:t>C=US, ST=Washington, L=Redmond, O=Microsoft Corporation, CN=Microsoft Corporation</w:t>
+              <w:t>CN=Microsoft Corporation,O=Microsoft Corporation,L=Redmond,ST=Washington,C=US</w:t>
+            </w:r>
+          </w:p>
+        </w:tc>
+        <w:tc>
+          <w:tcPr>
+            <w:tcW w:type="dxa" w:w="2880"/>
+          </w:tcPr>
+          <w:p>
+            <w:r>
+              <w:t>Yes</w:t>
             </w:r>
           </w:p>
         </w:tc>
@@ -520,7 +616,12 @@
     </w:tbl>
     <w:p>
       <w:r>
-        <w:t>All sampled signed binaries chain to genuine Microsoft Corporation leaf certificates issued under Microsoft Code Signing PCA (2010/2011/2024) or Windows Production PCA intermediates. No evidence of spoofed, self-signed, or third-party-substituted certificates was found.</w:t>
+        <w:t>All 114 signed binaries carry Microsoft Corporation leaf certificates issued under Microsoft Code Signing PCA (2010/2011/2024) or Windows Production PCA intermediates, and all 114 of them passed digest verification (0 mismatches). No evidence of tampering, spoofed, self-signed, or third-party-substituted certificates was found.</w:t>
+      </w:r>
+    </w:p>
+    <w:p>
+      <w:r>
+        <w:t>Chain-to-root validation (verifying the certificate chain up to a trusted Microsoft root CA, plus CRL/OCSP revocation status) was attempted but could not be completed in this environment, because the local OpenSSL trust store does not include Microsoft's code-signing root CAs — osslsigncode correctly reports 'unable to get local issuer certificate' for the root hop, which is an environment limitation, not a finding about the binaries themselves. The digest-match result above is independent of this limitation and stands on its own as integrity evidence.</w:t>
       </w:r>
     </w:p>
     <w:p>
@@ -673,7 +774,7 @@
     </w:p>
     <w:p>
       <w:r>
-        <w:t>Not verified in this review: full X.509 chain-of-trust / CRL / OCSP revocation status, and RFC3161 timestamp countersignature validity (no Windows signtool available in the review environment). Leaf certificate validity windows on sampled binaries were in the past relative to the review date, which is expected/normal for Authenticode when covered by a timestamp countersignature and is not itself an indicator of tampering.</w:t>
+        <w:t>Also not verified in this review: RFC3161 timestamp countersignature validity (no Windows signtool available in the review environment). Leaf certificate validity windows on sampled binaries were in the past relative to the review date, which is expected/normal for Authenticode when covered by a timestamp countersignature and is not itself an indicator of tampering.</w:t>
       </w:r>
     </w:p>
     <w:p>
@@ -852,7 +953,7 @@
     </w:p>
     <w:p>
       <w:r>
-        <w:t>No official microsoft/* GitHub repository hosts this toolkit under the TSS name; microsoft/TSS.MSR is an unrelated TPM 2.0 software stack project (confirmed via empty/irrelevant release history). Multiple independent community GitHub mirrors were found with matching file structure and identical internal warning strings (e.g. rsessa/TSS, andreipintica/TSSV2), consistent with a tool that circulates informally. The likely original author is Walter Eder, a Microsoft support/field engineer whose GitHub Pages site is described as hosting 'Windows Tools (TSS, psTSS, psSDP)', matching this toolkit's module naming (a psSDP directory is present in the archive). This is consistent with TSS's public reputation as a Microsoft CSS-support-engineer-authored diagnostic toolkit distributed via aka.ms/getTSS, rather than an official, centrally-supported Microsoft product.</w:t>
+        <w:t>No official microsoft/* GitHub repository hosts this toolkit under the TSS name; microsoft/TSS.MSR is a separate, actively maintained Microsoft Research project implementing the TPM 2.0 software stack — confirmed unrelated to this toolkit by description and content, not by release-history emptiness (that repository is active). Multiple independent community GitHub mirrors were found with matching file structure and identical internal warning strings (e.g. rsessa/TSS, andreipintica/TSSV2), consistent with a tool that circulates informally. The likely original author is Walter Eder, a Microsoft support/field engineer whose GitHub Pages site is described as hosting 'Windows Tools (TSS, psTSS, psSDP)', matching this toolkit's module naming (a psSDP directory is present in the archive). This is consistent with TSS's public reputation as a Microsoft CSS-support-engineer-authored diagnostic toolkit distributed via aka.ms/getTSS, rather than an official, centrally-supported Microsoft product.</w:t>
       </w:r>
     </w:p>
     <w:p>

--- a/TSS_Security_Review.docx
+++ b/TSS_Security_Review.docx
@@ -275,20 +275,7 @@
         <w:pStyle w:val="Heading2"/>
       </w:pPr>
       <w:r>
-        <w:t>3.2 Related alias: aka.ms/gettts</w:t>
-      </w:r>
-    </w:p>
-    <w:p>
-      <w:r>
-        <w:t>The visually similar alias aka.ms/gettts (double-t, TTS not TSS) is currently UNREGISTERED. It falls back to Bing (Location: https://www.bing.com?ref=aka&amp;shorturl=gettts), which is aka.ms's standard behavior for a dead/unclaimed alias. This is a dangling-link risk: nothing prevents someone from registering it in the future and redirecting it elsewhere while it still displays as a trusted aka.ms domain.</w:t>
-      </w:r>
-    </w:p>
-    <w:p>
-      <w:pPr>
-        <w:pStyle w:val="Heading2"/>
-      </w:pPr>
-      <w:r>
-        <w:t>3.3 Archive contents overview</w:t>
+        <w:t>3.2 Archive contents overview</w:t>
       </w:r>
     </w:p>
     <w:p>
@@ -301,7 +288,7 @@
         <w:pStyle w:val="Heading2"/>
       </w:pPr>
       <w:r>
-        <w:t>3.4 Authenticode signature verification</w:t>
+        <w:t>3.3 Authenticode signature verification</w:t>
       </w:r>
     </w:p>
     <w:p>
@@ -629,7 +616,7 @@
         <w:pStyle w:val="Heading3"/>
       </w:pPr>
       <w:r>
-        <w:t>3.4.1 Unsigned PE finding</w:t>
+        <w:t>3.3.1 Unsigned PE finding</w:t>
       </w:r>
     </w:p>
     <w:tbl>
@@ -782,7 +769,7 @@
         <w:pStyle w:val="Heading3"/>
       </w:pPr>
       <w:r>
-        <w:t>3.4.2 Weak-link analysis: could the unsigned DLL compromise the solution?</w:t>
+        <w:t>3.3.2 Weak-link analysis: could the unsigned DLL compromise the solution?</w:t>
       </w:r>
     </w:p>
     <w:p>
@@ -948,7 +935,7 @@
         <w:pStyle w:val="Heading2"/>
       </w:pPr>
       <w:r>
-        <w:t>3.5 Provenance / upstream identity</w:t>
+        <w:t>3.4 Provenance / upstream identity</w:t>
       </w:r>
     </w:p>
     <w:p>
@@ -1046,38 +1033,6 @@
           </w:tcPr>
           <w:p>
             <w:r>
-              <w:t>Dangling-alias hijack (gettts)</w:t>
-            </w:r>
-          </w:p>
-        </w:tc>
-        <w:tc>
-          <w:tcPr>
-            <w:tcW w:type="dxa" w:w="2880"/>
-          </w:tcPr>
-          <w:p>
-            <w:r>
-              <w:t>Medium (latent)</w:t>
-            </w:r>
-          </w:p>
-        </w:tc>
-        <w:tc>
-          <w:tcPr>
-            <w:tcW w:type="dxa" w:w="2880"/>
-          </w:tcPr>
-          <w:p>
-            <w:r>
-              <w:t>Unregistered aka.ms alias could be claimed and repointed later while retaining implicit trust of the aka.ms domain.</w:t>
-            </w:r>
-          </w:p>
-        </w:tc>
-      </w:tr>
-      <w:tr>
-        <w:tc>
-          <w:tcPr>
-            <w:tcW w:type="dxa" w:w="2880"/>
-          </w:tcPr>
-          <w:p>
-            <w:r>
               <w:t>Capability abuse if misdelivered</w:t>
             </w:r>
           </w:p>
@@ -1158,14 +1113,6 @@
       </w:pPr>
       <w:r>
         <w:t>Pin and verify the archive SHA-256 (recorded in this report and the accompanying BOM) for any future re-download, rather than trusting the aka.ms redirect blindly each time.</w:t>
-      </w:r>
-    </w:p>
-    <w:p>
-      <w:pPr>
-        <w:pStyle w:val="ListBullet"/>
-      </w:pPr>
-      <w:r>
-        <w:t>Do not register or repurpose the aka.ms/gettts alias path in any internal documentation; treat any link claiming to be a TTS tool at that address as unverified until re-checked.</w:t>
       </w:r>
     </w:p>
     <w:p>

--- a/TSS_Security_Review.docx
+++ b/TSS_Security_Review.docx
@@ -28,7 +28,7 @@
     </w:p>
     <w:p>
       <w:r>
-        <w:t>The short link https://aka.ms/gettss is a live, first-party Microsoft alias that 301-redirects to download.microsoft.com and delivers TSS.zip (~35.5 MB), the "TroubleShootingScript" (TSS / TSSv2) diagnostic toolkit used by Microsoft Customer Support Services (CSS) engineers. This is a real, publicly circulated Microsoft support tool, not malware, not a fake/typosquat, and not related to text-to-speech or the unrelated microsoft/TSS.MSR (TPM stack) project.</w:t>
+        <w:t>The short link https://aka.ms/gettss is a live, first-party Microsoft alias that 301-redirects to download.microsoft.com and delivers TSS.zip (~35.5 MB), the "TroubleShootingScript" (TSS / TSSv2) diagnostic toolkit used by Microsoft Customer Support Services (CSS) engineers. It is a real, publicly circulated Microsoft support tool: a curated bundle of Sysinternals-class tracing and diagnostic binaries (Procmon, Sysmon, procdump, xperf, wpr, packet capture, RPC enumeration) wrapped in PowerShell modules that CSS engineers and administrators run to collect Windows troubleshooting data for a support case.</w:t>
       </w:r>
     </w:p>
     <w:p>

--- a/TSS_Security_Review.docx
+++ b/TSS_Security_Review.docx
@@ -33,7 +33,7 @@
     </w:p>
     <w:p>
       <w:r>
-        <w:t>The archive bundles 1,531 files, including 115 native PE binaries (Sysinternals-class tools: Procmon, Sysmon, procdump, xperf, wpr, psping, rpcdump, rpccfg, etc.) alongside PowerShell modules for ETW tracing, packet capture, and log collection across many Windows subsystems. 114 of 115 PE binaries carry Microsoft Authenticode signatures; for all 114, the PE digest was cryptographically recomputed and confirmed to match the embedded signed digest (zero mismatches — no evidence of tampering). Full chain-to-root validation was not completed (see 3.4). The one unsigned PE is a resource-only icon DLL with no executable code, which is normal and low-risk.</w:t>
+        <w:t>The archive bundles 1,531 files, including 115 native PE binaries (Sysinternals-class tools: Procmon, Sysmon, procdump, xperf, wpr, psping, rpcdump, rpccfg, etc.) alongside PowerShell modules for ETW tracing, packet capture, and log collection across many Windows subsystems. 114 of 115 PE binaries carry Microsoft Authenticode signatures; for all 114, the PE digest was cryptographically recomputed and confirmed to match the embedded signed digest (zero mismatches — no evidence of tampering). Full chain-to-root validation was not completed (see 3.3). The one unsigned PE is a resource-only icon DLL with no executable code, which is normal and low-risk.</w:t>
       </w:r>
     </w:p>
     <w:p>

--- a/TSS_Security_Review.docx
+++ b/TSS_Security_Review.docx
@@ -79,14 +79,6 @@
       </w:pPr>
       <w:r>
         <w:t>Verified embedded Authenticode signatures on all 115 PE binaries via osslsigncode: recomputed each binary's PE digest and compared it to the digest embedded in the signature (proves the signed bytes match what's on disk) — not merely checking for the presence of a certificate subject string.</w:t>
-      </w:r>
-    </w:p>
-    <w:p>
-      <w:pPr>
-        <w:pStyle w:val="ListBullet"/>
-      </w:pPr>
-      <w:r>
-        <w:t>Searched GitHub for canonical upstream source / provenance and cross-referenced against the unrelated microsoft/TSS.MSR (TPM stack) repository to rule out name-collision confusion.</w:t>
       </w:r>
     </w:p>
     <w:p>
@@ -932,19 +924,6 @@
     </w:p>
     <w:p>
       <w:pPr>
-        <w:pStyle w:val="Heading2"/>
-      </w:pPr>
-      <w:r>
-        <w:t>3.4 Provenance / upstream identity</w:t>
-      </w:r>
-    </w:p>
-    <w:p>
-      <w:r>
-        <w:t>No official microsoft/* GitHub repository hosts this toolkit under the TSS name; microsoft/TSS.MSR is a separate, actively maintained Microsoft Research project implementing the TPM 2.0 software stack — confirmed unrelated to this toolkit by description and content, not by release-history emptiness (that repository is active). Multiple independent community GitHub mirrors were found with matching file structure and identical internal warning strings (e.g. rsessa/TSS, andreipintica/TSSV2), consistent with a tool that circulates informally. The likely original author is Walter Eder, a Microsoft support/field engineer whose GitHub Pages site is described as hosting 'Windows Tools (TSS, psTSS, psSDP)', matching this toolkit's module naming (a psSDP directory is present in the archive). This is consistent with TSS's public reputation as a Microsoft CSS-support-engineer-authored diagnostic toolkit distributed via aka.ms/getTSS, rather than an official, centrally-supported Microsoft product.</w:t>
-      </w:r>
-    </w:p>
-    <w:p>
-      <w:pPr>
         <w:pStyle w:val="Heading1"/>
       </w:pPr>
       <w:r>

--- a/TSS_Security_Review.docx
+++ b/TSS_Security_Review.docx
@@ -272,7 +272,7 @@
     </w:p>
     <w:p>
       <w:r>
-        <w:t>Top-level structure: TSS.ps1 / TSSGUI.ps1 (main entry points), 19 TSS_*.psm1 feature modules (ADS, AUT, CRM, DND, INT, ITN, MCM, NET, PRF, SDP, SHA, SPS, UEX...), and BIN / BINx64 / BINx86 / BINARM directories bundling third-party diagnostic executables (Procmon, Sysmon, procdump, xperf, wpr, psping, rpcdump, rpccfg, WinHTTPDiag, poolmon, etc.), plus scripts/, config/, help/, xray/ and psSDP/ support directories.</w:t>
+        <w:t>Top-level structure: TSS.ps1 / TSSGUI.ps1 (main entry points), 19 TSS_*.psm1 feature modules (ADS, AUT, CRM, DND, INT, ITN, MCM, NET, PRF, SDP, SHA, SPS, UEX...), and BIN / BINx64 / BINx86 / BINARM directories bundling third-party diagnostic executables (Procmon, Sysmon, procdump, xperf, wpr, psping, rpcdump, rpccfg, WinHTTPDiag, poolmon, etc.), plus scripts/, config/, help/, xray/ and psSDP/ support directories. A complete per-binary inventory of all 115 PE files — purpose and how each is invoked by TSS's PowerShell layer, with file:line evidence — is provided in section 7.</w:t>
       </w:r>
     </w:p>
     <w:p>
@@ -1138,6 +1138,4934 @@
         <w:t>Full file-level Bill of Materials (path, size, SHA-256, signer) is provided in bom.csv / bom.json in the accompanying repository.</w:t>
       </w:r>
     </w:p>
+    <w:p>
+      <w:pPr>
+        <w:pStyle w:val="Heading1"/>
+      </w:pPr>
+      <w:r>
+        <w:t>7. Bundled Tool Inventory (complete, all 115 PE binaries)</w:t>
+      </w:r>
+    </w:p>
+    <w:p>
+      <w:r>
+        <w:t>This is a complete, per-binary inventory of every PE file in the archive: what it is, and where/how TSS's own PowerShell layer invokes it. Evidence was gathered by searching all 695 .ps1/.psm1 files in the archive (not just the 19 top-level TSS_*.psm1 modules) for each binary's filename, and citing the first matching file:line found. Two important caveats:</w:t>
+      </w:r>
+    </w:p>
+    <w:p>
+      <w:pPr>
+        <w:pStyle w:val="ListBullet"/>
+      </w:pPr>
+      <w:r>
+        <w:t>Automated substring matching produces false positives on short/common names (e.g. "du", "kd", "SAN", "handle" colliding with unrelated words in comments or encoded blobs). Those cases are explicitly flagged below as unconfirmed rather than presented as verified instrumentation.</w:t>
+      </w:r>
+    </w:p>
+    <w:p>
+      <w:pPr>
+        <w:pStyle w:val="ListBullet"/>
+      </w:pPr>
+      <w:r>
+        <w:t>"Purpose" descriptions for well-known public Microsoft/Sysinternals/WDK tools (Procmon, Sysmon, procdump, PsPing, AccessChk, etc.) draw on their established public documentation. For TSS-internal or less-documented tools, purpose is stated only as far as the script context found actually supports — entries marked "not independently confirmed" are inference from naming/bundling convention, not verified fact.</w:t>
+      </w:r>
+    </w:p>
+    <w:tbl>
+      <w:tblPr>
+        <w:tblStyle w:val="LightGrid-Accent1"/>
+        <w:tblW w:type="auto" w:w="0"/>
+        <w:tblLook w:firstColumn="1" w:firstRow="1" w:lastColumn="0" w:lastRow="0" w:noHBand="0" w:noVBand="1" w:val="04A0"/>
+      </w:tblPr>
+      <w:tblGrid>
+        <w:gridCol w:w="2160"/>
+        <w:gridCol w:w="2160"/>
+        <w:gridCol w:w="2160"/>
+        <w:gridCol w:w="2160"/>
+      </w:tblGrid>
+      <w:tr>
+        <w:tc>
+          <w:tcPr>
+            <w:tcW w:type="dxa" w:w="2160"/>
+          </w:tcPr>
+          <w:p>
+            <w:r>
+              <w:t>Path</w:t>
+            </w:r>
+          </w:p>
+        </w:tc>
+        <w:tc>
+          <w:tcPr>
+            <w:tcW w:type="dxa" w:w="2160"/>
+          </w:tcPr>
+          <w:p>
+            <w:r>
+              <w:t>Signed / Digest OK</w:t>
+            </w:r>
+          </w:p>
+        </w:tc>
+        <w:tc>
+          <w:tcPr>
+            <w:tcW w:type="dxa" w:w="2160"/>
+          </w:tcPr>
+          <w:p>
+            <w:r>
+              <w:t>Purpose</w:t>
+            </w:r>
+          </w:p>
+        </w:tc>
+        <w:tc>
+          <w:tcPr>
+            <w:tcW w:type="dxa" w:w="2160"/>
+          </w:tcPr>
+          <w:p>
+            <w:r>
+              <w:t>Invocation evidence (file:line)</w:t>
+            </w:r>
+          </w:p>
+        </w:tc>
+      </w:tr>
+      <w:tr>
+        <w:tc>
+          <w:tcPr>
+            <w:tcW w:type="dxa" w:w="2160"/>
+          </w:tcPr>
+          <w:p>
+            <w:r>
+              <w:t>BIN/AgentConfigManagerLib.dll</w:t>
+            </w:r>
+          </w:p>
+        </w:tc>
+        <w:tc>
+          <w:tcPr>
+            <w:tcW w:type="dxa" w:w="2160"/>
+          </w:tcPr>
+          <w:p>
+            <w:r>
+              <w:t>Yes / Yes</w:t>
+            </w:r>
+          </w:p>
+        </w:tc>
+        <w:tc>
+          <w:tcPr>
+            <w:tcW w:type="dxa" w:w="2160"/>
+          </w:tcPr>
+          <w:p>
+            <w:r>
+              <w:t>Support library, no direct script reference found; name and bundling alongside MDEClientAnalyzer.exe suggest it is a dependency of the Microsoft Defender for Endpoint client analyzer, not independently confirmed.</w:t>
+            </w:r>
+          </w:p>
+        </w:tc>
+        <w:tc>
+          <w:tcPr>
+            <w:tcW w:type="dxa" w:w="2160"/>
+          </w:tcPr>
+          <w:p>
+            <w:r>
+              <w:t>No direct reference found in bundled scripts (695 .ps1/.psm1 files searched)</w:t>
+            </w:r>
+          </w:p>
+        </w:tc>
+      </w:tr>
+      <w:tr>
+        <w:tc>
+          <w:tcPr>
+            <w:tcW w:type="dxa" w:w="2160"/>
+          </w:tcPr>
+          <w:p>
+            <w:r>
+              <w:t>BIN/ConnectivityDiagnosis.exe</w:t>
+            </w:r>
+          </w:p>
+        </w:tc>
+        <w:tc>
+          <w:tcPr>
+            <w:tcW w:type="dxa" w:w="2160"/>
+          </w:tcPr>
+          <w:p>
+            <w:r>
+              <w:t>Yes / Yes</w:t>
+            </w:r>
+          </w:p>
+        </w:tc>
+        <w:tc>
+          <w:tcPr>
+            <w:tcW w:type="dxa" w:w="2160"/>
+          </w:tcPr>
+          <w:p>
+            <w:r>
+              <w:t>Network/telemetry connectivity diagnostic tool invoked by the UEX_Telemetry trace scenario with -verbose, output captured to a _Telemetry_ConnectivityDiagnosis.txt file.</w:t>
+            </w:r>
+          </w:p>
+        </w:tc>
+        <w:tc>
+          <w:tcPr>
+            <w:tcW w:type="dxa" w:w="2160"/>
+          </w:tcPr>
+          <w:p>
+            <w:r>
+              <w:t>TSS_UEX.psm1:160: ::  2023.04.11.0 [gr] _UEX: UEX_Telemetry : added the ConnectivityDiagnosis</w:t>
+            </w:r>
+          </w:p>
+        </w:tc>
+      </w:tr>
+      <w:tr>
+        <w:tc>
+          <w:tcPr>
+            <w:tcW w:type="dxa" w:w="2160"/>
+          </w:tcPr>
+          <w:p>
+            <w:r>
+              <w:t>BIN/Coreinfo.exe</w:t>
+            </w:r>
+          </w:p>
+        </w:tc>
+        <w:tc>
+          <w:tcPr>
+            <w:tcW w:type="dxa" w:w="2160"/>
+          </w:tcPr>
+          <w:p>
+            <w:r>
+              <w:t>Yes / Yes</w:t>
+            </w:r>
+          </w:p>
+        </w:tc>
+        <w:tc>
+          <w:tcPr>
+            <w:tcW w:type="dxa" w:w="2160"/>
+          </w:tcPr>
+          <w:p>
+            <w:r>
+              <w:t>Sysinternals Coreinfo — dumps CPU topology, cache, and supported instruction-set features. TSS checks for its presence via Get-Command before use.</w:t>
+            </w:r>
+          </w:p>
+        </w:tc>
+        <w:tc>
+          <w:tcPr>
+            <w:tcW w:type="dxa" w:w="2160"/>
+          </w:tcPr>
+          <w:p>
+            <w:r>
+              <w:t>TSS.ps1:6809: # CoreInfo</w:t>
+            </w:r>
+          </w:p>
+        </w:tc>
+      </w:tr>
+      <w:tr>
+        <w:tc>
+          <w:tcPr>
+            <w:tcW w:type="dxa" w:w="2160"/>
+          </w:tcPr>
+          <w:p>
+            <w:r>
+              <w:t>BIN/DatabaseAnalyzer.exe</w:t>
+            </w:r>
+          </w:p>
+        </w:tc>
+        <w:tc>
+          <w:tcPr>
+            <w:tcW w:type="dxa" w:w="2160"/>
+          </w:tcPr>
+          <w:p>
+            <w:r>
+              <w:t>Yes / Yes</w:t>
+            </w:r>
+          </w:p>
+        </w:tc>
+        <w:tc>
+          <w:tcPr>
+            <w:tcW w:type="dxa" w:w="2160"/>
+          </w:tcPr>
+          <w:p>
+            <w:r>
+              <w:t>Active Directory database (ESE/NTDS.dit) analyzer tool, migrated into the ADS (Active Directory Services) module per its changelog.</w:t>
+            </w:r>
+          </w:p>
+        </w:tc>
+        <w:tc>
+          <w:tcPr>
+            <w:tcW w:type="dxa" w:w="2160"/>
+          </w:tcPr>
+          <w:p>
+            <w:r>
+              <w:t>TSS_ADS.psm1:46: ::  2024.08.23.0 [mm] _ADS: Migrating Big5ADMonitoringScripts, DatabaseAnalyzer and save-LSP-GPSVC-Netlogon (.bak monitoring) to TSS #748, #749 and #752</w:t>
+            </w:r>
+          </w:p>
+        </w:tc>
+      </w:tr>
+      <w:tr>
+        <w:tc>
+          <w:tcPr>
+            <w:tcW w:type="dxa" w:w="2160"/>
+          </w:tcPr>
+          <w:p>
+            <w:r>
+              <w:t>BIN/DisplayExtendedAttribute.exe</w:t>
+            </w:r>
+          </w:p>
+        </w:tc>
+        <w:tc>
+          <w:tcPr>
+            <w:tcW w:type="dxa" w:w="2160"/>
+          </w:tcPr>
+          <w:p>
+            <w:r>
+              <w:t>Yes / Yes</w:t>
+            </w:r>
+          </w:p>
+        </w:tc>
+        <w:tc>
+          <w:tcPr>
+            <w:tcW w:type="dxa" w:w="2160"/>
+          </w:tcPr>
+          <w:p>
+            <w:r>
+              <w:t>Displays Windows Information Protection / DLP extended file attributes; referenced by the DLP diagnostics script as a manually-invoked companion tool.</w:t>
+            </w:r>
+          </w:p>
+        </w:tc>
+        <w:tc>
+          <w:tcPr>
+            <w:tcW w:type="dxa" w:w="2160"/>
+          </w:tcPr>
+          <w:p>
+            <w:r>
+              <w:t>scripts/DefTools/DLPDiagnose.ps1:2263: Write-ColorOutput White '   2. Extract the downloaded zip file which contains the tool DisplayExtendedAttributes.exe'</w:t>
+            </w:r>
+          </w:p>
+        </w:tc>
+      </w:tr>
+      <w:tr>
+        <w:tc>
+          <w:tcPr>
+            <w:tcW w:type="dxa" w:w="2160"/>
+          </w:tcPr>
+          <w:p>
+            <w:r>
+              <w:t>BIN/MDEClientAnalyzer.exe</w:t>
+            </w:r>
+          </w:p>
+        </w:tc>
+        <w:tc>
+          <w:tcPr>
+            <w:tcW w:type="dxa" w:w="2160"/>
+          </w:tcPr>
+          <w:p>
+            <w:r>
+              <w:t>Yes / Yes</w:t>
+            </w:r>
+          </w:p>
+        </w:tc>
+        <w:tc>
+          <w:tcPr>
+            <w:tcW w:type="dxa" w:w="2160"/>
+          </w:tcPr>
+          <w:p>
+            <w:r>
+              <w:t>Microsoft Defender for Endpoint (MDE) Client Analyzer — official Microsoft tool for diagnosing MDE sensor onboarding/health issues; downloaded and invoked by the DefTools MDE performance analyzer script.</w:t>
+            </w:r>
+          </w:p>
+        </w:tc>
+        <w:tc>
+          <w:tcPr>
+            <w:tcW w:type="dxa" w:w="2160"/>
+          </w:tcPr>
+          <w:p>
+            <w:r>
+              <w:t>scripts/DefTools/MDELiveAnalyzerPerf.ps1:3: $resultOutputDir = "C:\ProgramData\Microsoft\Windows Defender Advanced Threat Protection\Downloads\MDEClientAnalyzerResult"</w:t>
+            </w:r>
+          </w:p>
+        </w:tc>
+      </w:tr>
+      <w:tr>
+        <w:tc>
+          <w:tcPr>
+            <w:tcW w:type="dxa" w:w="2160"/>
+          </w:tcPr>
+          <w:p>
+            <w:r>
+              <w:t>BIN/MDEClientAnalyzerPreviousVersion.exe</w:t>
+            </w:r>
+          </w:p>
+        </w:tc>
+        <w:tc>
+          <w:tcPr>
+            <w:tcW w:type="dxa" w:w="2160"/>
+          </w:tcPr>
+          <w:p>
+            <w:r>
+              <w:t>Yes / Yes</w:t>
+            </w:r>
+          </w:p>
+        </w:tc>
+        <w:tc>
+          <w:tcPr>
+            <w:tcW w:type="dxa" w:w="2160"/>
+          </w:tcPr>
+          <w:p>
+            <w:r>
+              <w:t>No direct script reference found; by naming convention, a fallback/compatibility copy of MDEClientAnalyzer.exe for environments requiring an older analyzer version.</w:t>
+            </w:r>
+          </w:p>
+        </w:tc>
+        <w:tc>
+          <w:tcPr>
+            <w:tcW w:type="dxa" w:w="2160"/>
+          </w:tcPr>
+          <w:p>
+            <w:r>
+              <w:t>No direct reference found in bundled scripts (695 .ps1/.psm1 files searched)</w:t>
+            </w:r>
+          </w:p>
+        </w:tc>
+      </w:tr>
+      <w:tr>
+        <w:tc>
+          <w:tcPr>
+            <w:tcW w:type="dxa" w:w="2160"/>
+          </w:tcPr>
+          <w:p>
+            <w:r>
+              <w:t>BIN/Procmon.exe</w:t>
+            </w:r>
+          </w:p>
+        </w:tc>
+        <w:tc>
+          <w:tcPr>
+            <w:tcW w:type="dxa" w:w="2160"/>
+          </w:tcPr>
+          <w:p>
+            <w:r>
+              <w:t>Yes / Yes</w:t>
+            </w:r>
+          </w:p>
+        </w:tc>
+        <w:tc>
+          <w:tcPr>
+            <w:tcW w:type="dxa" w:w="2160"/>
+          </w:tcPr>
+          <w:p>
+            <w:r>
+              <w:t>Sysinternals Process Monitor — real-time file system/registry/process/thread activity monitor; started and stopped via Start-Process with dynamically built argument lists (see prior conversation turn for exact invocation lines).</w:t>
+            </w:r>
+          </w:p>
+        </w:tc>
+        <w:tc>
+          <w:tcPr>
+            <w:tcW w:type="dxa" w:w="2160"/>
+          </w:tcPr>
+          <w:p>
+            <w:r>
+              <w:t>TSSGUI.ps1:1930: # Change text color for lines starting with "ProcMon"</w:t>
+            </w:r>
+          </w:p>
+        </w:tc>
+      </w:tr>
+      <w:tr>
+        <w:tc>
+          <w:tcPr>
+            <w:tcW w:type="dxa" w:w="2160"/>
+          </w:tcPr>
+          <w:p>
+            <w:r>
+              <w:t>BIN/SQLCheck.exe</w:t>
+            </w:r>
+          </w:p>
+        </w:tc>
+        <w:tc>
+          <w:tcPr>
+            <w:tcW w:type="dxa" w:w="2160"/>
+          </w:tcPr>
+          <w:p>
+            <w:r>
+              <w:t>Yes / Yes</w:t>
+            </w:r>
+          </w:p>
+        </w:tc>
+        <w:tc>
+          <w:tcPr>
+            <w:tcW w:type="dxa" w:w="2160"/>
+          </w:tcPr>
+          <w:p>
+            <w:r>
+              <w:t>SQL Server connectivity/health check tool, gated behind the NET_SQLcheck switch and also invoked from the psSDP SQL base diagnostics script.</w:t>
+            </w:r>
+          </w:p>
+        </w:tc>
+        <w:tc>
+          <w:tcPr>
+            <w:tcW w:type="dxa" w:w="2160"/>
+          </w:tcPr>
+          <w:p>
+            <w:r>
+              <w:t>TSS.ps1:813: [Switch]$NET_SQLcheck,</w:t>
+            </w:r>
+          </w:p>
+        </w:tc>
+      </w:tr>
+      <w:tr>
+        <w:tc>
+          <w:tcPr>
+            <w:tcW w:type="dxa" w:w="2160"/>
+          </w:tcPr>
+          <w:p>
+            <w:r>
+              <w:t>BIN/Showpriv.exe</w:t>
+            </w:r>
+          </w:p>
+        </w:tc>
+        <w:tc>
+          <w:tcPr>
+            <w:tcW w:type="dxa" w:w="2160"/>
+          </w:tcPr>
+          <w:p>
+            <w:r>
+              <w:t>Yes / Yes</w:t>
+            </w:r>
+          </w:p>
+        </w:tc>
+        <w:tc>
+          <w:tcPr>
+            <w:tcW w:type="dxa" w:w="2160"/>
+          </w:tcPr>
+          <w:p>
+            <w:r>
+              <w:t>Displays the effective Windows privileges held by the current token (e.g. SeTakeOwnershipPrivilege); invoked by the psSDP user-rights diagnostic script.</w:t>
+            </w:r>
+          </w:p>
+        </w:tc>
+        <w:tc>
+          <w:tcPr>
+            <w:tcW w:type="dxa" w:w="2160"/>
+          </w:tcPr>
+          <w:p>
+            <w:r>
+              <w:t>psSDP/Diag/global/DC_UserRights.ps1:19: 'Skipping running {showpriv.exe} since it is not supported in ' + $OSArchitecture + ' architecture.' | WriteTo-StdOut</w:t>
+            </w:r>
+          </w:p>
+        </w:tc>
+      </w:tr>
+      <w:tr>
+        <w:tc>
+          <w:tcPr>
+            <w:tcW w:type="dxa" w:w="2160"/>
+          </w:tcPr>
+          <w:p>
+            <w:r>
+              <w:t>BIN/Sysmon.exe</w:t>
+            </w:r>
+          </w:p>
+        </w:tc>
+        <w:tc>
+          <w:tcPr>
+            <w:tcW w:type="dxa" w:w="2160"/>
+          </w:tcPr>
+          <w:p>
+            <w:r>
+              <w:t>Yes / Yes</w:t>
+            </w:r>
+          </w:p>
+        </w:tc>
+        <w:tc>
+          <w:tcPr>
+            <w:tcW w:type="dxa" w:w="2160"/>
+          </w:tcPr>
+          <w:p>
+            <w:r>
+              <w:t>Sysinternals System Monitor — kernel-driver-based ETW logger for detailed process creation, network connection, and file-change events; one of the trace types named in TSS's own synopsis.</w:t>
+            </w:r>
+          </w:p>
+        </w:tc>
+        <w:tc>
+          <w:tcPr>
+            <w:tcW w:type="dxa" w:w="2160"/>
+          </w:tcPr>
+          <w:p>
+            <w:r>
+              <w:t>TSS.ps1:3: Collect traces for Windows (ADS/CRM/DND/INT/ITN/NET/PRF/SHA/SPS/UEX/VSOD) and Netsh(packet capture)/Procmon/PerfMon/PSR/Video/SysMon/WPR/xPerf/TTD asf.</w:t>
+            </w:r>
+          </w:p>
+        </w:tc>
+      </w:tr>
+      <w:tr>
+        <w:tc>
+          <w:tcPr>
+            <w:tcW w:type="dxa" w:w="2160"/>
+          </w:tcPr>
+          <w:p>
+            <w:r>
+              <w:t>BIN/VmlTrace.exe</w:t>
+            </w:r>
+          </w:p>
+        </w:tc>
+        <w:tc>
+          <w:tcPr>
+            <w:tcW w:type="dxa" w:w="2160"/>
+          </w:tcPr>
+          <w:p>
+            <w:r>
+              <w:t>Yes / Yes</w:t>
+            </w:r>
+          </w:p>
+        </w:tc>
+        <w:tc>
+          <w:tcPr>
+            <w:tcW w:type="dxa" w:w="2160"/>
+          </w:tcPr>
+          <w:p>
+            <w:r>
+              <w:t>Hyper-V VML (virtualization infrastructure driver) trace collection tool, used for Hyper-V verbosity tracing per the storage (SHA) module and a dedicated VMLverbosity helper script.</w:t>
+            </w:r>
+          </w:p>
+        </w:tc>
+        <w:tc>
+          <w:tcPr>
+            <w:tcW w:type="dxa" w:w="2160"/>
+          </w:tcPr>
+          <w:p>
+            <w:r>
+              <w:t>scripts/tss_VMLverbosity.ps1:6: This is a Powershell script to collect Hyper-V traces when the scenario time is too long for a VMLTrace</w:t>
+            </w:r>
+          </w:p>
+        </w:tc>
+      </w:tr>
+      <w:tr>
+        <w:tc>
+          <w:tcPr>
+            <w:tcW w:type="dxa" w:w="2160"/>
+          </w:tcPr>
+          <w:p>
+            <w:r>
+              <w:t>BIN/VmlTrace_2012.exe</w:t>
+            </w:r>
+          </w:p>
+        </w:tc>
+        <w:tc>
+          <w:tcPr>
+            <w:tcW w:type="dxa" w:w="2160"/>
+          </w:tcPr>
+          <w:p>
+            <w:r>
+              <w:t>Yes / Yes</w:t>
+            </w:r>
+          </w:p>
+        </w:tc>
+        <w:tc>
+          <w:tcPr>
+            <w:tcW w:type="dxa" w:w="2160"/>
+          </w:tcPr>
+          <w:p>
+            <w:r>
+              <w:t>Windows Server 2012 (build 9200) -specific build of VmlTrace.exe, selected conditionally based on detected OS build.</w:t>
+            </w:r>
+          </w:p>
+        </w:tc>
+        <w:tc>
+          <w:tcPr>
+            <w:tcW w:type="dxa" w:w="2160"/>
+          </w:tcPr>
+          <w:p>
+            <w:r>
+              <w:t>TSS_SHA.psm1:75: if ($global:OSVersion.Build -eq 9200) {$VmlTrace_exe = $global:ScriptFolder + "\BIN\VmlTrace_2012.exe"}else{$VmlTrace_exe = $global:ScriptFolder + "\BIN\VmlTrac</w:t>
+            </w:r>
+          </w:p>
+        </w:tc>
+      </w:tr>
+      <w:tr>
+        <w:tc>
+          <w:tcPr>
+            <w:tcW w:type="dxa" w:w="2160"/>
+          </w:tcPr>
+          <w:p>
+            <w:r>
+              <w:t>BIN/WinHTTPDiag.exe</w:t>
+            </w:r>
+          </w:p>
+        </w:tc>
+        <w:tc>
+          <w:tcPr>
+            <w:tcW w:type="dxa" w:w="2160"/>
+          </w:tcPr>
+          <w:p>
+            <w:r>
+              <w:t>Yes / Yes</w:t>
+            </w:r>
+          </w:p>
+        </w:tc>
+        <w:tc>
+          <w:tcPr>
+            <w:tcW w:type="dxa" w:w="2160"/>
+          </w:tcPr>
+          <w:p>
+            <w:r>
+              <w:t>WinHTTP configuration/proxy diagnostic tool, invoked with -i to dump WinHTTP settings as part of the NET_Proxy network trace scenario.</w:t>
+            </w:r>
+          </w:p>
+        </w:tc>
+        <w:tc>
+          <w:tcPr>
+            <w:tcW w:type="dxa" w:w="2160"/>
+          </w:tcPr>
+          <w:p>
+            <w:r>
+              <w:t>TSS.ps1:6114: "WinHTTPDiag.exe -i | Out-File -Append $outFile"</w:t>
+            </w:r>
+          </w:p>
+        </w:tc>
+      </w:tr>
+      <w:tr>
+        <w:tc>
+          <w:tcPr>
+            <w:tcW w:type="dxa" w:w="2160"/>
+          </w:tcPr>
+          <w:p>
+            <w:r>
+              <w:t>BIN/accesschk.exe</w:t>
+            </w:r>
+          </w:p>
+        </w:tc>
+        <w:tc>
+          <w:tcPr>
+            <w:tcW w:type="dxa" w:w="2160"/>
+          </w:tcPr>
+          <w:p>
+            <w:r>
+              <w:t>Yes / Yes</w:t>
+            </w:r>
+          </w:p>
+        </w:tc>
+        <w:tc>
+          <w:tcPr>
+            <w:tcW w:type="dxa" w:w="2160"/>
+          </w:tcPr>
+          <w:p>
+            <w:r>
+              <w:t>Sysinternals AccessChk — reports effective permissions on files, registry keys, and services; invoked as part of DHCP-related access-check data collection in the NET module.</w:t>
+            </w:r>
+          </w:p>
+        </w:tc>
+        <w:tc>
+          <w:tcPr>
+            <w:tcW w:type="dxa" w:w="2160"/>
+          </w:tcPr>
+          <w:p>
+            <w:r>
+              <w:t>TSS_NET.psm1:474: $NET_AccessChkProviders = @()</w:t>
+            </w:r>
+          </w:p>
+        </w:tc>
+      </w:tr>
+      <w:tr>
+        <w:tc>
+          <w:tcPr>
+            <w:tcW w:type="dxa" w:w="2160"/>
+          </w:tcPr>
+          <w:p>
+            <w:r>
+              <w:t>BIN/autorunsc.exe</w:t>
+            </w:r>
+          </w:p>
+        </w:tc>
+        <w:tc>
+          <w:tcPr>
+            <w:tcW w:type="dxa" w:w="2160"/>
+          </w:tcPr>
+          <w:p>
+            <w:r>
+              <w:t>Yes / Yes</w:t>
+            </w:r>
+          </w:p>
+        </w:tc>
+        <w:tc>
+          <w:tcPr>
+            <w:tcW w:type="dxa" w:w="2160"/>
+          </w:tcPr>
+          <w:p>
+            <w:r>
+              <w:t>Sysinternals Autoruns (command-line edition) — lists autostart execution points; invoked by a psSDP registry-autoruns diagnostic script.</w:t>
+            </w:r>
+          </w:p>
+        </w:tc>
+        <w:tc>
+          <w:tcPr>
+            <w:tcW w:type="dxa" w:w="2160"/>
+          </w:tcPr>
+          <w:p>
+            <w:r>
+              <w:t>psSDP/Diag/global/TS_RegistryEntryForAutorunsCheck.ps1:2: # TS_RegistryEntryForAutorunsCheck.ps1</w:t>
+            </w:r>
+          </w:p>
+        </w:tc>
+      </w:tr>
+      <w:tr>
+        <w:tc>
+          <w:tcPr>
+            <w:tcW w:type="dxa" w:w="2160"/>
+          </w:tcPr>
+          <w:p>
+            <w:r>
+              <w:t>BIN/avdnettest.exe</w:t>
+            </w:r>
+          </w:p>
+        </w:tc>
+        <w:tc>
+          <w:tcPr>
+            <w:tcW w:type="dxa" w:w="2160"/>
+          </w:tcPr>
+          <w:p>
+            <w:r>
+              <w:t>Yes / Yes</w:t>
+            </w:r>
+          </w:p>
+        </w:tc>
+        <w:tc>
+          <w:tcPr>
+            <w:tcW w:type="dxa" w:w="2160"/>
+          </w:tcPr>
+          <w:p>
+            <w:r>
+              <w:t>Azure Virtual Desktop network connectivity test tool, located and invoked by the MSRD-Collect (Multi-Session Remote Desktop) module for AVD network diagnostics.</w:t>
+            </w:r>
+          </w:p>
+        </w:tc>
+        <w:tc>
+          <w:tcPr>
+            <w:tcW w:type="dxa" w:w="2160"/>
+          </w:tcPr>
+          <w:p>
+            <w:r>
+              <w:t>scripts/MSRD-Collect/MSRD-Collect.ps1:1534: $global:avdnettestpath = Get-MsrdToolPath "avdnettest.exe"</w:t>
+            </w:r>
+          </w:p>
+        </w:tc>
+      </w:tr>
+      <w:tr>
+        <w:tc>
+          <w:tcPr>
+            <w:tcW w:type="dxa" w:w="2160"/>
+          </w:tcPr>
+          <w:p>
+            <w:r>
+              <w:t>BIN/devcon.exe</w:t>
+            </w:r>
+          </w:p>
+        </w:tc>
+        <w:tc>
+          <w:tcPr>
+            <w:tcW w:type="dxa" w:w="2160"/>
+          </w:tcPr>
+          <w:p>
+            <w:r>
+              <w:t>Yes / Yes</w:t>
+            </w:r>
+          </w:p>
+        </w:tc>
+        <w:tc>
+          <w:tcPr>
+            <w:tcW w:type="dxa" w:w="2160"/>
+          </w:tcPr>
+          <w:p>
+            <w:r>
+              <w:t>Microsoft Device Console (from the WDK) — enumerates and manages devices/drivers; invoked by a psSDP setup diagnostics script.</w:t>
+            </w:r>
+          </w:p>
+        </w:tc>
+        <w:tc>
+          <w:tcPr>
+            <w:tcW w:type="dxa" w:w="2160"/>
+          </w:tcPr>
+          <w:p>
+            <w:r>
+              <w:t>psSDP/Diag/global/TS_AutoAddCommands_SETUP.ps1:56: # Obtain information about Devices and connections using devcon.exe utility</w:t>
+            </w:r>
+          </w:p>
+        </w:tc>
+      </w:tr>
+      <w:tr>
+        <w:tc>
+          <w:tcPr>
+            <w:tcW w:type="dxa" w:w="2160"/>
+          </w:tcPr>
+          <w:p>
+            <w:r>
+              <w:t>BIN/diskspd.exe</w:t>
+            </w:r>
+          </w:p>
+        </w:tc>
+        <w:tc>
+          <w:tcPr>
+            <w:tcW w:type="dxa" w:w="2160"/>
+          </w:tcPr>
+          <w:p>
+            <w:r>
+              <w:t>Yes / Yes</w:t>
+            </w:r>
+          </w:p>
+        </w:tc>
+        <w:tc>
+          <w:tcPr>
+            <w:tcW w:type="dxa" w:w="2160"/>
+          </w:tcPr>
+          <w:p>
+            <w:r>
+              <w:t>Microsoft DiskSpd — storage I/O performance benchmarking tool; used to generate synthetic load for SMB performance test scenarios.</w:t>
+            </w:r>
+          </w:p>
+        </w:tc>
+        <w:tc>
+          <w:tcPr>
+            <w:tcW w:type="dxa" w:w="2160"/>
+          </w:tcPr>
+          <w:p>
+            <w:r>
+              <w:t>TSS.ps1:30547: # We will use diskspd for this case</w:t>
+            </w:r>
+          </w:p>
+        </w:tc>
+      </w:tr>
+      <w:tr>
+        <w:tc>
+          <w:tcPr>
+            <w:tcW w:type="dxa" w:w="2160"/>
+          </w:tcPr>
+          <w:p>
+            <w:r>
+              <w:t>BIN/fruti_1903.exe</w:t>
+            </w:r>
+          </w:p>
+        </w:tc>
+        <w:tc>
+          <w:tcPr>
+            <w:tcW w:type="dxa" w:w="2160"/>
+          </w:tcPr>
+          <w:p>
+            <w:r>
+              <w:t>Yes / Yes</w:t>
+            </w:r>
+          </w:p>
+        </w:tc>
+        <w:tc>
+          <w:tcPr>
+            <w:tcW w:type="dxa" w:w="2160"/>
+          </w:tcPr>
+          <w:p>
+            <w:r>
+              <w:t>Internal storage/filter-driver diagnostic tool ('Fruti') used for storage tracing in the SHA (storage) module; this build selected for OS build &gt;= 18362 (1903+).</w:t>
+            </w:r>
+          </w:p>
+        </w:tc>
+        <w:tc>
+          <w:tcPr>
+            <w:tcW w:type="dxa" w:w="2160"/>
+          </w:tcPr>
+          <w:p>
+            <w:r>
+              <w:t>TSS_SHA.psm1:74: if ($global:OSVersion.Build -ge 18362) {$FrutiExe = $global:ScriptFolder + "\BIN\fruti_1903.exe"} else {$FrutiExe = $global:ScriptFolder + "\BIN\fruti_RS1.exe"}</w:t>
+            </w:r>
+          </w:p>
+        </w:tc>
+      </w:tr>
+      <w:tr>
+        <w:tc>
+          <w:tcPr>
+            <w:tcW w:type="dxa" w:w="2160"/>
+          </w:tcPr>
+          <w:p>
+            <w:r>
+              <w:t>BIN/fruti_RS1.exe</w:t>
+            </w:r>
+          </w:p>
+        </w:tc>
+        <w:tc>
+          <w:tcPr>
+            <w:tcW w:type="dxa" w:w="2160"/>
+          </w:tcPr>
+          <w:p>
+            <w:r>
+              <w:t>Yes / Yes</w:t>
+            </w:r>
+          </w:p>
+        </w:tc>
+        <w:tc>
+          <w:tcPr>
+            <w:tcW w:type="dxa" w:w="2160"/>
+          </w:tcPr>
+          <w:p>
+            <w:r>
+              <w:t>Same Fruti storage diagnostic tool as fruti_1903.exe; this build selected for older OS builds (&lt; 18362 / pre-1903, i.e. RS1-era).</w:t>
+            </w:r>
+          </w:p>
+        </w:tc>
+        <w:tc>
+          <w:tcPr>
+            <w:tcW w:type="dxa" w:w="2160"/>
+          </w:tcPr>
+          <w:p>
+            <w:r>
+              <w:t>TSS_SHA.psm1:74: if ($global:OSVersion.Build -ge 18362) {$FrutiExe = $global:ScriptFolder + "\BIN\fruti_1903.exe"} else {$FrutiExe = $global:ScriptFolder + "\BIN\fruti_RS1.exe"}</w:t>
+            </w:r>
+          </w:p>
+        </w:tc>
+      </w:tr>
+      <w:tr>
+        <w:tc>
+          <w:tcPr>
+            <w:tcW w:type="dxa" w:w="2160"/>
+          </w:tcPr>
+          <w:p>
+            <w:r>
+              <w:t>BIN/handle.exe</w:t>
+            </w:r>
+          </w:p>
+        </w:tc>
+        <w:tc>
+          <w:tcPr>
+            <w:tcW w:type="dxa" w:w="2160"/>
+          </w:tcPr>
+          <w:p>
+            <w:r>
+              <w:t>Yes / Yes</w:t>
+            </w:r>
+          </w:p>
+        </w:tc>
+        <w:tc>
+          <w:tcPr>
+            <w:tcW w:type="dxa" w:w="2160"/>
+          </w:tcPr>
+          <w:p>
+            <w:r>
+              <w:t>Likely Sysinternals Handle (lists open handles per process) by name and bundling convention, but the automated script match was a false positive (matched the unrelated phrase 'handle ownership issues' in a GUI code comment) — no confirmed direct invocation found in the reviewed scripts.</w:t>
+            </w:r>
+          </w:p>
+        </w:tc>
+        <w:tc>
+          <w:tcPr>
+            <w:tcW w:type="dxa" w:w="2160"/>
+          </w:tcPr>
+          <w:p>
+            <w:r>
+              <w:t>TSSGUI.ps1:215: // Create a copy of the icon to avoid handle ownership issues</w:t>
+            </w:r>
+          </w:p>
+        </w:tc>
+      </w:tr>
+      <w:tr>
+        <w:tc>
+          <w:tcPr>
+            <w:tcW w:type="dxa" w:w="2160"/>
+          </w:tcPr>
+          <w:p>
+            <w:r>
+              <w:t>BIN/kd.exe</w:t>
+            </w:r>
+          </w:p>
+        </w:tc>
+        <w:tc>
+          <w:tcPr>
+            <w:tcW w:type="dxa" w:w="2160"/>
+          </w:tcPr>
+          <w:p>
+            <w:r>
+              <w:t>Yes / Yes</w:t>
+            </w:r>
+          </w:p>
+        </w:tc>
+        <w:tc>
+          <w:tcPr>
+            <w:tcW w:type="dxa" w:w="2160"/>
+          </w:tcPr>
+          <w:p>
+            <w:r>
+              <w:t>Likely the Microsoft Kernel Debugger (kd.exe, from Debugging Tools for Windows) by name and bundling alongside cdb.exe/livekd.exe, but the automated script match was a false positive (matched inside an unrelated base64-encoded certificate blob) — no confirmed direct invocation found.</w:t>
+            </w:r>
+          </w:p>
+        </w:tc>
+        <w:tc>
+          <w:tcPr>
+            <w:tcW w:type="dxa" w:w="2160"/>
+          </w:tcPr>
+          <w:p>
+            <w:r>
+              <w:t>TSSGUI.ps1:4060: # VQQKExVNaWNyb3NvZnQgQ29ycG9yYXRpb24xKDAmBgNVBAMTH01pY3Jvc29mdCBD</w:t>
+            </w:r>
+          </w:p>
+        </w:tc>
+      </w:tr>
+      <w:tr>
+        <w:tc>
+          <w:tcPr>
+            <w:tcW w:type="dxa" w:w="2160"/>
+          </w:tcPr>
+          <w:p>
+            <w:r>
+              <w:t>BIN/livekd.exe</w:t>
+            </w:r>
+          </w:p>
+        </w:tc>
+        <w:tc>
+          <w:tcPr>
+            <w:tcW w:type="dxa" w:w="2160"/>
+          </w:tcPr>
+          <w:p>
+            <w:r>
+              <w:t>Yes / Yes</w:t>
+            </w:r>
+          </w:p>
+        </w:tc>
+        <w:tc>
+          <w:tcPr>
+            <w:tcW w:type="dxa" w:w="2160"/>
+          </w:tcPr>
+          <w:p>
+            <w:r>
+              <w:t>Sysinternals LiveKD — allows running the kernel debugger against a live system; gated behind an explicit -LiveKD parameter/switch in TSS.ps1.</w:t>
+            </w:r>
+          </w:p>
+        </w:tc>
+        <w:tc>
+          <w:tcPr>
+            <w:tcW w:type="dxa" w:w="2160"/>
+          </w:tcPr>
+          <w:p>
+            <w:r>
+              <w:t>TSS.ps1:1388: [String]$LiveKD,</w:t>
+            </w:r>
+          </w:p>
+        </w:tc>
+      </w:tr>
+      <w:tr>
+        <w:tc>
+          <w:tcPr>
+            <w:tcW w:type="dxa" w:w="2160"/>
+          </w:tcPr>
+          <w:p>
+            <w:r>
+              <w:t>BIN/npivtool.exe</w:t>
+            </w:r>
+          </w:p>
+        </w:tc>
+        <w:tc>
+          <w:tcPr>
+            <w:tcW w:type="dxa" w:w="2160"/>
+          </w:tcPr>
+          <w:p>
+            <w:r>
+              <w:t>Yes / Yes</w:t>
+            </w:r>
+          </w:p>
+        </w:tc>
+        <w:tc>
+          <w:tcPr>
+            <w:tcW w:type="dxa" w:w="2160"/>
+          </w:tcPr>
+          <w:p>
+            <w:r>
+              <w:t>Storage/Fibre Channel NPIV (N-Port ID Virtualization) diagnostic tool, invoked with -listallports and -showlunmappings in the storage (SHA) module.</w:t>
+            </w:r>
+          </w:p>
+        </w:tc>
+        <w:tc>
+          <w:tcPr>
+            <w:tcW w:type="dxa" w:w="2160"/>
+          </w:tcPr>
+          <w:p>
+            <w:r>
+              <w:t>TSS_SHA.psm1:2881: "$global:ScriptFolder\BIN\npivtool.exe -listallports | Out-File ${LogFolder}\${Env:COMPUTERNAME}_npivtool-listallports.txt",</w:t>
+            </w:r>
+          </w:p>
+        </w:tc>
+      </w:tr>
+      <w:tr>
+        <w:tc>
+          <w:tcPr>
+            <w:tcW w:type="dxa" w:w="2160"/>
+          </w:tcPr>
+          <w:p>
+            <w:r>
+              <w:t>BIN/nvspinfo.exe</w:t>
+            </w:r>
+          </w:p>
+        </w:tc>
+        <w:tc>
+          <w:tcPr>
+            <w:tcW w:type="dxa" w:w="2160"/>
+          </w:tcPr>
+          <w:p>
+            <w:r>
+              <w:t>Yes / Yes</w:t>
+            </w:r>
+          </w:p>
+        </w:tc>
+        <w:tc>
+          <w:tcPr>
+            <w:tcW w:type="dxa" w:w="2160"/>
+          </w:tcPr>
+          <w:p>
+            <w:r>
+              <w:t>Referenced by name in a Hyper-V networking diagnostic script, but that script actually invokes companion .js files (nvspinfo.js/nvspinfov2.js) via cscript rather than this .exe directly — its exact role alongside those scripts was not confirmed.</w:t>
+            </w:r>
+          </w:p>
+        </w:tc>
+        <w:tc>
+          <w:tcPr>
+            <w:tcW w:type="dxa" w:w="2160"/>
+          </w:tcPr>
+          <w:p>
+            <w:r>
+              <w:t>psSDP/Diag/global/DC_HyperVNetInfo.ps1:18: $CommandToExecute = "cmd.exe /c cscript.exe //nologo nvspinfo.js /z &gt; $OutputFile"</w:t>
+            </w:r>
+          </w:p>
+        </w:tc>
+      </w:tr>
+      <w:tr>
+        <w:tc>
+          <w:tcPr>
+            <w:tcW w:type="dxa" w:w="2160"/>
+          </w:tcPr>
+          <w:p>
+            <w:r>
+              <w:t>BIN/perfctrl.dll</w:t>
+            </w:r>
+          </w:p>
+        </w:tc>
+        <w:tc>
+          <w:tcPr>
+            <w:tcW w:type="dxa" w:w="2160"/>
+          </w:tcPr>
+          <w:p>
+            <w:r>
+              <w:t>Yes / Yes</w:t>
+            </w:r>
+          </w:p>
+        </w:tc>
+        <w:tc>
+          <w:tcPr>
+            <w:tcW w:type="dxa" w:w="2160"/>
+          </w:tcPr>
+          <w:p>
+            <w:r>
+              <w:t>No direct script reference found; name suggests a performance-counter control helper library, plausibly used alongside PerfMon-based data collection, not independently confirmed.</w:t>
+            </w:r>
+          </w:p>
+        </w:tc>
+        <w:tc>
+          <w:tcPr>
+            <w:tcW w:type="dxa" w:w="2160"/>
+          </w:tcPr>
+          <w:p>
+            <w:r>
+              <w:t>No direct reference found in bundled scripts (695 .ps1/.psm1 files searched)</w:t>
+            </w:r>
+          </w:p>
+        </w:tc>
+      </w:tr>
+      <w:tr>
+        <w:tc>
+          <w:tcPr>
+            <w:tcW w:type="dxa" w:w="2160"/>
+          </w:tcPr>
+          <w:p>
+            <w:r>
+              <w:t>BIN/poolmon.exe</w:t>
+            </w:r>
+          </w:p>
+        </w:tc>
+        <w:tc>
+          <w:tcPr>
+            <w:tcW w:type="dxa" w:w="2160"/>
+          </w:tcPr>
+          <w:p>
+            <w:r>
+              <w:t>Yes / Yes</w:t>
+            </w:r>
+          </w:p>
+        </w:tc>
+        <w:tc>
+          <w:tcPr>
+            <w:tcW w:type="dxa" w:w="2160"/>
+          </w:tcPr>
+          <w:p>
+            <w:r>
+              <w:t>Windows kernel pool memory usage monitor (from the WDK); gated behind a -PoolMon parameter and -noPoolMon switch (run automatically at trace start/stop unless disabled).</w:t>
+            </w:r>
+          </w:p>
+        </w:tc>
+        <w:tc>
+          <w:tcPr>
+            <w:tcW w:type="dxa" w:w="2160"/>
+          </w:tcPr>
+          <w:p>
+            <w:r>
+              <w:t>TSS.ps1:1421: [String]$PoolMon,</w:t>
+            </w:r>
+          </w:p>
+        </w:tc>
+      </w:tr>
+      <w:tr>
+        <w:tc>
+          <w:tcPr>
+            <w:tcW w:type="dxa" w:w="2160"/>
+          </w:tcPr>
+          <w:p>
+            <w:r>
+              <w:t>BIN/procdump.exe</w:t>
+            </w:r>
+          </w:p>
+        </w:tc>
+        <w:tc>
+          <w:tcPr>
+            <w:tcW w:type="dxa" w:w="2160"/>
+          </w:tcPr>
+          <w:p>
+            <w:r>
+              <w:t>Yes / Yes</w:t>
+            </w:r>
+          </w:p>
+        </w:tc>
+        <w:tc>
+          <w:tcPr>
+            <w:tcW w:type="dxa" w:w="2160"/>
+          </w:tcPr>
+          <w:p>
+            <w:r>
+              <w:t>Sysinternals ProcDump — captures process memory dumps on demand or on a trigger (e.g. crash, hang, CPU threshold); gated behind -ProcDump and -ProcDumpAppCrash parameters.</w:t>
+            </w:r>
+          </w:p>
+        </w:tc>
+        <w:tc>
+          <w:tcPr>
+            <w:tcW w:type="dxa" w:w="2160"/>
+          </w:tcPr>
+          <w:p>
+            <w:r>
+              <w:t>TSS.ps1:1687: [String[]]$ProcDump,</w:t>
+            </w:r>
+          </w:p>
+        </w:tc>
+      </w:tr>
+      <w:tr>
+        <w:tc>
+          <w:tcPr>
+            <w:tcW w:type="dxa" w:w="2160"/>
+          </w:tcPr>
+          <w:p>
+            <w:r>
+              <w:t>BIN/psping.exe</w:t>
+            </w:r>
+          </w:p>
+        </w:tc>
+        <w:tc>
+          <w:tcPr>
+            <w:tcW w:type="dxa" w:w="2160"/>
+          </w:tcPr>
+          <w:p>
+            <w:r>
+              <w:t>Yes / Yes</w:t>
+            </w:r>
+          </w:p>
+        </w:tc>
+        <w:tc>
+          <w:tcPr>
+            <w:tcW w:type="dxa" w:w="2160"/>
+          </w:tcPr>
+          <w:p>
+            <w:r>
+              <w:t>Sysinternals PsPing — TCP/ICMP latency and bandwidth testing tool; referenced as a suggested manual tool in one script and re-implemented as an inline TCP probe elsewhere, rather than directly invoked as a subprocess in the paths reviewed.</w:t>
+            </w:r>
+          </w:p>
+        </w:tc>
+        <w:tc>
+          <w:tcPr>
+            <w:tcW w:type="dxa" w:w="2160"/>
+          </w:tcPr>
+          <w:p>
+            <w:r>
+              <w:t>scripts/tss_MsDavConnection.ps1:593: else { Write-ToLog "`tUnable to determine RTT. Consider using PsPing from SysInternals to find the RTT" }</w:t>
+            </w:r>
+          </w:p>
+        </w:tc>
+      </w:tr>
+      <w:tr>
+        <w:tc>
+          <w:tcPr>
+            <w:tcW w:type="dxa" w:w="2160"/>
+          </w:tcPr>
+          <w:p>
+            <w:r>
+              <w:t>BIN/rpccfg.exe</w:t>
+            </w:r>
+          </w:p>
+        </w:tc>
+        <w:tc>
+          <w:tcPr>
+            <w:tcW w:type="dxa" w:w="2160"/>
+          </w:tcPr>
+          <w:p>
+            <w:r>
+              <w:t>Yes / Yes</w:t>
+            </w:r>
+          </w:p>
+        </w:tc>
+        <w:tc>
+          <w:tcPr>
+            <w:tcW w:type="dxa" w:w="2160"/>
+          </w:tcPr>
+          <w:p>
+            <w:r>
+              <w:t>Classic Microsoft RPC configuration tool — invoked with /l to dump RPC endpoint configuration as part of RPC diagnostic data collection in the NET module.</w:t>
+            </w:r>
+          </w:p>
+        </w:tc>
+        <w:tc>
+          <w:tcPr>
+            <w:tcW w:type="dxa" w:w="2160"/>
+          </w:tcPr>
+          <w:p>
+            <w:r>
+              <w:t>TSS_NET.psm1:4150: LogInfoFile "[$($MyInvocation.MyCommand.Name)] collecting 'RPCdump.exe /v /i, RPCcfg.exe /l, /q' infos at _Stop_"</w:t>
+            </w:r>
+          </w:p>
+        </w:tc>
+      </w:tr>
+      <w:tr>
+        <w:tc>
+          <w:tcPr>
+            <w:tcW w:type="dxa" w:w="2160"/>
+          </w:tcPr>
+          <w:p>
+            <w:r>
+              <w:t>BIN/rpcdump.exe</w:t>
+            </w:r>
+          </w:p>
+        </w:tc>
+        <w:tc>
+          <w:tcPr>
+            <w:tcW w:type="dxa" w:w="2160"/>
+          </w:tcPr>
+          <w:p>
+            <w:r>
+              <w:t>Yes / Yes</w:t>
+            </w:r>
+          </w:p>
+        </w:tc>
+        <w:tc>
+          <w:tcPr>
+            <w:tcW w:type="dxa" w:w="2160"/>
+          </w:tcPr>
+          <w:p>
+            <w:r>
+              <w:t>Classic Microsoft RPC endpoint-mapper enumeration tool — invoked with /v /i to dump registered RPC interfaces/endpoints, alongside rpccfg.exe in the same NET module diagnostic pass.</w:t>
+            </w:r>
+          </w:p>
+        </w:tc>
+        <w:tc>
+          <w:tcPr>
+            <w:tcW w:type="dxa" w:w="2160"/>
+          </w:tcPr>
+          <w:p>
+            <w:r>
+              <w:t>TSS_NET.psm1:4150: LogInfoFile "[$($MyInvocation.MyCommand.Name)] collecting 'RPCdump.exe /v /i, RPCcfg.exe /l, /q' infos at _Stop_"</w:t>
+            </w:r>
+          </w:p>
+        </w:tc>
+      </w:tr>
+      <w:tr>
+        <w:tc>
+          <w:tcPr>
+            <w:tcW w:type="dxa" w:w="2160"/>
+          </w:tcPr>
+          <w:p>
+            <w:r>
+              <w:t>BIN/windowsperformancerecordercontrol.dll</w:t>
+            </w:r>
+          </w:p>
+        </w:tc>
+        <w:tc>
+          <w:tcPr>
+            <w:tcW w:type="dxa" w:w="2160"/>
+          </w:tcPr>
+          <w:p>
+            <w:r>
+              <w:t>Yes / Yes</w:t>
+            </w:r>
+          </w:p>
+        </w:tc>
+        <w:tc>
+          <w:tcPr>
+            <w:tcW w:type="dxa" w:w="2160"/>
+          </w:tcPr>
+          <w:p>
+            <w:r>
+              <w:t>No direct script reference found; name indicates a Windows Performance Recorder (WPR) control-library component, plausibly a dependency of wpr.exe/xperf.exe tracing, not independently confirmed.</w:t>
+            </w:r>
+          </w:p>
+        </w:tc>
+        <w:tc>
+          <w:tcPr>
+            <w:tcW w:type="dxa" w:w="2160"/>
+          </w:tcPr>
+          <w:p>
+            <w:r>
+              <w:t>No direct reference found in bundled scripts (695 .ps1/.psm1 files searched)</w:t>
+            </w:r>
+          </w:p>
+        </w:tc>
+      </w:tr>
+      <w:tr>
+        <w:tc>
+          <w:tcPr>
+            <w:tcW w:type="dxa" w:w="2160"/>
+          </w:tcPr>
+          <w:p>
+            <w:r>
+              <w:t>BIN/wpr.exe</w:t>
+            </w:r>
+          </w:p>
+        </w:tc>
+        <w:tc>
+          <w:tcPr>
+            <w:tcW w:type="dxa" w:w="2160"/>
+          </w:tcPr>
+          <w:p>
+            <w:r>
+              <w:t>Yes / Yes</w:t>
+            </w:r>
+          </w:p>
+        </w:tc>
+        <w:tc>
+          <w:tcPr>
+            <w:tcW w:type="dxa" w:w="2160"/>
+          </w:tcPr>
+          <w:p>
+            <w:r>
+              <w:t>Windows Performance Recorder — ETW-based system tracing tool; orchestrated via TSS's WPR profile listing/selection logic (-ListSupportedWPRScenario, WPRprofiles parameter type) and the -WPR trace-start pathway noted earlier in this review.</w:t>
+            </w:r>
+          </w:p>
+        </w:tc>
+        <w:tc>
+          <w:tcPr>
+            <w:tcW w:type="dxa" w:w="2160"/>
+          </w:tcPr>
+          <w:p>
+            <w:r>
+              <w:t>TSSGUI.ps1:363: "&amp; `"$tssGuiPath\TSS.ps1`" -ListSupportedWPRScenario -ExportGUIcsv",</w:t>
+            </w:r>
+          </w:p>
+        </w:tc>
+      </w:tr>
+      <w:tr>
+        <w:tc>
+          <w:tcPr>
+            <w:tcW w:type="dxa" w:w="2160"/>
+          </w:tcPr>
+          <w:p>
+            <w:r>
+              <w:t>BIN/xperf.exe</w:t>
+            </w:r>
+          </w:p>
+        </w:tc>
+        <w:tc>
+          <w:tcPr>
+            <w:tcW w:type="dxa" w:w="2160"/>
+          </w:tcPr>
+          <w:p>
+            <w:r>
+              <w:t>Yes / Yes</w:t>
+            </w:r>
+          </w:p>
+        </w:tc>
+        <w:tc>
+          <w:tcPr>
+            <w:tcW w:type="dxa" w:w="2160"/>
+          </w:tcPr>
+          <w:p>
+            <w:r>
+              <w:t>Windows Performance Toolkit's xperf — ETW-based system tracing and analysis tool; orchestrated via a parallel Xperf profile listing/selection logic (-ListSupportedXperfProfile) alongside wpr.exe.</w:t>
+            </w:r>
+          </w:p>
+        </w:tc>
+        <w:tc>
+          <w:tcPr>
+            <w:tcW w:type="dxa" w:w="2160"/>
+          </w:tcPr>
+          <w:p>
+            <w:r>
+              <w:t>TSSGUI.ps1:364: "&amp; `"$tssGuiPath\TSS.ps1`" -ListSupportedXperfProfile -ExportGUIcsv"</w:t>
+            </w:r>
+          </w:p>
+        </w:tc>
+      </w:tr>
+      <w:tr>
+        <w:tc>
+          <w:tcPr>
+            <w:tcW w:type="dxa" w:w="2160"/>
+          </w:tcPr>
+          <w:p>
+            <w:r>
+              <w:t>BINARM/NTttcp.exe</w:t>
+            </w:r>
+          </w:p>
+        </w:tc>
+        <w:tc>
+          <w:tcPr>
+            <w:tcW w:type="dxa" w:w="2160"/>
+          </w:tcPr>
+          <w:p>
+            <w:r>
+              <w:t>Yes / Yes</w:t>
+            </w:r>
+          </w:p>
+        </w:tc>
+        <w:tc>
+          <w:tcPr>
+            <w:tcW w:type="dxa" w:w="2160"/>
+          </w:tcPr>
+          <w:p>
+            <w:r>
+              <w:t>Microsoft NTttcp — network throughput benchmarking tool; ARM64 build of the same tool used for network performance tests (see BINx64/BINx86 entries for command construction).</w:t>
+            </w:r>
+          </w:p>
+        </w:tc>
+        <w:tc>
+          <w:tcPr>
+            <w:tcW w:type="dxa" w:w="2160"/>
+          </w:tcPr>
+          <w:p>
+            <w:r>
+              <w:t>TSS.ps1:30424: $NtttcpSTThdCmd = $script:PerfTCPExe + " -r -m 1,*," + $PerfTCPAddr + " -p 5005 -l " + $BufferLength + "K -a 16 -t " + $DurationInSec</w:t>
+            </w:r>
+          </w:p>
+        </w:tc>
+      </w:tr>
+      <w:tr>
+        <w:tc>
+          <w:tcPr>
+            <w:tcW w:type="dxa" w:w="2160"/>
+          </w:tcPr>
+          <w:p>
+            <w:r>
+              <w:t>BINARM/ProcDump.exe</w:t>
+            </w:r>
+          </w:p>
+        </w:tc>
+        <w:tc>
+          <w:tcPr>
+            <w:tcW w:type="dxa" w:w="2160"/>
+          </w:tcPr>
+          <w:p>
+            <w:r>
+              <w:t>Yes / Yes</w:t>
+            </w:r>
+          </w:p>
+        </w:tc>
+        <w:tc>
+          <w:tcPr>
+            <w:tcW w:type="dxa" w:w="2160"/>
+          </w:tcPr>
+          <w:p>
+            <w:r>
+              <w:t>ARM64 build of Sysinternals ProcDump (see BIN/procdump.exe).</w:t>
+            </w:r>
+          </w:p>
+        </w:tc>
+        <w:tc>
+          <w:tcPr>
+            <w:tcW w:type="dxa" w:w="2160"/>
+          </w:tcPr>
+          <w:p>
+            <w:r>
+              <w:t>TSS.ps1:1687: [String[]]$ProcDump,</w:t>
+            </w:r>
+          </w:p>
+        </w:tc>
+      </w:tr>
+      <w:tr>
+        <w:tc>
+          <w:tcPr>
+            <w:tcW w:type="dxa" w:w="2160"/>
+          </w:tcPr>
+          <w:p>
+            <w:r>
+              <w:t>BINARM/Procmon.exe</w:t>
+            </w:r>
+          </w:p>
+        </w:tc>
+        <w:tc>
+          <w:tcPr>
+            <w:tcW w:type="dxa" w:w="2160"/>
+          </w:tcPr>
+          <w:p>
+            <w:r>
+              <w:t>Yes / Yes</w:t>
+            </w:r>
+          </w:p>
+        </w:tc>
+        <w:tc>
+          <w:tcPr>
+            <w:tcW w:type="dxa" w:w="2160"/>
+          </w:tcPr>
+          <w:p>
+            <w:r>
+              <w:t>ARM64 build of Sysinternals Process Monitor (see BIN/Procmon.exe).</w:t>
+            </w:r>
+          </w:p>
+        </w:tc>
+        <w:tc>
+          <w:tcPr>
+            <w:tcW w:type="dxa" w:w="2160"/>
+          </w:tcPr>
+          <w:p>
+            <w:r>
+              <w:t>TSSGUI.ps1:1930: # Change text color for lines starting with "ProcMon"</w:t>
+            </w:r>
+          </w:p>
+        </w:tc>
+      </w:tr>
+      <w:tr>
+        <w:tc>
+          <w:tcPr>
+            <w:tcW w:type="dxa" w:w="2160"/>
+          </w:tcPr>
+          <w:p>
+            <w:r>
+              <w:t>BINARM/Sysmon64a.exe</w:t>
+            </w:r>
+          </w:p>
+        </w:tc>
+        <w:tc>
+          <w:tcPr>
+            <w:tcW w:type="dxa" w:w="2160"/>
+          </w:tcPr>
+          <w:p>
+            <w:r>
+              <w:t>Yes / Yes</w:t>
+            </w:r>
+          </w:p>
+        </w:tc>
+        <w:tc>
+          <w:tcPr>
+            <w:tcW w:type="dxa" w:w="2160"/>
+          </w:tcPr>
+          <w:p>
+            <w:r>
+              <w:t>ARM64 build of Sysinternals Sysmon (see BIN/Sysmon.exe); no direct script reference found beyond architecture-specific bundling, consistent with the other ARM64 tool builds.</w:t>
+            </w:r>
+          </w:p>
+        </w:tc>
+        <w:tc>
+          <w:tcPr>
+            <w:tcW w:type="dxa" w:w="2160"/>
+          </w:tcPr>
+          <w:p>
+            <w:r>
+              <w:t>No direct reference found in bundled scripts (695 .ps1/.psm1 files searched)</w:t>
+            </w:r>
+          </w:p>
+        </w:tc>
+      </w:tr>
+      <w:tr>
+        <w:tc>
+          <w:tcPr>
+            <w:tcW w:type="dxa" w:w="2160"/>
+          </w:tcPr>
+          <w:p>
+            <w:r>
+              <w:t>BINARM/notmyfaultc.exe</w:t>
+            </w:r>
+          </w:p>
+        </w:tc>
+        <w:tc>
+          <w:tcPr>
+            <w:tcW w:type="dxa" w:w="2160"/>
+          </w:tcPr>
+          <w:p>
+            <w:r>
+              <w:t>Yes / Yes</w:t>
+            </w:r>
+          </w:p>
+        </w:tc>
+        <w:tc>
+          <w:tcPr>
+            <w:tcW w:type="dxa" w:w="2160"/>
+          </w:tcPr>
+          <w:p>
+            <w:r>
+              <w:t>ARM64 build of Sysinternals NotMyFault (see BINx64/notmyfaultc.exe).</w:t>
+            </w:r>
+          </w:p>
+        </w:tc>
+        <w:tc>
+          <w:tcPr>
+            <w:tcW w:type="dxa" w:w="2160"/>
+          </w:tcPr>
+          <w:p>
+            <w:r>
+              <w:t>TSS.ps1:5390: $NotMyFault = Get-Command $global:NotMyFaultcExe -ErrorAction Ignore</w:t>
+            </w:r>
+          </w:p>
+        </w:tc>
+      </w:tr>
+      <w:tr>
+        <w:tc>
+          <w:tcPr>
+            <w:tcW w:type="dxa" w:w="2160"/>
+          </w:tcPr>
+          <w:p>
+            <w:r>
+              <w:t>BINx64/Checksym.exe</w:t>
+            </w:r>
+          </w:p>
+        </w:tc>
+        <w:tc>
+          <w:tcPr>
+            <w:tcW w:type="dxa" w:w="2160"/>
+          </w:tcPr>
+          <w:p>
+            <w:r>
+              <w:t>Yes / Yes</w:t>
+            </w:r>
+          </w:p>
+        </w:tc>
+        <w:tc>
+          <w:tcPr>
+            <w:tcW w:type="dxa" w:w="2160"/>
+          </w:tcPr>
+          <w:p>
+            <w:r>
+              <w:t>Microsoft support tool that enumerates file versions across the local machine; invoked by a dedicated tss_ChkSym.ps1 helper script.</w:t>
+            </w:r>
+          </w:p>
+        </w:tc>
+        <w:tc>
+          <w:tcPr>
+            <w:tcW w:type="dxa" w:w="2160"/>
+          </w:tcPr>
+          <w:p>
+            <w:r>
+              <w:t>TSS.ps1:32218: $global:ChecksymExe</w:t>
+              <w:tab/>
+              <w:tab/>
+              <w:t>= $global:ScriptFolder + $BinArch + "\Checksym.exe"</w:t>
+            </w:r>
+          </w:p>
+        </w:tc>
+      </w:tr>
+      <w:tr>
+        <w:tc>
+          <w:tcPr>
+            <w:tcW w:type="dxa" w:w="2160"/>
+          </w:tcPr>
+          <w:p>
+            <w:r>
+              <w:t>BINx64/NTttcp.exe</w:t>
+            </w:r>
+          </w:p>
+        </w:tc>
+        <w:tc>
+          <w:tcPr>
+            <w:tcW w:type="dxa" w:w="2160"/>
+          </w:tcPr>
+          <w:p>
+            <w:r>
+              <w:t>Yes / Yes</w:t>
+            </w:r>
+          </w:p>
+        </w:tc>
+        <w:tc>
+          <w:tcPr>
+            <w:tcW w:type="dxa" w:w="2160"/>
+          </w:tcPr>
+          <w:p>
+            <w:r>
+              <w:t>Microsoft NTttcp — network throughput benchmarking tool; invoked with constructed single-thread/multi-thread command lines as part of performance (PRF) network test scenarios.</w:t>
+            </w:r>
+          </w:p>
+        </w:tc>
+        <w:tc>
+          <w:tcPr>
+            <w:tcW w:type="dxa" w:w="2160"/>
+          </w:tcPr>
+          <w:p>
+            <w:r>
+              <w:t>TSS.ps1:30424: $NtttcpSTThdCmd = $script:PerfTCPExe + " -r -m 1,*," + $PerfTCPAddr + " -p 5005 -l " + $BufferLength + "K -a 16 -t " + $DurationInSec</w:t>
+            </w:r>
+          </w:p>
+        </w:tc>
+      </w:tr>
+      <w:tr>
+        <w:tc>
+          <w:tcPr>
+            <w:tcW w:type="dxa" w:w="2160"/>
+          </w:tcPr>
+          <w:p>
+            <w:r>
+              <w:t>BINx64/PsGetsid.exe</w:t>
+            </w:r>
+          </w:p>
+        </w:tc>
+        <w:tc>
+          <w:tcPr>
+            <w:tcW w:type="dxa" w:w="2160"/>
+          </w:tcPr>
+          <w:p>
+            <w:r>
+              <w:t>Yes / Yes</w:t>
+            </w:r>
+          </w:p>
+        </w:tc>
+        <w:tc>
+          <w:tcPr>
+            <w:tcW w:type="dxa" w:w="2160"/>
+          </w:tcPr>
+          <w:p>
+            <w:r>
+              <w:t>Sysinternals PsGetSid — resolves/converts Windows SIDs; invoked with /AcceptEula while collecting SSHD service diagnostic info in the NET module.</w:t>
+            </w:r>
+          </w:p>
+        </w:tc>
+        <w:tc>
+          <w:tcPr>
+            <w:tcW w:type="dxa" w:w="2160"/>
+          </w:tcPr>
+          <w:p>
+            <w:r>
+              <w:t>TSS_NET.psm1:3930: LogInfoFile "... collecting sshd_Service info and running PsGetSID $_ at $global:TssPhase"</w:t>
+            </w:r>
+          </w:p>
+        </w:tc>
+      </w:tr>
+      <w:tr>
+        <w:tc>
+          <w:tcPr>
+            <w:tcW w:type="dxa" w:w="2160"/>
+          </w:tcPr>
+          <w:p>
+            <w:r>
+              <w:t>BINx64/Pstat.exe</w:t>
+            </w:r>
+          </w:p>
+        </w:tc>
+        <w:tc>
+          <w:tcPr>
+            <w:tcW w:type="dxa" w:w="2160"/>
+          </w:tcPr>
+          <w:p>
+            <w:r>
+              <w:t>Yes / Yes</w:t>
+            </w:r>
+          </w:p>
+        </w:tc>
+        <w:tc>
+          <w:tcPr>
+            <w:tcW w:type="dxa" w:w="2160"/>
+          </w:tcPr>
+          <w:p>
+            <w:r>
+              <w:t>WDK process/thread status utility; path constructed and referenced in TSS's core status-collection logic.</w:t>
+            </w:r>
+          </w:p>
+        </w:tc>
+        <w:tc>
+          <w:tcPr>
+            <w:tcW w:type="dxa" w:w="2160"/>
+          </w:tcPr>
+          <w:p>
+            <w:r>
+              <w:t>TSS.ps1:2898: if($r.Name -eq 'Instance' -and $resp.StatusCode -eq [System.Net.HttpStatusCode]::OK){</w:t>
+            </w:r>
+          </w:p>
+        </w:tc>
+      </w:tr>
+      <w:tr>
+        <w:tc>
+          <w:tcPr>
+            <w:tcW w:type="dxa" w:w="2160"/>
+          </w:tcPr>
+          <w:p>
+            <w:r>
+              <w:t>BINx64/RecorderCommandLine.exe</w:t>
+            </w:r>
+          </w:p>
+        </w:tc>
+        <w:tc>
+          <w:tcPr>
+            <w:tcW w:type="dxa" w:w="2160"/>
+          </w:tcPr>
+          <w:p>
+            <w:r>
+              <w:t>Yes / Yes</w:t>
+            </w:r>
+          </w:p>
+        </w:tc>
+        <w:tc>
+          <w:tcPr>
+            <w:tcW w:type="dxa" w:w="2160"/>
+          </w:tcPr>
+          <w:p>
+            <w:r>
+              <w:t>Command-line component of Windows Problem Steps Recorder (PSR) used for the 'Video' screen-recording data collection option named in TSS's synopsis; TSS checks for a running 'recordercommandline' process to manage recording state.</w:t>
+            </w:r>
+          </w:p>
+        </w:tc>
+        <w:tc>
+          <w:tcPr>
+            <w:tcW w:type="dxa" w:w="2160"/>
+          </w:tcPr>
+          <w:p>
+            <w:r>
+              <w:t>TSS.ps1:12152: $VideoProcess = $Processes | Where-Object{$_.Name.ToLower() -eq 'recordercommandline'}</w:t>
+            </w:r>
+          </w:p>
+        </w:tc>
+      </w:tr>
+      <w:tr>
+        <w:tc>
+          <w:tcPr>
+            <w:tcW w:type="dxa" w:w="2160"/>
+          </w:tcPr>
+          <w:p>
+            <w:r>
+              <w:t>BINx64/RecorderDll.dll</w:t>
+            </w:r>
+          </w:p>
+        </w:tc>
+        <w:tc>
+          <w:tcPr>
+            <w:tcW w:type="dxa" w:w="2160"/>
+          </w:tcPr>
+          <w:p>
+            <w:r>
+              <w:t>Yes / Yes</w:t>
+            </w:r>
+          </w:p>
+        </w:tc>
+        <w:tc>
+          <w:tcPr>
+            <w:tcW w:type="dxa" w:w="2160"/>
+          </w:tcPr>
+          <w:p>
+            <w:r>
+              <w:t>No direct script reference found; name and bundling alongside RecorderCommandLine.exe/SdkDll.dll suggest it is a supporting library for the Problem Steps Recorder component, not independently confirmed.</w:t>
+            </w:r>
+          </w:p>
+        </w:tc>
+        <w:tc>
+          <w:tcPr>
+            <w:tcW w:type="dxa" w:w="2160"/>
+          </w:tcPr>
+          <w:p>
+            <w:r>
+              <w:t>No direct reference found in bundled scripts (695 .ps1/.psm1 files searched)</w:t>
+            </w:r>
+          </w:p>
+        </w:tc>
+      </w:tr>
+      <w:tr>
+        <w:tc>
+          <w:tcPr>
+            <w:tcW w:type="dxa" w:w="2160"/>
+          </w:tcPr>
+          <w:p>
+            <w:r>
+              <w:t>BINx64/SdkDll.dll</w:t>
+            </w:r>
+          </w:p>
+        </w:tc>
+        <w:tc>
+          <w:tcPr>
+            <w:tcW w:type="dxa" w:w="2160"/>
+          </w:tcPr>
+          <w:p>
+            <w:r>
+              <w:t>Yes / Yes</w:t>
+            </w:r>
+          </w:p>
+        </w:tc>
+        <w:tc>
+          <w:tcPr>
+            <w:tcW w:type="dxa" w:w="2160"/>
+          </w:tcPr>
+          <w:p>
+            <w:r>
+              <w:t>No direct script reference found; name suggests an SDK support library, plausibly for RecorderCommandLine.exe, not independently confirmed.</w:t>
+            </w:r>
+          </w:p>
+        </w:tc>
+        <w:tc>
+          <w:tcPr>
+            <w:tcW w:type="dxa" w:w="2160"/>
+          </w:tcPr>
+          <w:p>
+            <w:r>
+              <w:t>No direct reference found in bundled scripts (695 .ps1/.psm1 files searched)</w:t>
+            </w:r>
+          </w:p>
+        </w:tc>
+      </w:tr>
+      <w:tr>
+        <w:tc>
+          <w:tcPr>
+            <w:tcW w:type="dxa" w:w="2160"/>
+          </w:tcPr>
+          <w:p>
+            <w:r>
+              <w:t>BINx64/cscdbdump.exe</w:t>
+            </w:r>
+          </w:p>
+        </w:tc>
+        <w:tc>
+          <w:tcPr>
+            <w:tcW w:type="dxa" w:w="2160"/>
+          </w:tcPr>
+          <w:p>
+            <w:r>
+              <w:t>Yes / Yes</w:t>
+            </w:r>
+          </w:p>
+        </w:tc>
+        <w:tc>
+          <w:tcPr>
+            <w:tcW w:type="dxa" w:w="2160"/>
+          </w:tcPr>
+          <w:p>
+            <w:r>
+              <w:t>Offline Files (CSC) client-side cache database dump tool; invoked to dump the CSC database as part of client-component diagnostics on client SKUs.</w:t>
+            </w:r>
+          </w:p>
+        </w:tc>
+        <w:tc>
+          <w:tcPr>
+            <w:tcW w:type="dxa" w:w="2160"/>
+          </w:tcPr>
+          <w:p>
+            <w:r>
+              <w:t>psSDP/Diag/global/DC_CscClient-Component.ps1:4: # Date: 2009-2014, 2020-10-26 WalterE added CscDbDump, run script only for Client SKU</w:t>
+            </w:r>
+          </w:p>
+        </w:tc>
+      </w:tr>
+      <w:tr>
+        <w:tc>
+          <w:tcPr>
+            <w:tcW w:type="dxa" w:w="2160"/>
+          </w:tcPr>
+          <w:p>
+            <w:r>
+              <w:t>BINx64/ctsTraffic.exe</w:t>
+            </w:r>
+          </w:p>
+        </w:tc>
+        <w:tc>
+          <w:tcPr>
+            <w:tcW w:type="dxa" w:w="2160"/>
+          </w:tcPr>
+          <w:p>
+            <w:r>
+              <w:t>Yes / Yes</w:t>
+            </w:r>
+          </w:p>
+        </w:tc>
+        <w:tc>
+          <w:tcPr>
+            <w:tcW w:type="dxa" w:w="2160"/>
+          </w:tcPr>
+          <w:p>
+            <w:r>
+              <w:t>Likely Microsoft's open-source CTS-Traffic network stress/reliability testing tool, bundled by name convention alongside other network performance tools (NTttcp, latte); no direct script invocation was found in the reviewed scripts.</w:t>
+            </w:r>
+          </w:p>
+        </w:tc>
+        <w:tc>
+          <w:tcPr>
+            <w:tcW w:type="dxa" w:w="2160"/>
+          </w:tcPr>
+          <w:p>
+            <w:r>
+              <w:t>No direct reference found in bundled scripts (695 .ps1/.psm1 files searched)</w:t>
+            </w:r>
+          </w:p>
+        </w:tc>
+      </w:tr>
+      <w:tr>
+        <w:tc>
+          <w:tcPr>
+            <w:tcW w:type="dxa" w:w="2160"/>
+          </w:tcPr>
+          <w:p>
+            <w:r>
+              <w:t>BINx64/dfsutil.exe</w:t>
+            </w:r>
+          </w:p>
+        </w:tc>
+        <w:tc>
+          <w:tcPr>
+            <w:tcW w:type="dxa" w:w="2160"/>
+          </w:tcPr>
+          <w:p>
+            <w:r>
+              <w:t>Yes / Yes</w:t>
+            </w:r>
+          </w:p>
+        </w:tc>
+        <w:tc>
+          <w:tcPr>
+            <w:tcW w:type="dxa" w:w="2160"/>
+          </w:tcPr>
+          <w:p>
+            <w:r>
+              <w:t>Distributed File System (DFS) utility; invoked with /PKTflush to flush the DFS referral cache as part of DFS diagnostics.</w:t>
+            </w:r>
+          </w:p>
+        </w:tc>
+        <w:tc>
+          <w:tcPr>
+            <w:tcW w:type="dxa" w:w="2160"/>
+          </w:tcPr>
+          <w:p>
+            <w:r>
+              <w:t>TSS.ps1:5359: if (Test-Path $DFSutilExe) {</w:t>
+            </w:r>
+          </w:p>
+        </w:tc>
+      </w:tr>
+      <w:tr>
+        <w:tc>
+          <w:tcPr>
+            <w:tcW w:type="dxa" w:w="2160"/>
+          </w:tcPr>
+          <w:p>
+            <w:r>
+              <w:t>BINx64/dpmcmd.exe</w:t>
+            </w:r>
+          </w:p>
+        </w:tc>
+        <w:tc>
+          <w:tcPr>
+            <w:tcW w:type="dxa" w:w="2160"/>
+          </w:tcPr>
+          <w:p>
+            <w:r>
+              <w:t>Yes / Yes</w:t>
+            </w:r>
+          </w:p>
+        </w:tc>
+        <w:tc>
+          <w:tcPr>
+            <w:tcW w:type="dxa" w:w="2160"/>
+          </w:tcPr>
+          <w:p>
+            <w:r>
+              <w:t>Data Protection Manager (DPM) command-line tool; invoked with 'qe all-procs-v' to enumerate DPM process queue state as part of DPM diagnostics in the NET module.</w:t>
+            </w:r>
+          </w:p>
+        </w:tc>
+        <w:tc>
+          <w:tcPr>
+            <w:tcW w:type="dxa" w:w="2160"/>
+          </w:tcPr>
+          <w:p>
+            <w:r>
+              <w:t xml:space="preserve">TSS_NET.psm1:4523: $DpmCmdPath </w:t>
+              <w:tab/>
+              <w:tab/>
+              <w:tab/>
+              <w:t>= $global:ScriptFolder + $BinArch + "\DpmCmd.exe"</w:t>
+            </w:r>
+          </w:p>
+        </w:tc>
+      </w:tr>
+      <w:tr>
+        <w:tc>
+          <w:tcPr>
+            <w:tcW w:type="dxa" w:w="2160"/>
+          </w:tcPr>
+          <w:p>
+            <w:r>
+              <w:t>BINx64/du.exe</w:t>
+            </w:r>
+          </w:p>
+        </w:tc>
+        <w:tc>
+          <w:tcPr>
+            <w:tcW w:type="dxa" w:w="2160"/>
+          </w:tcPr>
+          <w:p>
+            <w:r>
+              <w:t>Yes / Yes</w:t>
+            </w:r>
+          </w:p>
+        </w:tc>
+        <w:tc>
+          <w:tcPr>
+            <w:tcW w:type="dxa" w:w="2160"/>
+          </w:tcPr>
+          <w:p>
+            <w:r>
+              <w:t>Likely Sysinternals Du (disk usage) by name and Sysinternals-suite bundling convention, but the automated script matches were false positives (matched unrelated changelog/URL text containing the substring 'du') — no confirmed direct invocation found.</w:t>
+            </w:r>
+          </w:p>
+        </w:tc>
+        <w:tc>
+          <w:tcPr>
+            <w:tcW w:type="dxa" w:w="2160"/>
+          </w:tcPr>
+          <w:p>
+            <w:r>
+              <w:t>TSSGUI.ps1:28: ::  2024.11.01.0 [rk] _GUI: Code optimization, localization updates and new languages added: Czech, Dutch, Hindi, Portuguese, Turkish.</w:t>
+            </w:r>
+          </w:p>
+        </w:tc>
+      </w:tr>
+      <w:tr>
+        <w:tc>
+          <w:tcPr>
+            <w:tcW w:type="dxa" w:w="2160"/>
+          </w:tcPr>
+          <w:p>
+            <w:r>
+              <w:t>BINx64/evparse.exe</w:t>
+            </w:r>
+          </w:p>
+        </w:tc>
+        <w:tc>
+          <w:tcPr>
+            <w:tcW w:type="dxa" w:w="2160"/>
+          </w:tcPr>
+          <w:p>
+            <w:r>
+              <w:t>Yes / Yes</w:t>
+            </w:r>
+          </w:p>
+        </w:tc>
+        <w:tc>
+          <w:tcPr>
+            <w:tcW w:type="dxa" w:w="2160"/>
+          </w:tcPr>
+          <w:p>
+            <w:r>
+              <w:t>Event log parser utility ('EvParse') — invoked via a companion DC_EvParser.ps1 script to parse storage-related System log events into an HTML report.</w:t>
+            </w:r>
+          </w:p>
+        </w:tc>
+        <w:tc>
+          <w:tcPr>
+            <w:tcW w:type="dxa" w:w="2160"/>
+          </w:tcPr>
+          <w:p>
+            <w:r>
+              <w:t>psSDP/Diag/global/TS_AutoAddCommands_VSS.ps1:58: # Parse Storage related event logs on System log using evParse.exe and dump to a HTML file</w:t>
+            </w:r>
+          </w:p>
+        </w:tc>
+      </w:tr>
+      <w:tr>
+        <w:tc>
+          <w:tcPr>
+            <w:tcW w:type="dxa" w:w="2160"/>
+          </w:tcPr>
+          <w:p>
+            <w:r>
+              <w:t>BINx64/fcinfo.exe</w:t>
+            </w:r>
+          </w:p>
+        </w:tc>
+        <w:tc>
+          <w:tcPr>
+            <w:tcW w:type="dxa" w:w="2160"/>
+          </w:tcPr>
+          <w:p>
+            <w:r>
+              <w:t>Yes / Yes</w:t>
+            </w:r>
+          </w:p>
+        </w:tc>
+        <w:tc>
+          <w:tcPr>
+            <w:tcW w:type="dxa" w:w="2160"/>
+          </w:tcPr>
+          <w:p>
+            <w:r>
+              <w:t>Fibre Channel Information utility (from the WDK) — invoked via a companion DC_FCInfo.ps1 script to collect Fibre Channel HBA/adapter information.</w:t>
+            </w:r>
+          </w:p>
+        </w:tc>
+        <w:tc>
+          <w:tcPr>
+            <w:tcW w:type="dxa" w:w="2160"/>
+          </w:tcPr>
+          <w:p>
+            <w:r>
+              <w:t>psSDP/Diag/global/TS_AutoAddCommands_VSS.ps1:49: # Collects Fiber Channel information using fcinfo utility</w:t>
+            </w:r>
+          </w:p>
+        </w:tc>
+      </w:tr>
+      <w:tr>
+        <w:tc>
+          <w:tcPr>
+            <w:tcW w:type="dxa" w:w="2160"/>
+          </w:tcPr>
+          <w:p>
+            <w:r>
+              <w:t>BINx64/hbaapi.dll</w:t>
+            </w:r>
+          </w:p>
+        </w:tc>
+        <w:tc>
+          <w:tcPr>
+            <w:tcW w:type="dxa" w:w="2160"/>
+          </w:tcPr>
+          <w:p>
+            <w:r>
+              <w:t>Yes / Yes</w:t>
+            </w:r>
+          </w:p>
+        </w:tc>
+        <w:tc>
+          <w:tcPr>
+            <w:tcW w:type="dxa" w:w="2160"/>
+          </w:tcPr>
+          <w:p>
+            <w:r>
+              <w:t>Fibre Channel HBA API library, a runtime dependency of fcinfo.exe; referenced/renamed per-architecture by the FCInfo collection script.</w:t>
+            </w:r>
+          </w:p>
+        </w:tc>
+        <w:tc>
+          <w:tcPr>
+            <w:tcW w:type="dxa" w:w="2160"/>
+          </w:tcPr>
+          <w:p>
+            <w:r>
+              <w:t>psSDP/Diag/global/DC_FCInfo.ps1:16: #_# Rename-Item -Path "hbaapi_$ProcArc.dll" -NewName "hbaapi.dll"</w:t>
+            </w:r>
+          </w:p>
+        </w:tc>
+      </w:tr>
+      <w:tr>
+        <w:tc>
+          <w:tcPr>
+            <w:tcW w:type="dxa" w:w="2160"/>
+          </w:tcPr>
+          <w:p>
+            <w:r>
+              <w:t>BINx64/hbatapi.dll</w:t>
+            </w:r>
+          </w:p>
+        </w:tc>
+        <w:tc>
+          <w:tcPr>
+            <w:tcW w:type="dxa" w:w="2160"/>
+          </w:tcPr>
+          <w:p>
+            <w:r>
+              <w:t>Yes / Yes</w:t>
+            </w:r>
+          </w:p>
+        </w:tc>
+        <w:tc>
+          <w:tcPr>
+            <w:tcW w:type="dxa" w:w="2160"/>
+          </w:tcPr>
+          <w:p>
+            <w:r>
+              <w:t>Fibre Channel HBA test/trace API library, bundled alongside hbaapi.dll as a dependency of fcinfo.exe.</w:t>
+            </w:r>
+          </w:p>
+        </w:tc>
+        <w:tc>
+          <w:tcPr>
+            <w:tcW w:type="dxa" w:w="2160"/>
+          </w:tcPr>
+          <w:p>
+            <w:r>
+              <w:t>psSDP/Diag/global/DC_FCInfo.ps1:17: #_# Rename-Item -Path "hbatapi_$ProcArc.dll" -NewName "hbatapi.dll"</w:t>
+            </w:r>
+          </w:p>
+        </w:tc>
+      </w:tr>
+      <w:tr>
+        <w:tc>
+          <w:tcPr>
+            <w:tcW w:type="dxa" w:w="2160"/>
+          </w:tcPr>
+          <w:p>
+            <w:r>
+              <w:t>BINx64/kdbgctrl.exe</w:t>
+            </w:r>
+          </w:p>
+        </w:tc>
+        <w:tc>
+          <w:tcPr>
+            <w:tcW w:type="dxa" w:w="2160"/>
+          </w:tcPr>
+          <w:p>
+            <w:r>
+              <w:t>Yes / Yes</w:t>
+            </w:r>
+          </w:p>
+        </w:tc>
+        <w:tc>
+          <w:tcPr>
+            <w:tcW w:type="dxa" w:w="2160"/>
+          </w:tcPr>
+          <w:p>
+            <w:r>
+              <w:t>Kernel debugger control utility — used to query/resize the page file based on dump-type configuration ahead of kernel dump collection.</w:t>
+            </w:r>
+          </w:p>
+        </w:tc>
+        <w:tc>
+          <w:tcPr>
+            <w:tcW w:type="dxa" w:w="2160"/>
+          </w:tcPr>
+          <w:p>
+            <w:r>
+              <w:t>TSS.ps1:14644: If(Test-Path $global:kdbgctrlExe) {</w:t>
+            </w:r>
+          </w:p>
+        </w:tc>
+      </w:tr>
+      <w:tr>
+        <w:tc>
+          <w:tcPr>
+            <w:tcW w:type="dxa" w:w="2160"/>
+          </w:tcPr>
+          <w:p>
+            <w:r>
+              <w:t>BINx64/latte.exe</w:t>
+            </w:r>
+          </w:p>
+        </w:tc>
+        <w:tc>
+          <w:tcPr>
+            <w:tcW w:type="dxa" w:w="2160"/>
+          </w:tcPr>
+          <w:p>
+            <w:r>
+              <w:t>Yes / Yes</w:t>
+            </w:r>
+          </w:p>
+        </w:tc>
+        <w:tc>
+          <w:tcPr>
+            <w:tcW w:type="dxa" w:w="2160"/>
+          </w:tcPr>
+          <w:p>
+            <w:r>
+              <w:t>Microsoft Latte — low-latency network round-trip benchmarking tool; invoked with a constructed target address/port as part of network performance test scenarios.</w:t>
+            </w:r>
+          </w:p>
+        </w:tc>
+        <w:tc>
+          <w:tcPr>
+            <w:tcW w:type="dxa" w:w="2160"/>
+          </w:tcPr>
+          <w:p>
+            <w:r>
+              <w:t>TSS.ps1:12626: # Cut out the latter part to combine later</w:t>
+            </w:r>
+          </w:p>
+        </w:tc>
+      </w:tr>
+      <w:tr>
+        <w:tc>
+          <w:tcPr>
+            <w:tcW w:type="dxa" w:w="2160"/>
+          </w:tcPr>
+          <w:p>
+            <w:r>
+              <w:t>BINx64/notmyfaultc.exe</w:t>
+            </w:r>
+          </w:p>
+        </w:tc>
+        <w:tc>
+          <w:tcPr>
+            <w:tcW w:type="dxa" w:w="2160"/>
+          </w:tcPr>
+          <w:p>
+            <w:r>
+              <w:t>Yes / Yes</w:t>
+            </w:r>
+          </w:p>
+        </w:tc>
+        <w:tc>
+          <w:tcPr>
+            <w:tcW w:type="dxa" w:w="2160"/>
+          </w:tcPr>
+          <w:p>
+            <w:r>
+              <w:t>Sysinternals NotMyFault (console build) — deliberately induces a crash, hang, or leak for testing crash-dump collection; TSS checks for its presence via Get-Command before offering it as a test-fault trigger.</w:t>
+            </w:r>
+          </w:p>
+        </w:tc>
+        <w:tc>
+          <w:tcPr>
+            <w:tcW w:type="dxa" w:w="2160"/>
+          </w:tcPr>
+          <w:p>
+            <w:r>
+              <w:t>TSS.ps1:5390: $NotMyFault = Get-Command $global:NotMyFaultcExe -ErrorAction Ignore</w:t>
+            </w:r>
+          </w:p>
+        </w:tc>
+      </w:tr>
+      <w:tr>
+        <w:tc>
+          <w:tcPr>
+            <w:tcW w:type="dxa" w:w="2160"/>
+          </w:tcPr>
+          <w:p>
+            <w:r>
+              <w:t>BINx64/poolmon.exe</w:t>
+            </w:r>
+          </w:p>
+        </w:tc>
+        <w:tc>
+          <w:tcPr>
+            <w:tcW w:type="dxa" w:w="2160"/>
+          </w:tcPr>
+          <w:p>
+            <w:r>
+              <w:t>Yes / Yes</w:t>
+            </w:r>
+          </w:p>
+        </w:tc>
+        <w:tc>
+          <w:tcPr>
+            <w:tcW w:type="dxa" w:w="2160"/>
+          </w:tcPr>
+          <w:p>
+            <w:r>
+              <w:t>Windows kernel pool memory usage monitor (see BIN/poolmon.exe); x64 build, gated by the same -PoolMon/-noPoolMon controls.</w:t>
+            </w:r>
+          </w:p>
+        </w:tc>
+        <w:tc>
+          <w:tcPr>
+            <w:tcW w:type="dxa" w:w="2160"/>
+          </w:tcPr>
+          <w:p>
+            <w:r>
+              <w:t>TSS.ps1:1421: [String]$PoolMon,</w:t>
+            </w:r>
+          </w:p>
+        </w:tc>
+      </w:tr>
+      <w:tr>
+        <w:tc>
+          <w:tcPr>
+            <w:tcW w:type="dxa" w:w="2160"/>
+          </w:tcPr>
+          <w:p>
+            <w:r>
+              <w:t>BINx64/tmq.exe</w:t>
+            </w:r>
+          </w:p>
+        </w:tc>
+        <w:tc>
+          <w:tcPr>
+            <w:tcW w:type="dxa" w:w="2160"/>
+          </w:tcPr>
+          <w:p>
+            <w:r>
+              <w:t>Yes / Yes</w:t>
+            </w:r>
+          </w:p>
+        </w:tc>
+        <w:tc>
+          <w:tcPr>
+            <w:tcW w:type="dxa" w:w="2160"/>
+          </w:tcPr>
+          <w:p>
+            <w:r>
+              <w:t>No confirmed direct script reference (the one substring match found was inside an unrelated base64-encoded certificate blob, a false positive); by naming convention alongside tmqsite/tmqstate/tmqstore/tmqtry, likely part of an MSMQ (Microsoft Message Queuing) diagnostic/test toolset.</w:t>
+            </w:r>
+          </w:p>
+        </w:tc>
+        <w:tc>
+          <w:tcPr>
+            <w:tcW w:type="dxa" w:w="2160"/>
+          </w:tcPr>
+          <w:p>
+            <w:r>
+              <w:t>scripts/Wmi-Collect.ps1:1466: # MASAAgH0oIHZpIHWMIHTMQswCQYDVQQGEwJVUzETMBEGA1UECBMKV2FzaGluZ3Rv</w:t>
+            </w:r>
+          </w:p>
+        </w:tc>
+      </w:tr>
+      <w:tr>
+        <w:tc>
+          <w:tcPr>
+            <w:tcW w:type="dxa" w:w="2160"/>
+          </w:tcPr>
+          <w:p>
+            <w:r>
+              <w:t>BINx64/tmqsite.dll</w:t>
+            </w:r>
+          </w:p>
+        </w:tc>
+        <w:tc>
+          <w:tcPr>
+            <w:tcW w:type="dxa" w:w="2160"/>
+          </w:tcPr>
+          <w:p>
+            <w:r>
+              <w:t>Yes / Yes</w:t>
+            </w:r>
+          </w:p>
+        </w:tc>
+        <w:tc>
+          <w:tcPr>
+            <w:tcW w:type="dxa" w:w="2160"/>
+          </w:tcPr>
+          <w:p>
+            <w:r>
+              <w:t>No direct script reference found; by naming convention, likely a supporting library for the tmq.exe MSMQ diagnostic toolset.</w:t>
+            </w:r>
+          </w:p>
+        </w:tc>
+        <w:tc>
+          <w:tcPr>
+            <w:tcW w:type="dxa" w:w="2160"/>
+          </w:tcPr>
+          <w:p>
+            <w:r>
+              <w:t>No direct reference found in bundled scripts (695 .ps1/.psm1 files searched)</w:t>
+            </w:r>
+          </w:p>
+        </w:tc>
+      </w:tr>
+      <w:tr>
+        <w:tc>
+          <w:tcPr>
+            <w:tcW w:type="dxa" w:w="2160"/>
+          </w:tcPr>
+          <w:p>
+            <w:r>
+              <w:t>BINx64/tmqstate.dll</w:t>
+            </w:r>
+          </w:p>
+        </w:tc>
+        <w:tc>
+          <w:tcPr>
+            <w:tcW w:type="dxa" w:w="2160"/>
+          </w:tcPr>
+          <w:p>
+            <w:r>
+              <w:t>Yes / Yes</w:t>
+            </w:r>
+          </w:p>
+        </w:tc>
+        <w:tc>
+          <w:tcPr>
+            <w:tcW w:type="dxa" w:w="2160"/>
+          </w:tcPr>
+          <w:p>
+            <w:r>
+              <w:t>Referenced when building an output filename for 'tmqstate' diagnostic data in the INT (integration/messaging) module — consistent with an MSMQ state-inspection component.</w:t>
+            </w:r>
+          </w:p>
+        </w:tc>
+        <w:tc>
+          <w:tcPr>
+            <w:tcW w:type="dxa" w:w="2160"/>
+          </w:tcPr>
+          <w:p>
+            <w:r>
+              <w:t>TSS_INT.psm1:238: $outFile = $PrefixTime + "tmqstate" + $TssPhase + ".txt"</w:t>
+            </w:r>
+          </w:p>
+        </w:tc>
+      </w:tr>
+      <w:tr>
+        <w:tc>
+          <w:tcPr>
+            <w:tcW w:type="dxa" w:w="2160"/>
+          </w:tcPr>
+          <w:p>
+            <w:r>
+              <w:t>BINx64/tmqstore.dll</w:t>
+            </w:r>
+          </w:p>
+        </w:tc>
+        <w:tc>
+          <w:tcPr>
+            <w:tcW w:type="dxa" w:w="2160"/>
+          </w:tcPr>
+          <w:p>
+            <w:r>
+              <w:t>Yes / Yes</w:t>
+            </w:r>
+          </w:p>
+        </w:tc>
+        <w:tc>
+          <w:tcPr>
+            <w:tcW w:type="dxa" w:w="2160"/>
+          </w:tcPr>
+          <w:p>
+            <w:r>
+              <w:t>No direct script reference found; by naming convention, likely a supporting library for the tmq.exe MSMQ diagnostic toolset (message store component).</w:t>
+            </w:r>
+          </w:p>
+        </w:tc>
+        <w:tc>
+          <w:tcPr>
+            <w:tcW w:type="dxa" w:w="2160"/>
+          </w:tcPr>
+          <w:p>
+            <w:r>
+              <w:t>No direct reference found in bundled scripts (695 .ps1/.psm1 files searched)</w:t>
+            </w:r>
+          </w:p>
+        </w:tc>
+      </w:tr>
+      <w:tr>
+        <w:tc>
+          <w:tcPr>
+            <w:tcW w:type="dxa" w:w="2160"/>
+          </w:tcPr>
+          <w:p>
+            <w:r>
+              <w:t>BINx64/tmqtry.dll</w:t>
+            </w:r>
+          </w:p>
+        </w:tc>
+        <w:tc>
+          <w:tcPr>
+            <w:tcW w:type="dxa" w:w="2160"/>
+          </w:tcPr>
+          <w:p>
+            <w:r>
+              <w:t>Yes / Yes</w:t>
+            </w:r>
+          </w:p>
+        </w:tc>
+        <w:tc>
+          <w:tcPr>
+            <w:tcW w:type="dxa" w:w="2160"/>
+          </w:tcPr>
+          <w:p>
+            <w:r>
+              <w:t>No direct script reference found; by naming convention, likely a supporting library for the tmq.exe MSMQ diagnostic toolset (connectivity-try component).</w:t>
+            </w:r>
+          </w:p>
+        </w:tc>
+        <w:tc>
+          <w:tcPr>
+            <w:tcW w:type="dxa" w:w="2160"/>
+          </w:tcPr>
+          <w:p>
+            <w:r>
+              <w:t>No direct reference found in bundled scripts (695 .ps1/.psm1 files searched)</w:t>
+            </w:r>
+          </w:p>
+        </w:tc>
+      </w:tr>
+      <w:tr>
+        <w:tc>
+          <w:tcPr>
+            <w:tcW w:type="dxa" w:w="2160"/>
+          </w:tcPr>
+          <w:p>
+            <w:r>
+              <w:t>BINx64/vshadow.exe</w:t>
+            </w:r>
+          </w:p>
+        </w:tc>
+        <w:tc>
+          <w:tcPr>
+            <w:tcW w:type="dxa" w:w="2160"/>
+          </w:tcPr>
+          <w:p>
+            <w:r>
+              <w:t>Yes / Yes</w:t>
+            </w:r>
+          </w:p>
+        </w:tc>
+        <w:tc>
+          <w:tcPr>
+            <w:tcW w:type="dxa" w:w="2160"/>
+          </w:tcPr>
+          <w:p>
+            <w:r>
+              <w:t>Microsoft VShadow (VSS test/requestor tool from the WDK) — invoked with -wm2 to dump Volume Shadow Copy metadata writer information.</w:t>
+            </w:r>
+          </w:p>
+        </w:tc>
+        <w:tc>
+          <w:tcPr>
+            <w:tcW w:type="dxa" w:w="2160"/>
+          </w:tcPr>
+          <w:p>
+            <w:r>
+              <w:t>psSDP/Diag/global/DC_GetSystemInfo.ps1:46: "VShadow/DiskShadow Metadata Writers output" | Out-File $OutputBase -append</w:t>
+            </w:r>
+          </w:p>
+        </w:tc>
+      </w:tr>
+      <w:tr>
+        <w:tc>
+          <w:tcPr>
+            <w:tcW w:type="dxa" w:w="2160"/>
+          </w:tcPr>
+          <w:p>
+            <w:r>
+              <w:t>BINx64/vssagent.exe</w:t>
+            </w:r>
+          </w:p>
+        </w:tc>
+        <w:tc>
+          <w:tcPr>
+            <w:tcW w:type="dxa" w:w="2160"/>
+          </w:tcPr>
+          <w:p>
+            <w:r>
+              <w:t>Yes / Yes</w:t>
+            </w:r>
+          </w:p>
+        </w:tc>
+        <w:tc>
+          <w:tcPr>
+            <w:tcW w:type="dxa" w:w="2160"/>
+          </w:tcPr>
+          <w:p>
+            <w:r>
+              <w:t>No direct script reference found; by naming convention, a Volume Shadow Copy Service (VSS) agent/writer test component bundled alongside vshadow.exe and vsstrace.exe.</w:t>
+            </w:r>
+          </w:p>
+        </w:tc>
+        <w:tc>
+          <w:tcPr>
+            <w:tcW w:type="dxa" w:w="2160"/>
+          </w:tcPr>
+          <w:p>
+            <w:r>
+              <w:t>No direct reference found in bundled scripts (695 .ps1/.psm1 files searched)</w:t>
+            </w:r>
+          </w:p>
+        </w:tc>
+      </w:tr>
+      <w:tr>
+        <w:tc>
+          <w:tcPr>
+            <w:tcW w:type="dxa" w:w="2160"/>
+          </w:tcPr>
+          <w:p>
+            <w:r>
+              <w:t>BINx64/vsstrace.exe</w:t>
+            </w:r>
+          </w:p>
+        </w:tc>
+        <w:tc>
+          <w:tcPr>
+            <w:tcW w:type="dxa" w:w="2160"/>
+          </w:tcPr>
+          <w:p>
+            <w:r>
+              <w:t>Yes / Yes</w:t>
+            </w:r>
+          </w:p>
+        </w:tc>
+        <w:tc>
+          <w:tcPr>
+            <w:tcW w:type="dxa" w:w="2160"/>
+          </w:tcPr>
+          <w:p>
+            <w:r>
+              <w:t>Volume Shadow Copy Service (VSS) tracing tool; its associated ETW trace provider GUID (VSSTraceLogProvider) is registered in the storage (SHA) module.</w:t>
+            </w:r>
+          </w:p>
+        </w:tc>
+        <w:tc>
+          <w:tcPr>
+            <w:tcW w:type="dxa" w:w="2160"/>
+          </w:tcPr>
+          <w:p>
+            <w:r>
+              <w:t>TSS_SHA.psm1:540: '{9122168F-2432-45F0-B91C-3AF363C149DD}' # VSSTraceLogProvider</w:t>
+            </w:r>
+          </w:p>
+        </w:tc>
+      </w:tr>
+      <w:tr>
+        <w:tc>
+          <w:tcPr>
+            <w:tcW w:type="dxa" w:w="2160"/>
+          </w:tcPr>
+          <w:p>
+            <w:r>
+              <w:t>BINx64/xbootmgr.exe</w:t>
+            </w:r>
+          </w:p>
+        </w:tc>
+        <w:tc>
+          <w:tcPr>
+            <w:tcW w:type="dxa" w:w="2160"/>
+          </w:tcPr>
+          <w:p>
+            <w:r>
+              <w:t>Yes / Yes</w:t>
+            </w:r>
+          </w:p>
+        </w:tc>
+        <w:tc>
+          <w:tcPr>
+            <w:tcW w:type="dxa" w:w="2160"/>
+          </w:tcPr>
+          <w:p>
+            <w:r>
+              <w:t>Windows boot/shutdown performance tracing tool (predecessor to WPR's boot-trace functionality); no direct script reference was found, consistent with it being a legacy/optional tool retained for older-OS compatibility.</w:t>
+            </w:r>
+          </w:p>
+        </w:tc>
+        <w:tc>
+          <w:tcPr>
+            <w:tcW w:type="dxa" w:w="2160"/>
+          </w:tcPr>
+          <w:p>
+            <w:r>
+              <w:t>No direct reference found in bundled scripts (695 .ps1/.psm1 files searched)</w:t>
+            </w:r>
+          </w:p>
+        </w:tc>
+      </w:tr>
+      <w:tr>
+        <w:tc>
+          <w:tcPr>
+            <w:tcW w:type="dxa" w:w="2160"/>
+          </w:tcPr>
+          <w:p>
+            <w:r>
+              <w:t>BINx86/Checksym.exe</w:t>
+            </w:r>
+          </w:p>
+        </w:tc>
+        <w:tc>
+          <w:tcPr>
+            <w:tcW w:type="dxa" w:w="2160"/>
+          </w:tcPr>
+          <w:p>
+            <w:r>
+              <w:t>Yes / Yes</w:t>
+            </w:r>
+          </w:p>
+        </w:tc>
+        <w:tc>
+          <w:tcPr>
+            <w:tcW w:type="dxa" w:w="2160"/>
+          </w:tcPr>
+          <w:p>
+            <w:r>
+              <w:t>32-bit build of the file-version enumeration tool (see BINx64/Checksym.exe).</w:t>
+            </w:r>
+          </w:p>
+        </w:tc>
+        <w:tc>
+          <w:tcPr>
+            <w:tcW w:type="dxa" w:w="2160"/>
+          </w:tcPr>
+          <w:p>
+            <w:r>
+              <w:t>TSS.ps1:32218: $global:ChecksymExe</w:t>
+              <w:tab/>
+              <w:tab/>
+              <w:t>= $global:ScriptFolder + $BinArch + "\Checksym.exe"</w:t>
+            </w:r>
+          </w:p>
+        </w:tc>
+      </w:tr>
+      <w:tr>
+        <w:tc>
+          <w:tcPr>
+            <w:tcW w:type="dxa" w:w="2160"/>
+          </w:tcPr>
+          <w:p>
+            <w:r>
+              <w:t>BINx86/NTttcp.exe</w:t>
+            </w:r>
+          </w:p>
+        </w:tc>
+        <w:tc>
+          <w:tcPr>
+            <w:tcW w:type="dxa" w:w="2160"/>
+          </w:tcPr>
+          <w:p>
+            <w:r>
+              <w:t>Yes / Yes</w:t>
+            </w:r>
+          </w:p>
+        </w:tc>
+        <w:tc>
+          <w:tcPr>
+            <w:tcW w:type="dxa" w:w="2160"/>
+          </w:tcPr>
+          <w:p>
+            <w:r>
+              <w:t>32-bit build of the NTttcp network throughput benchmarking tool (see BINx64/NTttcp.exe).</w:t>
+            </w:r>
+          </w:p>
+        </w:tc>
+        <w:tc>
+          <w:tcPr>
+            <w:tcW w:type="dxa" w:w="2160"/>
+          </w:tcPr>
+          <w:p>
+            <w:r>
+              <w:t>TSS.ps1:30424: $NtttcpSTThdCmd = $script:PerfTCPExe + " -r -m 1,*," + $PerfTCPAddr + " -p 5005 -l " + $BufferLength + "K -a 16 -t " + $DurationInSec</w:t>
+            </w:r>
+          </w:p>
+        </w:tc>
+      </w:tr>
+      <w:tr>
+        <w:tc>
+          <w:tcPr>
+            <w:tcW w:type="dxa" w:w="2160"/>
+          </w:tcPr>
+          <w:p>
+            <w:r>
+              <w:t>BINx86/PsGetsid.exe</w:t>
+            </w:r>
+          </w:p>
+        </w:tc>
+        <w:tc>
+          <w:tcPr>
+            <w:tcW w:type="dxa" w:w="2160"/>
+          </w:tcPr>
+          <w:p>
+            <w:r>
+              <w:t>Yes / Yes</w:t>
+            </w:r>
+          </w:p>
+        </w:tc>
+        <w:tc>
+          <w:tcPr>
+            <w:tcW w:type="dxa" w:w="2160"/>
+          </w:tcPr>
+          <w:p>
+            <w:r>
+              <w:t>32-bit build of Sysinternals PsGetSid (see BINx64/PsGetsid.exe).</w:t>
+            </w:r>
+          </w:p>
+        </w:tc>
+        <w:tc>
+          <w:tcPr>
+            <w:tcW w:type="dxa" w:w="2160"/>
+          </w:tcPr>
+          <w:p>
+            <w:r>
+              <w:t>TSS_NET.psm1:3930: LogInfoFile "... collecting sshd_Service info and running PsGetSID $_ at $global:TssPhase"</w:t>
+            </w:r>
+          </w:p>
+        </w:tc>
+      </w:tr>
+      <w:tr>
+        <w:tc>
+          <w:tcPr>
+            <w:tcW w:type="dxa" w:w="2160"/>
+          </w:tcPr>
+          <w:p>
+            <w:r>
+              <w:t>BINx86/Pstat.exe</w:t>
+            </w:r>
+          </w:p>
+        </w:tc>
+        <w:tc>
+          <w:tcPr>
+            <w:tcW w:type="dxa" w:w="2160"/>
+          </w:tcPr>
+          <w:p>
+            <w:r>
+              <w:t>Yes / Yes</w:t>
+            </w:r>
+          </w:p>
+        </w:tc>
+        <w:tc>
+          <w:tcPr>
+            <w:tcW w:type="dxa" w:w="2160"/>
+          </w:tcPr>
+          <w:p>
+            <w:r>
+              <w:t>32-bit build of the WDK process/thread status utility (see BINx64/Pstat.exe).</w:t>
+            </w:r>
+          </w:p>
+        </w:tc>
+        <w:tc>
+          <w:tcPr>
+            <w:tcW w:type="dxa" w:w="2160"/>
+          </w:tcPr>
+          <w:p>
+            <w:r>
+              <w:t>TSS.ps1:2898: if($r.Name -eq 'Instance' -and $resp.StatusCode -eq [System.Net.HttpStatusCode]::OK){</w:t>
+            </w:r>
+          </w:p>
+        </w:tc>
+      </w:tr>
+      <w:tr>
+        <w:tc>
+          <w:tcPr>
+            <w:tcW w:type="dxa" w:w="2160"/>
+          </w:tcPr>
+          <w:p>
+            <w:r>
+              <w:t>BINx86/RecorderCommandLine.exe</w:t>
+            </w:r>
+          </w:p>
+        </w:tc>
+        <w:tc>
+          <w:tcPr>
+            <w:tcW w:type="dxa" w:w="2160"/>
+          </w:tcPr>
+          <w:p>
+            <w:r>
+              <w:t>Yes / Yes</w:t>
+            </w:r>
+          </w:p>
+        </w:tc>
+        <w:tc>
+          <w:tcPr>
+            <w:tcW w:type="dxa" w:w="2160"/>
+          </w:tcPr>
+          <w:p>
+            <w:r>
+              <w:t>32-bit build of the Problem Steps Recorder command-line component (see BINx64/RecorderCommandLine.exe).</w:t>
+            </w:r>
+          </w:p>
+        </w:tc>
+        <w:tc>
+          <w:tcPr>
+            <w:tcW w:type="dxa" w:w="2160"/>
+          </w:tcPr>
+          <w:p>
+            <w:r>
+              <w:t>TSS.ps1:12152: $VideoProcess = $Processes | Where-Object{$_.Name.ToLower() -eq 'recordercommandline'}</w:t>
+            </w:r>
+          </w:p>
+        </w:tc>
+      </w:tr>
+      <w:tr>
+        <w:tc>
+          <w:tcPr>
+            <w:tcW w:type="dxa" w:w="2160"/>
+          </w:tcPr>
+          <w:p>
+            <w:r>
+              <w:t>BINx86/RecorderDll.dll</w:t>
+            </w:r>
+          </w:p>
+        </w:tc>
+        <w:tc>
+          <w:tcPr>
+            <w:tcW w:type="dxa" w:w="2160"/>
+          </w:tcPr>
+          <w:p>
+            <w:r>
+              <w:t>Yes / Yes</w:t>
+            </w:r>
+          </w:p>
+        </w:tc>
+        <w:tc>
+          <w:tcPr>
+            <w:tcW w:type="dxa" w:w="2160"/>
+          </w:tcPr>
+          <w:p>
+            <w:r>
+              <w:t>32-bit build of the Recorder support library (see BINx64/RecorderDll.dll); not independently confirmed.</w:t>
+            </w:r>
+          </w:p>
+        </w:tc>
+        <w:tc>
+          <w:tcPr>
+            <w:tcW w:type="dxa" w:w="2160"/>
+          </w:tcPr>
+          <w:p>
+            <w:r>
+              <w:t>No direct reference found in bundled scripts (695 .ps1/.psm1 files searched)</w:t>
+            </w:r>
+          </w:p>
+        </w:tc>
+      </w:tr>
+      <w:tr>
+        <w:tc>
+          <w:tcPr>
+            <w:tcW w:type="dxa" w:w="2160"/>
+          </w:tcPr>
+          <w:p>
+            <w:r>
+              <w:t>BINx86/SdkDll.dll</w:t>
+            </w:r>
+          </w:p>
+        </w:tc>
+        <w:tc>
+          <w:tcPr>
+            <w:tcW w:type="dxa" w:w="2160"/>
+          </w:tcPr>
+          <w:p>
+            <w:r>
+              <w:t>Yes / Yes</w:t>
+            </w:r>
+          </w:p>
+        </w:tc>
+        <w:tc>
+          <w:tcPr>
+            <w:tcW w:type="dxa" w:w="2160"/>
+          </w:tcPr>
+          <w:p>
+            <w:r>
+              <w:t>32-bit build of the SDK support library (see BINx64/SdkDll.dll); not independently confirmed.</w:t>
+            </w:r>
+          </w:p>
+        </w:tc>
+        <w:tc>
+          <w:tcPr>
+            <w:tcW w:type="dxa" w:w="2160"/>
+          </w:tcPr>
+          <w:p>
+            <w:r>
+              <w:t>No direct reference found in bundled scripts (695 .ps1/.psm1 files searched)</w:t>
+            </w:r>
+          </w:p>
+        </w:tc>
+      </w:tr>
+      <w:tr>
+        <w:tc>
+          <w:tcPr>
+            <w:tcW w:type="dxa" w:w="2160"/>
+          </w:tcPr>
+          <w:p>
+            <w:r>
+              <w:t>BINx86/cscdbdump.exe</w:t>
+            </w:r>
+          </w:p>
+        </w:tc>
+        <w:tc>
+          <w:tcPr>
+            <w:tcW w:type="dxa" w:w="2160"/>
+          </w:tcPr>
+          <w:p>
+            <w:r>
+              <w:t>Yes / Yes</w:t>
+            </w:r>
+          </w:p>
+        </w:tc>
+        <w:tc>
+          <w:tcPr>
+            <w:tcW w:type="dxa" w:w="2160"/>
+          </w:tcPr>
+          <w:p>
+            <w:r>
+              <w:t>32-bit build of the Offline Files cache database dump tool (see BINx64/cscdbdump.exe).</w:t>
+            </w:r>
+          </w:p>
+        </w:tc>
+        <w:tc>
+          <w:tcPr>
+            <w:tcW w:type="dxa" w:w="2160"/>
+          </w:tcPr>
+          <w:p>
+            <w:r>
+              <w:t>psSDP/Diag/global/DC_CscClient-Component.ps1:4: # Date: 2009-2014, 2020-10-26 WalterE added CscDbDump, run script only for Client SKU</w:t>
+            </w:r>
+          </w:p>
+        </w:tc>
+      </w:tr>
+      <w:tr>
+        <w:tc>
+          <w:tcPr>
+            <w:tcW w:type="dxa" w:w="2160"/>
+          </w:tcPr>
+          <w:p>
+            <w:r>
+              <w:t>BINx86/dfsutil.exe</w:t>
+            </w:r>
+          </w:p>
+        </w:tc>
+        <w:tc>
+          <w:tcPr>
+            <w:tcW w:type="dxa" w:w="2160"/>
+          </w:tcPr>
+          <w:p>
+            <w:r>
+              <w:t>Yes / Yes</w:t>
+            </w:r>
+          </w:p>
+        </w:tc>
+        <w:tc>
+          <w:tcPr>
+            <w:tcW w:type="dxa" w:w="2160"/>
+          </w:tcPr>
+          <w:p>
+            <w:r>
+              <w:t>32-bit build of the DFS utility (see BINx64/dfsutil.exe).</w:t>
+            </w:r>
+          </w:p>
+        </w:tc>
+        <w:tc>
+          <w:tcPr>
+            <w:tcW w:type="dxa" w:w="2160"/>
+          </w:tcPr>
+          <w:p>
+            <w:r>
+              <w:t>TSS.ps1:5359: if (Test-Path $DFSutilExe) {</w:t>
+            </w:r>
+          </w:p>
+        </w:tc>
+      </w:tr>
+      <w:tr>
+        <w:tc>
+          <w:tcPr>
+            <w:tcW w:type="dxa" w:w="2160"/>
+          </w:tcPr>
+          <w:p>
+            <w:r>
+              <w:t>BINx86/dpmcmd.exe</w:t>
+            </w:r>
+          </w:p>
+        </w:tc>
+        <w:tc>
+          <w:tcPr>
+            <w:tcW w:type="dxa" w:w="2160"/>
+          </w:tcPr>
+          <w:p>
+            <w:r>
+              <w:t>Yes / Yes</w:t>
+            </w:r>
+          </w:p>
+        </w:tc>
+        <w:tc>
+          <w:tcPr>
+            <w:tcW w:type="dxa" w:w="2160"/>
+          </w:tcPr>
+          <w:p>
+            <w:r>
+              <w:t>32-bit build of the Data Protection Manager command-line tool (see BINx64/dpmcmd.exe).</w:t>
+            </w:r>
+          </w:p>
+        </w:tc>
+        <w:tc>
+          <w:tcPr>
+            <w:tcW w:type="dxa" w:w="2160"/>
+          </w:tcPr>
+          <w:p>
+            <w:r>
+              <w:t xml:space="preserve">TSS_NET.psm1:4523: $DpmCmdPath </w:t>
+              <w:tab/>
+              <w:tab/>
+              <w:tab/>
+              <w:t>= $global:ScriptFolder + $BinArch + "\DpmCmd.exe"</w:t>
+            </w:r>
+          </w:p>
+        </w:tc>
+      </w:tr>
+      <w:tr>
+        <w:tc>
+          <w:tcPr>
+            <w:tcW w:type="dxa" w:w="2160"/>
+          </w:tcPr>
+          <w:p>
+            <w:r>
+              <w:t>BINx86/du.exe</w:t>
+            </w:r>
+          </w:p>
+        </w:tc>
+        <w:tc>
+          <w:tcPr>
+            <w:tcW w:type="dxa" w:w="2160"/>
+          </w:tcPr>
+          <w:p>
+            <w:r>
+              <w:t>Yes / Yes</w:t>
+            </w:r>
+          </w:p>
+        </w:tc>
+        <w:tc>
+          <w:tcPr>
+            <w:tcW w:type="dxa" w:w="2160"/>
+          </w:tcPr>
+          <w:p>
+            <w:r>
+              <w:t>32-bit build corresponding to BINx64/du.exe; same caveat applies — no confirmed direct invocation found (automated matches were false positives).</w:t>
+            </w:r>
+          </w:p>
+        </w:tc>
+        <w:tc>
+          <w:tcPr>
+            <w:tcW w:type="dxa" w:w="2160"/>
+          </w:tcPr>
+          <w:p>
+            <w:r>
+              <w:t>TSSGUI.ps1:28: ::  2024.11.01.0 [rk] _GUI: Code optimization, localization updates and new languages added: Czech, Dutch, Hindi, Portuguese, Turkish.</w:t>
+            </w:r>
+          </w:p>
+        </w:tc>
+      </w:tr>
+      <w:tr>
+        <w:tc>
+          <w:tcPr>
+            <w:tcW w:type="dxa" w:w="2160"/>
+          </w:tcPr>
+          <w:p>
+            <w:r>
+              <w:t>BINx86/evparse.exe</w:t>
+            </w:r>
+          </w:p>
+        </w:tc>
+        <w:tc>
+          <w:tcPr>
+            <w:tcW w:type="dxa" w:w="2160"/>
+          </w:tcPr>
+          <w:p>
+            <w:r>
+              <w:t>Yes / Yes</w:t>
+            </w:r>
+          </w:p>
+        </w:tc>
+        <w:tc>
+          <w:tcPr>
+            <w:tcW w:type="dxa" w:w="2160"/>
+          </w:tcPr>
+          <w:p>
+            <w:r>
+              <w:t>32-bit build of the event log parser utility (see BINx64/evparse.exe).</w:t>
+            </w:r>
+          </w:p>
+        </w:tc>
+        <w:tc>
+          <w:tcPr>
+            <w:tcW w:type="dxa" w:w="2160"/>
+          </w:tcPr>
+          <w:p>
+            <w:r>
+              <w:t>psSDP/Diag/global/TS_AutoAddCommands_VSS.ps1:58: # Parse Storage related event logs on System log using evParse.exe and dump to a HTML file</w:t>
+            </w:r>
+          </w:p>
+        </w:tc>
+      </w:tr>
+      <w:tr>
+        <w:tc>
+          <w:tcPr>
+            <w:tcW w:type="dxa" w:w="2160"/>
+          </w:tcPr>
+          <w:p>
+            <w:r>
+              <w:t>BINx86/fcinfo.exe</w:t>
+            </w:r>
+          </w:p>
+        </w:tc>
+        <w:tc>
+          <w:tcPr>
+            <w:tcW w:type="dxa" w:w="2160"/>
+          </w:tcPr>
+          <w:p>
+            <w:r>
+              <w:t>Yes / Yes</w:t>
+            </w:r>
+          </w:p>
+        </w:tc>
+        <w:tc>
+          <w:tcPr>
+            <w:tcW w:type="dxa" w:w="2160"/>
+          </w:tcPr>
+          <w:p>
+            <w:r>
+              <w:t>32-bit build of the Fibre Channel Information utility (see BINx64/fcinfo.exe).</w:t>
+            </w:r>
+          </w:p>
+        </w:tc>
+        <w:tc>
+          <w:tcPr>
+            <w:tcW w:type="dxa" w:w="2160"/>
+          </w:tcPr>
+          <w:p>
+            <w:r>
+              <w:t>psSDP/Diag/global/TS_AutoAddCommands_VSS.ps1:49: # Collects Fiber Channel information using fcinfo utility</w:t>
+            </w:r>
+          </w:p>
+        </w:tc>
+      </w:tr>
+      <w:tr>
+        <w:tc>
+          <w:tcPr>
+            <w:tcW w:type="dxa" w:w="2160"/>
+          </w:tcPr>
+          <w:p>
+            <w:r>
+              <w:t>BINx86/hbaapi.dll</w:t>
+            </w:r>
+          </w:p>
+        </w:tc>
+        <w:tc>
+          <w:tcPr>
+            <w:tcW w:type="dxa" w:w="2160"/>
+          </w:tcPr>
+          <w:p>
+            <w:r>
+              <w:t>Yes / Yes</w:t>
+            </w:r>
+          </w:p>
+        </w:tc>
+        <w:tc>
+          <w:tcPr>
+            <w:tcW w:type="dxa" w:w="2160"/>
+          </w:tcPr>
+          <w:p>
+            <w:r>
+              <w:t>32-bit build of the Fibre Channel HBA API library (see BINx64/hbaapi.dll).</w:t>
+            </w:r>
+          </w:p>
+        </w:tc>
+        <w:tc>
+          <w:tcPr>
+            <w:tcW w:type="dxa" w:w="2160"/>
+          </w:tcPr>
+          <w:p>
+            <w:r>
+              <w:t>psSDP/Diag/global/DC_FCInfo.ps1:16: #_# Rename-Item -Path "hbaapi_$ProcArc.dll" -NewName "hbaapi.dll"</w:t>
+            </w:r>
+          </w:p>
+        </w:tc>
+      </w:tr>
+      <w:tr>
+        <w:tc>
+          <w:tcPr>
+            <w:tcW w:type="dxa" w:w="2160"/>
+          </w:tcPr>
+          <w:p>
+            <w:r>
+              <w:t>BINx86/hbatapi.dll</w:t>
+            </w:r>
+          </w:p>
+        </w:tc>
+        <w:tc>
+          <w:tcPr>
+            <w:tcW w:type="dxa" w:w="2160"/>
+          </w:tcPr>
+          <w:p>
+            <w:r>
+              <w:t>Yes / Yes</w:t>
+            </w:r>
+          </w:p>
+        </w:tc>
+        <w:tc>
+          <w:tcPr>
+            <w:tcW w:type="dxa" w:w="2160"/>
+          </w:tcPr>
+          <w:p>
+            <w:r>
+              <w:t>32-bit build of the Fibre Channel HBA test/trace API library (see BINx64/hbatapi.dll).</w:t>
+            </w:r>
+          </w:p>
+        </w:tc>
+        <w:tc>
+          <w:tcPr>
+            <w:tcW w:type="dxa" w:w="2160"/>
+          </w:tcPr>
+          <w:p>
+            <w:r>
+              <w:t>psSDP/Diag/global/DC_FCInfo.ps1:17: #_# Rename-Item -Path "hbatapi_$ProcArc.dll" -NewName "hbatapi.dll"</w:t>
+            </w:r>
+          </w:p>
+        </w:tc>
+      </w:tr>
+      <w:tr>
+        <w:tc>
+          <w:tcPr>
+            <w:tcW w:type="dxa" w:w="2160"/>
+          </w:tcPr>
+          <w:p>
+            <w:r>
+              <w:t>BINx86/notmyfaultc.exe</w:t>
+            </w:r>
+          </w:p>
+        </w:tc>
+        <w:tc>
+          <w:tcPr>
+            <w:tcW w:type="dxa" w:w="2160"/>
+          </w:tcPr>
+          <w:p>
+            <w:r>
+              <w:t>Yes / Yes</w:t>
+            </w:r>
+          </w:p>
+        </w:tc>
+        <w:tc>
+          <w:tcPr>
+            <w:tcW w:type="dxa" w:w="2160"/>
+          </w:tcPr>
+          <w:p>
+            <w:r>
+              <w:t>32-bit build of Sysinternals NotMyFault console (see BINx64/notmyfaultc.exe).</w:t>
+            </w:r>
+          </w:p>
+        </w:tc>
+        <w:tc>
+          <w:tcPr>
+            <w:tcW w:type="dxa" w:w="2160"/>
+          </w:tcPr>
+          <w:p>
+            <w:r>
+              <w:t>TSS.ps1:5390: $NotMyFault = Get-Command $global:NotMyFaultcExe -ErrorAction Ignore</w:t>
+            </w:r>
+          </w:p>
+        </w:tc>
+      </w:tr>
+      <w:tr>
+        <w:tc>
+          <w:tcPr>
+            <w:tcW w:type="dxa" w:w="2160"/>
+          </w:tcPr>
+          <w:p>
+            <w:r>
+              <w:t>BINx86/vshadow.exe</w:t>
+            </w:r>
+          </w:p>
+        </w:tc>
+        <w:tc>
+          <w:tcPr>
+            <w:tcW w:type="dxa" w:w="2160"/>
+          </w:tcPr>
+          <w:p>
+            <w:r>
+              <w:t>Yes / Yes</w:t>
+            </w:r>
+          </w:p>
+        </w:tc>
+        <w:tc>
+          <w:tcPr>
+            <w:tcW w:type="dxa" w:w="2160"/>
+          </w:tcPr>
+          <w:p>
+            <w:r>
+              <w:t>32-bit build of the VShadow VSS test tool (see BINx64/vshadow.exe).</w:t>
+            </w:r>
+          </w:p>
+        </w:tc>
+        <w:tc>
+          <w:tcPr>
+            <w:tcW w:type="dxa" w:w="2160"/>
+          </w:tcPr>
+          <w:p>
+            <w:r>
+              <w:t>psSDP/Diag/global/DC_GetSystemInfo.ps1:46: "VShadow/DiskShadow Metadata Writers output" | Out-File $OutputBase -append</w:t>
+            </w:r>
+          </w:p>
+        </w:tc>
+      </w:tr>
+      <w:tr>
+        <w:tc>
+          <w:tcPr>
+            <w:tcW w:type="dxa" w:w="2160"/>
+          </w:tcPr>
+          <w:p>
+            <w:r>
+              <w:t>BINx86/vssagent.exe</w:t>
+            </w:r>
+          </w:p>
+        </w:tc>
+        <w:tc>
+          <w:tcPr>
+            <w:tcW w:type="dxa" w:w="2160"/>
+          </w:tcPr>
+          <w:p>
+            <w:r>
+              <w:t>Yes / Yes</w:t>
+            </w:r>
+          </w:p>
+        </w:tc>
+        <w:tc>
+          <w:tcPr>
+            <w:tcW w:type="dxa" w:w="2160"/>
+          </w:tcPr>
+          <w:p>
+            <w:r>
+              <w:t>32-bit build corresponding to BINx64/vssagent.exe; not independently confirmed.</w:t>
+            </w:r>
+          </w:p>
+        </w:tc>
+        <w:tc>
+          <w:tcPr>
+            <w:tcW w:type="dxa" w:w="2160"/>
+          </w:tcPr>
+          <w:p>
+            <w:r>
+              <w:t>No direct reference found in bundled scripts (695 .ps1/.psm1 files searched)</w:t>
+            </w:r>
+          </w:p>
+        </w:tc>
+      </w:tr>
+      <w:tr>
+        <w:tc>
+          <w:tcPr>
+            <w:tcW w:type="dxa" w:w="2160"/>
+          </w:tcPr>
+          <w:p>
+            <w:r>
+              <w:t>BINx86/vsstrace.exe</w:t>
+            </w:r>
+          </w:p>
+        </w:tc>
+        <w:tc>
+          <w:tcPr>
+            <w:tcW w:type="dxa" w:w="2160"/>
+          </w:tcPr>
+          <w:p>
+            <w:r>
+              <w:t>Yes / Yes</w:t>
+            </w:r>
+          </w:p>
+        </w:tc>
+        <w:tc>
+          <w:tcPr>
+            <w:tcW w:type="dxa" w:w="2160"/>
+          </w:tcPr>
+          <w:p>
+            <w:r>
+              <w:t>32-bit build of the VSS tracing tool (see BINx64/vsstrace.exe).</w:t>
+            </w:r>
+          </w:p>
+        </w:tc>
+        <w:tc>
+          <w:tcPr>
+            <w:tcW w:type="dxa" w:w="2160"/>
+          </w:tcPr>
+          <w:p>
+            <w:r>
+              <w:t>TSS_SHA.psm1:540: '{9122168F-2432-45F0-B91C-3AF363C149DD}' # VSSTraceLogProvider</w:t>
+            </w:r>
+          </w:p>
+        </w:tc>
+      </w:tr>
+      <w:tr>
+        <w:tc>
+          <w:tcPr>
+            <w:tcW w:type="dxa" w:w="2160"/>
+          </w:tcPr>
+          <w:p>
+            <w:r>
+              <w:t>config/GUI/tssGUI-icons.dll</w:t>
+            </w:r>
+          </w:p>
+        </w:tc>
+        <w:tc>
+          <w:tcPr>
+            <w:tcW w:type="dxa" w:w="2160"/>
+          </w:tcPr>
+          <w:p>
+            <w:r>
+              <w:t>No (unsigned)</w:t>
+            </w:r>
+          </w:p>
+        </w:tc>
+        <w:tc>
+          <w:tcPr>
+            <w:tcW w:type="dxa" w:w="2160"/>
+          </w:tcPr>
+          <w:p>
+            <w:r>
+              <w:t>Resource-only icon library for the TSSGUI front-end; loaded exclusively via Shell32!ExtractIconEx (no code execution) — see the detailed weak-link analysis in section 3.3.2 of the report.</w:t>
+            </w:r>
+          </w:p>
+        </w:tc>
+        <w:tc>
+          <w:tcPr>
+            <w:tcW w:type="dxa" w:w="2160"/>
+          </w:tcPr>
+          <w:p>
+            <w:r>
+              <w:t>TSSGUI.ps1:17: ::  2025.12.31.0 [rk] _GUI: #162335: Added maximize-friendly dynamic resizing, added “Ask M365/Copilot” button (prefer M365, fallback to Windows, hide if unavai</w:t>
+            </w:r>
+          </w:p>
+        </w:tc>
+      </w:tr>
+      <w:tr>
+        <w:tc>
+          <w:tcPr>
+            <w:tcW w:type="dxa" w:w="2160"/>
+          </w:tcPr>
+          <w:p>
+            <w:r>
+              <w:t>psSDP/Diag/global/DiagPackage.dll</w:t>
+            </w:r>
+          </w:p>
+        </w:tc>
+        <w:tc>
+          <w:tcPr>
+            <w:tcW w:type="dxa" w:w="2160"/>
+          </w:tcPr>
+          <w:p>
+            <w:r>
+              <w:t>Yes / Yes</w:t>
+            </w:r>
+          </w:p>
+        </w:tc>
+        <w:tc>
+          <w:tcPr>
+            <w:tcW w:type="dxa" w:w="2160"/>
+          </w:tcPr>
+          <w:p>
+            <w:r>
+              <w:t>Windows Diagnostic Package framework component; the psSDP diagnostic scripts test for a companion .diagpkg manifest file consistent with this framework.</w:t>
+            </w:r>
+          </w:p>
+        </w:tc>
+        <w:tc>
+          <w:tcPr>
+            <w:tcW w:type="dxa" w:w="2160"/>
+          </w:tcPr>
+          <w:p>
+            <w:r>
+              <w:t>scripts/utils_CTS.ps1:765: if (Test-Path ($PWD.Path + "\DiagPackage.diagpkg")){</w:t>
+            </w:r>
+          </w:p>
+        </w:tc>
+      </w:tr>
+      <w:tr>
+        <w:tc>
+          <w:tcPr>
+            <w:tcW w:type="dxa" w:w="2160"/>
+          </w:tcPr>
+          <w:p>
+            <w:r>
+              <w:t>psSDP/Diag/global/DumpEVT.exe</w:t>
+            </w:r>
+          </w:p>
+        </w:tc>
+        <w:tc>
+          <w:tcPr>
+            <w:tcW w:type="dxa" w:w="2160"/>
+          </w:tcPr>
+          <w:p>
+            <w:r>
+              <w:t>Yes / Yes</w:t>
+            </w:r>
+          </w:p>
+        </w:tc>
+        <w:tc>
+          <w:tcPr>
+            <w:tcW w:type="dxa" w:w="2160"/>
+          </w:tcPr>
+          <w:p>
+            <w:r>
+              <w:t>Event log dump utility ('DumpEVT') — invoked to export Windows Event Log contents to files as part of psSDP diagnostic data collection (e.g. DPM event logs).</w:t>
+            </w:r>
+          </w:p>
+        </w:tc>
+        <w:tc>
+          <w:tcPr>
+            <w:tcW w:type="dxa" w:w="2160"/>
+          </w:tcPr>
+          <w:p>
+            <w:r>
+              <w:t>psSDP/Diag/global/DC_DPMEventLogs.ps1:22: $command = ".\dumpevt.exe Result\" + $computername + "_evt_ " + $eventlog</w:t>
+            </w:r>
+          </w:p>
+        </w:tc>
+      </w:tr>
+      <w:tr>
+        <w:tc>
+          <w:tcPr>
+            <w:tcW w:type="dxa" w:w="2160"/>
+          </w:tcPr>
+          <w:p>
+            <w:r>
+              <w:t>psSDP/Diag/global/MGADiag.exe</w:t>
+            </w:r>
+          </w:p>
+        </w:tc>
+        <w:tc>
+          <w:tcPr>
+            <w:tcW w:type="dxa" w:w="2160"/>
+          </w:tcPr>
+          <w:p>
+            <w:r>
+              <w:t>Yes / Yes</w:t>
+            </w:r>
+          </w:p>
+        </w:tc>
+        <w:tc>
+          <w:tcPr>
+            <w:tcW w:type="dxa" w:w="2160"/>
+          </w:tcPr>
+          <w:p>
+            <w:r>
+              <w:t>Windows/Office Genuine Advantage diagnostic tool — invoked to produce a WGADiag.txt licensing-validation diagnostic report.</w:t>
+            </w:r>
+          </w:p>
+        </w:tc>
+        <w:tc>
+          <w:tcPr>
+            <w:tcW w:type="dxa" w:w="2160"/>
+          </w:tcPr>
+          <w:p>
+            <w:r>
+              <w:t>psSDP/Diag/global/DC_WGADiag.ps1:6: # Description: Runs MGADiag.exe and outputs to WGADiag.txt</w:t>
+            </w:r>
+          </w:p>
+        </w:tc>
+      </w:tr>
+      <w:tr>
+        <w:tc>
+          <w:tcPr>
+            <w:tcW w:type="dxa" w:w="2160"/>
+          </w:tcPr>
+          <w:p>
+            <w:r>
+              <w:t>psSDP/Diag/global/SAN.exe</w:t>
+            </w:r>
+          </w:p>
+        </w:tc>
+        <w:tc>
+          <w:tcPr>
+            <w:tcW w:type="dxa" w:w="2160"/>
+          </w:tcPr>
+          <w:p>
+            <w:r>
+              <w:t>Yes / Yes</w:t>
+            </w:r>
+          </w:p>
+        </w:tc>
+        <w:tc>
+          <w:tcPr>
+            <w:tcW w:type="dxa" w:w="2160"/>
+          </w:tcPr>
+          <w:p>
+            <w:r>
+              <w:t>No confirmed direct script reference (the automated match was a false positive on an unrelated GUI/Copilot function name); purpose not independently confirmed from the reviewed scripts, though the name suggests a Storage Area Network diagnostic tool consistent with the surrounding psSDP/Diag/global storage tools.</w:t>
+            </w:r>
+          </w:p>
+        </w:tc>
+        <w:tc>
+          <w:tcPr>
+            <w:tcW w:type="dxa" w:w="2160"/>
+          </w:tcPr>
+          <w:p>
+            <w:r>
+              <w:t>TSSGUI.ps1:3382: function Test-HasAnyCopilotApp {</w:t>
+            </w:r>
+          </w:p>
+        </w:tc>
+      </w:tr>
+      <w:tr>
+        <w:tc>
+          <w:tcPr>
+            <w:tcW w:type="dxa" w:w="2160"/>
+          </w:tcPr>
+          <w:p>
+            <w:r>
+              <w:t>psSDP/Diag/global/Showpriv.exe</w:t>
+            </w:r>
+          </w:p>
+        </w:tc>
+        <w:tc>
+          <w:tcPr>
+            <w:tcW w:type="dxa" w:w="2160"/>
+          </w:tcPr>
+          <w:p>
+            <w:r>
+              <w:t>Yes / Yes</w:t>
+            </w:r>
+          </w:p>
+        </w:tc>
+        <w:tc>
+          <w:tcPr>
+            <w:tcW w:type="dxa" w:w="2160"/>
+          </w:tcPr>
+          <w:p>
+            <w:r>
+              <w:t>Duplicate copy of the privilege-enumeration tool bundled specifically for the psSDP diagnostic framework (see BIN/Showpriv.exe); invoked identically via the user-rights diagnostic script.</w:t>
+            </w:r>
+          </w:p>
+        </w:tc>
+        <w:tc>
+          <w:tcPr>
+            <w:tcW w:type="dxa" w:w="2160"/>
+          </w:tcPr>
+          <w:p>
+            <w:r>
+              <w:t>psSDP/Diag/global/DC_UserRights.ps1:19: 'Skipping running {showpriv.exe} since it is not supported in ' + $OSArchitecture + ' architecture.' | WriteTo-StdOut</w:t>
+            </w:r>
+          </w:p>
+        </w:tc>
+      </w:tr>
+      <w:tr>
+        <w:tc>
+          <w:tcPr>
+            <w:tcW w:type="dxa" w:w="2160"/>
+          </w:tcPr>
+          <w:p>
+            <w:r>
+              <w:t>psSDP/Diag/global/WSRUNAMD64.EXE</w:t>
+            </w:r>
+          </w:p>
+        </w:tc>
+        <w:tc>
+          <w:tcPr>
+            <w:tcW w:type="dxa" w:w="2160"/>
+          </w:tcPr>
+          <w:p>
+            <w:r>
+              <w:t>Yes / Yes</w:t>
+            </w:r>
+          </w:p>
+        </w:tc>
+        <w:tc>
+          <w:tcPr>
+            <w:tcW w:type="dxa" w:w="2160"/>
+          </w:tcPr>
+          <w:p>
+            <w:r>
+              <w:t>No direct script reference found; by naming convention, an architecture-specific (AMD64) launcher/runtime component for the psSDP diagnostic framework, not independently confirmed.</w:t>
+            </w:r>
+          </w:p>
+        </w:tc>
+        <w:tc>
+          <w:tcPr>
+            <w:tcW w:type="dxa" w:w="2160"/>
+          </w:tcPr>
+          <w:p>
+            <w:r>
+              <w:t>No direct reference found in bundled scripts (695 .ps1/.psm1 files searched)</w:t>
+            </w:r>
+          </w:p>
+        </w:tc>
+      </w:tr>
+      <w:tr>
+        <w:tc>
+          <w:tcPr>
+            <w:tcW w:type="dxa" w:w="2160"/>
+          </w:tcPr>
+          <w:p>
+            <w:r>
+              <w:t>psSDP/Diag/global/WSRUNI386.EXE</w:t>
+            </w:r>
+          </w:p>
+        </w:tc>
+        <w:tc>
+          <w:tcPr>
+            <w:tcW w:type="dxa" w:w="2160"/>
+          </w:tcPr>
+          <w:p>
+            <w:r>
+              <w:t>Yes / Yes</w:t>
+            </w:r>
+          </w:p>
+        </w:tc>
+        <w:tc>
+          <w:tcPr>
+            <w:tcW w:type="dxa" w:w="2160"/>
+          </w:tcPr>
+          <w:p>
+            <w:r>
+              <w:t>No direct script reference found; 32-bit (i386) counterpart to WSRUNAMD64.EXE, not independently confirmed.</w:t>
+            </w:r>
+          </w:p>
+        </w:tc>
+        <w:tc>
+          <w:tcPr>
+            <w:tcW w:type="dxa" w:w="2160"/>
+          </w:tcPr>
+          <w:p>
+            <w:r>
+              <w:t>No direct reference found in bundled scripts (695 .ps1/.psm1 files searched)</w:t>
+            </w:r>
+          </w:p>
+        </w:tc>
+      </w:tr>
+      <w:tr>
+        <w:tc>
+          <w:tcPr>
+            <w:tcW w:type="dxa" w:w="2160"/>
+          </w:tcPr>
+          <w:p>
+            <w:r>
+              <w:t>psSDP/Diag/global/autorunsc.exe</w:t>
+            </w:r>
+          </w:p>
+        </w:tc>
+        <w:tc>
+          <w:tcPr>
+            <w:tcW w:type="dxa" w:w="2160"/>
+          </w:tcPr>
+          <w:p>
+            <w:r>
+              <w:t>Yes / Yes</w:t>
+            </w:r>
+          </w:p>
+        </w:tc>
+        <w:tc>
+          <w:tcPr>
+            <w:tcW w:type="dxa" w:w="2160"/>
+          </w:tcPr>
+          <w:p>
+            <w:r>
+              <w:t>Duplicate copy of Sysinternals Autoruns bundled for the psSDP diagnostic framework (see BIN/autorunsc.exe); invoked by the same registry-autoruns check script.</w:t>
+            </w:r>
+          </w:p>
+        </w:tc>
+        <w:tc>
+          <w:tcPr>
+            <w:tcW w:type="dxa" w:w="2160"/>
+          </w:tcPr>
+          <w:p>
+            <w:r>
+              <w:t>psSDP/Diag/global/TS_RegistryEntryForAutorunsCheck.ps1:2: # TS_RegistryEntryForAutorunsCheck.ps1</w:t>
+            </w:r>
+          </w:p>
+        </w:tc>
+      </w:tr>
+      <w:tr>
+        <w:tc>
+          <w:tcPr>
+            <w:tcW w:type="dxa" w:w="2160"/>
+          </w:tcPr>
+          <w:p>
+            <w:r>
+              <w:t>psSDP/Diag/global/cdb.exe</w:t>
+            </w:r>
+          </w:p>
+        </w:tc>
+        <w:tc>
+          <w:tcPr>
+            <w:tcW w:type="dxa" w:w="2160"/>
+          </w:tcPr>
+          <w:p>
+            <w:r>
+              <w:t>Yes / Yes</w:t>
+            </w:r>
+          </w:p>
+        </w:tc>
+        <w:tc>
+          <w:tcPr>
+            <w:tcW w:type="dxa" w:w="2160"/>
+          </w:tcPr>
+          <w:p>
+            <w:r>
+              <w:t>Microsoft Console Debugger (cdb.exe, from Debugging Tools for Windows) — referenced in obfuscated/encoded blocks of TSSGUI.ps1 and xray.ps1 that could not be reliably attributed to a specific invocation in this review; bundled as a standard user-mode debugger for the diagnostic framework.</w:t>
+            </w:r>
+          </w:p>
+        </w:tc>
+        <w:tc>
+          <w:tcPr>
+            <w:tcW w:type="dxa" w:w="2160"/>
+          </w:tcPr>
+          <w:p>
+            <w:r>
+              <w:t>TSSGUI.ps1:4178: # 97Evbnzg8bd3hxrfz6CcCVuf77egvRHinthJuwSRePP7aVmcevb1nWUIAICdBebH</w:t>
+            </w:r>
+          </w:p>
+        </w:tc>
+      </w:tr>
+      <w:tr>
+        <w:tc>
+          <w:tcPr>
+            <w:tcW w:type="dxa" w:w="2160"/>
+          </w:tcPr>
+          <w:p>
+            <w:r>
+              <w:t>psSDP/Diag/global/certadm.dll</w:t>
+            </w:r>
+          </w:p>
+        </w:tc>
+        <w:tc>
+          <w:tcPr>
+            <w:tcW w:type="dxa" w:w="2160"/>
+          </w:tcPr>
+          <w:p>
+            <w:r>
+              <w:t>Yes / Yes</w:t>
+            </w:r>
+          </w:p>
+        </w:tc>
+        <w:tc>
+          <w:tcPr>
+            <w:tcW w:type="dxa" w:w="2160"/>
+          </w:tcPr>
+          <w:p>
+            <w:r>
+              <w:t>Certificate Services administration library — no direct script reference found, plausibly used by ADCS (certificate authority) -related diagnostic scripts elsewhere in the toolkit, not independently confirmed.</w:t>
+            </w:r>
+          </w:p>
+        </w:tc>
+        <w:tc>
+          <w:tcPr>
+            <w:tcW w:type="dxa" w:w="2160"/>
+          </w:tcPr>
+          <w:p>
+            <w:r>
+              <w:t>No direct reference found in bundled scripts (695 .ps1/.psm1 files searched)</w:t>
+            </w:r>
+          </w:p>
+        </w:tc>
+      </w:tr>
+      <w:tr>
+        <w:tc>
+          <w:tcPr>
+            <w:tcW w:type="dxa" w:w="2160"/>
+          </w:tcPr>
+          <w:p>
+            <w:r>
+              <w:t>psSDP/Diag/global/clusmps.exe</w:t>
+            </w:r>
+          </w:p>
+        </w:tc>
+        <w:tc>
+          <w:tcPr>
+            <w:tcW w:type="dxa" w:w="2160"/>
+          </w:tcPr>
+          <w:p>
+            <w:r>
+              <w:t>Yes / Yes</w:t>
+            </w:r>
+          </w:p>
+        </w:tc>
+        <w:tc>
+          <w:tcPr>
+            <w:tcW w:type="dxa" w:w="2160"/>
+          </w:tcPr>
+          <w:p>
+            <w:r>
+              <w:t>Cluster diagnostic tool — invoked with /S /G /P: flags to collect Windows Failover Cluster minimal poll-set information.</w:t>
+            </w:r>
+          </w:p>
+        </w:tc>
+        <w:tc>
+          <w:tcPr>
+            <w:tcW w:type="dxa" w:w="2160"/>
+          </w:tcPr>
+          <w:p>
+            <w:r>
+              <w:t>psSDP/Diag/global/TS_BasicClusterInfo.ps1:276: $CommandToRun = "`"" + $pwd.Path  + "\clusmps.exe`" /S /G /P:`"" + $pwd.Path + "`""</w:t>
+            </w:r>
+          </w:p>
+        </w:tc>
+      </w:tr>
+      <w:tr>
+        <w:tc>
+          <w:tcPr>
+            <w:tcW w:type="dxa" w:w="2160"/>
+          </w:tcPr>
+          <w:p>
+            <w:r>
+              <w:t>psSDP/Diag/global/dbgeng.dll</w:t>
+            </w:r>
+          </w:p>
+        </w:tc>
+        <w:tc>
+          <w:tcPr>
+            <w:tcW w:type="dxa" w:w="2160"/>
+          </w:tcPr>
+          <w:p>
+            <w:r>
+              <w:t>Yes / Yes</w:t>
+            </w:r>
+          </w:p>
+        </w:tc>
+        <w:tc>
+          <w:tcPr>
+            <w:tcW w:type="dxa" w:w="2160"/>
+          </w:tcPr>
+          <w:p>
+            <w:r>
+              <w:t>Debug engine library (from Debugging Tools for Windows) — a runtime dependency of cdb.exe; no direct script reference found beyond its bundling alongside the debugger.</w:t>
+            </w:r>
+          </w:p>
+        </w:tc>
+        <w:tc>
+          <w:tcPr>
+            <w:tcW w:type="dxa" w:w="2160"/>
+          </w:tcPr>
+          <w:p>
+            <w:r>
+              <w:t>No direct reference found in bundled scripts (695 .ps1/.psm1 files searched)</w:t>
+            </w:r>
+          </w:p>
+        </w:tc>
+      </w:tr>
+      <w:tr>
+        <w:tc>
+          <w:tcPr>
+            <w:tcW w:type="dxa" w:w="2160"/>
+          </w:tcPr>
+          <w:p>
+            <w:r>
+              <w:t>psSDP/Diag/global/dbghelp.dll</w:t>
+            </w:r>
+          </w:p>
+        </w:tc>
+        <w:tc>
+          <w:tcPr>
+            <w:tcW w:type="dxa" w:w="2160"/>
+          </w:tcPr>
+          <w:p>
+            <w:r>
+              <w:t>Yes / Yes</w:t>
+            </w:r>
+          </w:p>
+        </w:tc>
+        <w:tc>
+          <w:tcPr>
+            <w:tcW w:type="dxa" w:w="2160"/>
+          </w:tcPr>
+          <w:p>
+            <w:r>
+              <w:t>Debug help library — used directly via P/Invoke (MiniDumpWriteDump) from TSS.ps1 and a dedicated AD performance data collection script to produce process memory dumps.</w:t>
+            </w:r>
+          </w:p>
+        </w:tc>
+        <w:tc>
+          <w:tcPr>
+            <w:tcW w:type="dxa" w:w="2160"/>
+          </w:tcPr>
+          <w:p>
+            <w:r>
+              <w:t>TSS.ps1:7675: [DllImport("dbghelp.dll", EntryPoint = "MiniDumpWriteDump", CallingConvention = CallingConvention.Winapi, CharSet = CharSet.Unicode, ExactSpelling = true, SetLa</w:t>
+            </w:r>
+          </w:p>
+        </w:tc>
+      </w:tr>
+      <w:tr>
+        <w:tc>
+          <w:tcPr>
+            <w:tcW w:type="dxa" w:w="2160"/>
+          </w:tcPr>
+          <w:p>
+            <w:r>
+              <w:t>psSDP/Diag/global/devcon.exe</w:t>
+            </w:r>
+          </w:p>
+        </w:tc>
+        <w:tc>
+          <w:tcPr>
+            <w:tcW w:type="dxa" w:w="2160"/>
+          </w:tcPr>
+          <w:p>
+            <w:r>
+              <w:t>Yes / Yes</w:t>
+            </w:r>
+          </w:p>
+        </w:tc>
+        <w:tc>
+          <w:tcPr>
+            <w:tcW w:type="dxa" w:w="2160"/>
+          </w:tcPr>
+          <w:p>
+            <w:r>
+              <w:t>Duplicate copy of the Device Console tool bundled for the psSDP diagnostic framework (see BIN/devcon.exe); invoked by the same device/connection diagnostic script.</w:t>
+            </w:r>
+          </w:p>
+        </w:tc>
+        <w:tc>
+          <w:tcPr>
+            <w:tcW w:type="dxa" w:w="2160"/>
+          </w:tcPr>
+          <w:p>
+            <w:r>
+              <w:t>psSDP/Diag/global/TS_AutoAddCommands_SETUP.ps1:56: # Obtain information about Devices and connections using devcon.exe utility</w:t>
+            </w:r>
+          </w:p>
+        </w:tc>
+      </w:tr>
+      <w:tr>
+        <w:tc>
+          <w:tcPr>
+            <w:tcW w:type="dxa" w:w="2160"/>
+          </w:tcPr>
+          <w:p>
+            <w:r>
+              <w:t>psSDP/Diag/global/dosdev.exe</w:t>
+            </w:r>
+          </w:p>
+        </w:tc>
+        <w:tc>
+          <w:tcPr>
+            <w:tcW w:type="dxa" w:w="2160"/>
+          </w:tcPr>
+          <w:p>
+            <w:r>
+              <w:t>Yes / Yes</w:t>
+            </w:r>
+          </w:p>
+        </w:tc>
+        <w:tc>
+          <w:tcPr>
+            <w:tcW w:type="dxa" w:w="2160"/>
+          </w:tcPr>
+          <w:p>
+            <w:r>
+              <w:t>WDK tool that creates/enumerates MS-DOS device name symbolic links; invoked by a dedicated DC_DOSDev.ps1 diagnostic script.</w:t>
+            </w:r>
+          </w:p>
+        </w:tc>
+        <w:tc>
+          <w:tcPr>
+            <w:tcW w:type="dxa" w:w="2160"/>
+          </w:tcPr>
+          <w:p>
+            <w:r>
+              <w:t>psSDP/Diag/global/TS_AutoAddCommands_VSS.ps1:52: # Obtain information about MS-DOS device names (symbolic links) via DOSDev utility</w:t>
+            </w:r>
+          </w:p>
+        </w:tc>
+      </w:tr>
+      <w:tr>
+        <w:tc>
+          <w:tcPr>
+            <w:tcW w:type="dxa" w:w="2160"/>
+          </w:tcPr>
+          <w:p>
+            <w:r>
+              <w:t>psSDP/Diag/global/fltrfind.exe</w:t>
+            </w:r>
+          </w:p>
+        </w:tc>
+        <w:tc>
+          <w:tcPr>
+            <w:tcW w:type="dxa" w:w="2160"/>
+          </w:tcPr>
+          <w:p>
+            <w:r>
+              <w:t>Yes / Yes</w:t>
+            </w:r>
+          </w:p>
+        </w:tc>
+        <w:tc>
+          <w:tcPr>
+            <w:tcW w:type="dxa" w:w="2160"/>
+          </w:tcPr>
+          <w:p>
+            <w:r>
+              <w:t>WDK filter-manager utility — lists upper/lower filter drivers attached to volumes; invoked by a dedicated DC_Fltrfind.ps1 diagnostic script.</w:t>
+            </w:r>
+          </w:p>
+        </w:tc>
+        <w:tc>
+          <w:tcPr>
+            <w:tcW w:type="dxa" w:w="2160"/>
+          </w:tcPr>
+          <w:p>
+            <w:r>
+              <w:t>psSDP/Diag/global/TS_AutoAddCommands_SUVP.ps1:102: # Obtain information about Upper and lower filters Information fltrfind.exe utility</w:t>
+            </w:r>
+          </w:p>
+        </w:tc>
+      </w:tr>
+      <w:tr>
+        <w:tc>
+          <w:tcPr>
+            <w:tcW w:type="dxa" w:w="2160"/>
+          </w:tcPr>
+          <w:p>
+            <w:r>
+              <w:t>psSDP/Diag/global/memsnap.exe</w:t>
+            </w:r>
+          </w:p>
+        </w:tc>
+        <w:tc>
+          <w:tcPr>
+            <w:tcW w:type="dxa" w:w="2160"/>
+          </w:tcPr>
+          <w:p>
+            <w:r>
+              <w:t>Yes / Yes</w:t>
+            </w:r>
+          </w:p>
+        </w:tc>
+        <w:tc>
+          <w:tcPr>
+            <w:tcW w:type="dxa" w:w="2160"/>
+          </w:tcPr>
+          <w:p>
+            <w:r>
+              <w:t>Kernel pool memory usage snapshot tool; output redirected to a memsnap.txt file as part of process-info diagnostic collection.</w:t>
+            </w:r>
+          </w:p>
+        </w:tc>
+        <w:tc>
+          <w:tcPr>
+            <w:tcW w:type="dxa" w:w="2160"/>
+          </w:tcPr>
+          <w:p>
+            <w:r>
+              <w:t>psSDP/Diag/global/TS_ProcessInfo.ps1:7: #              Also, it shows statistics for Kernel Pool memory usage using MemSnap tool</w:t>
+            </w:r>
+          </w:p>
+        </w:tc>
+      </w:tr>
+      <w:tr>
+        <w:tc>
+          <w:tcPr>
+            <w:tcW w:type="dxa" w:w="2160"/>
+          </w:tcPr>
+          <w:p>
+            <w:r>
+              <w:t>psSDP/Diag/global/vshadow-x64.exe</w:t>
+            </w:r>
+          </w:p>
+        </w:tc>
+        <w:tc>
+          <w:tcPr>
+            <w:tcW w:type="dxa" w:w="2160"/>
+          </w:tcPr>
+          <w:p>
+            <w:r>
+              <w:t>Yes / Yes</w:t>
+            </w:r>
+          </w:p>
+        </w:tc>
+        <w:tc>
+          <w:tcPr>
+            <w:tcW w:type="dxa" w:w="2160"/>
+          </w:tcPr>
+          <w:p>
+            <w:r>
+              <w:t>x64 build of the VShadow VSS test tool bundled for the psSDP diagnostic framework (see BINx64/vshadow.exe); no direct script reference found beyond its bundling.</w:t>
+            </w:r>
+          </w:p>
+        </w:tc>
+        <w:tc>
+          <w:tcPr>
+            <w:tcW w:type="dxa" w:w="2160"/>
+          </w:tcPr>
+          <w:p>
+            <w:r>
+              <w:t>No direct reference found in bundled scripts (695 .ps1/.psm1 files searched)</w:t>
+            </w:r>
+          </w:p>
+        </w:tc>
+      </w:tr>
+      <w:tr>
+        <w:tc>
+          <w:tcPr>
+            <w:tcW w:type="dxa" w:w="2160"/>
+          </w:tcPr>
+          <w:p>
+            <w:r>
+              <w:t>psSDP/Diag/global/vshadow.exe</w:t>
+            </w:r>
+          </w:p>
+        </w:tc>
+        <w:tc>
+          <w:tcPr>
+            <w:tcW w:type="dxa" w:w="2160"/>
+          </w:tcPr>
+          <w:p>
+            <w:r>
+              <w:t>Yes / Yes</w:t>
+            </w:r>
+          </w:p>
+        </w:tc>
+        <w:tc>
+          <w:tcPr>
+            <w:tcW w:type="dxa" w:w="2160"/>
+          </w:tcPr>
+          <w:p>
+            <w:r>
+              <w:t>Duplicate copy of the VShadow VSS test tool bundled for the psSDP diagnostic framework (see BIN.../vshadow.exe); invoked identically via the system-info diagnostic script.</w:t>
+            </w:r>
+          </w:p>
+        </w:tc>
+        <w:tc>
+          <w:tcPr>
+            <w:tcW w:type="dxa" w:w="2160"/>
+          </w:tcPr>
+          <w:p>
+            <w:r>
+              <w:t>psSDP/Diag/global/DC_GetSystemInfo.ps1:46: "VShadow/DiskShadow Metadata Writers output" | Out-File $OutputBase -append</w:t>
+            </w:r>
+          </w:p>
+        </w:tc>
+      </w:tr>
+      <w:tr>
+        <w:tc>
+          <w:tcPr>
+            <w:tcW w:type="dxa" w:w="2160"/>
+          </w:tcPr>
+          <w:p>
+            <w:r>
+              <w:t>scripts/CRUtil/CRUtil.exe</w:t>
+            </w:r>
+          </w:p>
+        </w:tc>
+        <w:tc>
+          <w:tcPr>
+            <w:tcW w:type="dxa" w:w="2160"/>
+          </w:tcPr>
+          <w:p>
+            <w:r>
+              <w:t>Yes / Yes</w:t>
+            </w:r>
+          </w:p>
+        </w:tc>
+        <w:tc>
+          <w:tcPr>
+            <w:tcW w:type="dxa" w:w="2160"/>
+          </w:tcPr>
+          <w:p>
+            <w:r>
+              <w:t>Credential Roaming diagnostic/repair utility ('CRUtil') — moved into TSS from a standalone tool per its module changelog; used by the accompanying CRU.ps1 wrapper script for AD credential-roaming diagnostics.</w:t>
+            </w:r>
+          </w:p>
+        </w:tc>
+        <w:tc>
+          <w:tcPr>
+            <w:tcW w:type="dxa" w:w="2160"/>
+          </w:tcPr>
+          <w:p>
+            <w:r>
+              <w:t>TSS_ADS.psm1:55: ::  2024.05.03.0 [mm] _ADS: moved CRUtil and GetRemoteToken scripts and binaries into TSS</w:t>
+            </w:r>
+          </w:p>
+        </w:tc>
+      </w:tr>
+      <w:tr>
+        <w:tc>
+          <w:tcPr>
+            <w:tcW w:type="dxa" w:w="2160"/>
+          </w:tcPr>
+          <w:p>
+            <w:r>
+              <w:t>scripts/CRUtil/CredRoamADUserCmdLet.dll</w:t>
+            </w:r>
+          </w:p>
+        </w:tc>
+        <w:tc>
+          <w:tcPr>
+            <w:tcW w:type="dxa" w:w="2160"/>
+          </w:tcPr>
+          <w:p>
+            <w:r>
+              <w:t>Yes / Yes</w:t>
+            </w:r>
+          </w:p>
+        </w:tc>
+        <w:tc>
+          <w:tcPr>
+            <w:tcW w:type="dxa" w:w="2160"/>
+          </w:tcPr>
+          <w:p>
+            <w:r>
+              <w:t>PowerShell cmdlet library for AD-based credential roaming data collection, loaded conditionally by CRU.ps1 based on OS architecture.</w:t>
+            </w:r>
+          </w:p>
+        </w:tc>
+        <w:tc>
+          <w:tcPr>
+            <w:tcW w:type="dxa" w:w="2160"/>
+          </w:tcPr>
+          <w:p>
+            <w:r>
+              <w:t>scripts/CRUtil/CRU.ps1:690: $CMDletDLL = "CredRoamADUserCMDlet.dll"</w:t>
+            </w:r>
+          </w:p>
+        </w:tc>
+      </w:tr>
+      <w:tr>
+        <w:tc>
+          <w:tcPr>
+            <w:tcW w:type="dxa" w:w="2160"/>
+          </w:tcPr>
+          <w:p>
+            <w:r>
+              <w:t>scripts/CRUtil/CredRoamADUserCmdLetAMD64.dll</w:t>
+            </w:r>
+          </w:p>
+        </w:tc>
+        <w:tc>
+          <w:tcPr>
+            <w:tcW w:type="dxa" w:w="2160"/>
+          </w:tcPr>
+          <w:p>
+            <w:r>
+              <w:t>Yes / Yes</w:t>
+            </w:r>
+          </w:p>
+        </w:tc>
+        <w:tc>
+          <w:tcPr>
+            <w:tcW w:type="dxa" w:w="2160"/>
+          </w:tcPr>
+          <w:p>
+            <w:r>
+              <w:t>AMD64 build of the AD credential-roaming cmdlet library, loaded conditionally by CRU.ps1 on 64-bit systems.</w:t>
+            </w:r>
+          </w:p>
+        </w:tc>
+        <w:tc>
+          <w:tcPr>
+            <w:tcW w:type="dxa" w:w="2160"/>
+          </w:tcPr>
+          <w:p>
+            <w:r>
+              <w:t>scripts/CRUtil/CRU.ps1:694: $CMDletDLL = "CredRoamADUserCMDletAMD64.dll"</w:t>
+            </w:r>
+          </w:p>
+        </w:tc>
+      </w:tr>
+      <w:tr>
+        <w:tc>
+          <w:tcPr>
+            <w:tcW w:type="dxa" w:w="2160"/>
+          </w:tcPr>
+          <w:p>
+            <w:r>
+              <w:t>scripts/CRUtil/CredRoamLVRCmdLet.dll</w:t>
+            </w:r>
+          </w:p>
+        </w:tc>
+        <w:tc>
+          <w:tcPr>
+            <w:tcW w:type="dxa" w:w="2160"/>
+          </w:tcPr>
+          <w:p>
+            <w:r>
+              <w:t>Yes / Yes</w:t>
+            </w:r>
+          </w:p>
+        </w:tc>
+        <w:tc>
+          <w:tcPr>
+            <w:tcW w:type="dxa" w:w="2160"/>
+          </w:tcPr>
+          <w:p>
+            <w:r>
+              <w:t>PowerShell cmdlet library for Live ID/LVR-based credential roaming data collection, loaded conditionally by CRU.ps1.</w:t>
+            </w:r>
+          </w:p>
+        </w:tc>
+        <w:tc>
+          <w:tcPr>
+            <w:tcW w:type="dxa" w:w="2160"/>
+          </w:tcPr>
+          <w:p>
+            <w:r>
+              <w:t>scripts/CRUtil/CRU.ps1:678: $CMDletDLL = "CredRoamLVRCMDlet.dll"</w:t>
+            </w:r>
+          </w:p>
+        </w:tc>
+      </w:tr>
+      <w:tr>
+        <w:tc>
+          <w:tcPr>
+            <w:tcW w:type="dxa" w:w="2160"/>
+          </w:tcPr>
+          <w:p>
+            <w:r>
+              <w:t>scripts/CRUtil/CredRoamLVRCmdLetAMD64.dll</w:t>
+            </w:r>
+          </w:p>
+        </w:tc>
+        <w:tc>
+          <w:tcPr>
+            <w:tcW w:type="dxa" w:w="2160"/>
+          </w:tcPr>
+          <w:p>
+            <w:r>
+              <w:t>Yes / Yes</w:t>
+            </w:r>
+          </w:p>
+        </w:tc>
+        <w:tc>
+          <w:tcPr>
+            <w:tcW w:type="dxa" w:w="2160"/>
+          </w:tcPr>
+          <w:p>
+            <w:r>
+              <w:t>AMD64 build of the LVR credential-roaming cmdlet library, loaded conditionally by CRU.ps1 on 64-bit systems.</w:t>
+            </w:r>
+          </w:p>
+        </w:tc>
+        <w:tc>
+          <w:tcPr>
+            <w:tcW w:type="dxa" w:w="2160"/>
+          </w:tcPr>
+          <w:p>
+            <w:r>
+              <w:t>scripts/CRUtil/CRU.ps1:682: $CMDletDLL = "CredRoamLVRCMDletAMD64.dll"</w:t>
+            </w:r>
+          </w:p>
+        </w:tc>
+      </w:tr>
+      <w:tr>
+        <w:tc>
+          <w:tcPr>
+            <w:tcW w:type="dxa" w:w="2160"/>
+          </w:tcPr>
+          <w:p>
+            <w:r>
+              <w:t>scripts/CRUtil/CredRoamLocalUserData.dll</w:t>
+            </w:r>
+          </w:p>
+        </w:tc>
+        <w:tc>
+          <w:tcPr>
+            <w:tcW w:type="dxa" w:w="2160"/>
+          </w:tcPr>
+          <w:p>
+            <w:r>
+              <w:t>Yes / Yes</w:t>
+            </w:r>
+          </w:p>
+        </w:tc>
+        <w:tc>
+          <w:tcPr>
+            <w:tcW w:type="dxa" w:w="2160"/>
+          </w:tcPr>
+          <w:p>
+            <w:r>
+              <w:t>Local-user credential-roaming data cmdlet, installed via install_cru.ps1 and queried via a dedicated get_complete_user_credroam_data.ps1 helper script.</w:t>
+            </w:r>
+          </w:p>
+        </w:tc>
+        <w:tc>
+          <w:tcPr>
+            <w:tcW w:type="dxa" w:w="2160"/>
+          </w:tcPr>
+          <w:p>
+            <w:r>
+              <w:t>scripts/CRUtil/install_cru.ps1:4: .\cru.ps1 -installcmdlet CredRoamLocalUserData</w:t>
+            </w:r>
+          </w:p>
+        </w:tc>
+      </w:tr>
+      <w:tr>
+        <w:tc>
+          <w:tcPr>
+            <w:tcW w:type="dxa" w:w="2160"/>
+          </w:tcPr>
+          <w:p>
+            <w:r>
+              <w:t>scripts/WinPE/Procmon24.SYS</w:t>
+            </w:r>
+          </w:p>
+        </w:tc>
+        <w:tc>
+          <w:tcPr>
+            <w:tcW w:type="dxa" w:w="2160"/>
+          </w:tcPr>
+          <w:p>
+            <w:r>
+              <w:t>Yes / Yes</w:t>
+            </w:r>
+          </w:p>
+        </w:tc>
+        <w:tc>
+          <w:tcPr>
+            <w:tcW w:type="dxa" w:w="2160"/>
+          </w:tcPr>
+          <w:p>
+            <w:r>
+              <w:t>Kernel-mode driver component of Process Monitor 24 (WinPE-specific build); TSS grants registry read/permission-read ACLs on its service instance key as part of setup.</w:t>
+            </w:r>
+          </w:p>
+        </w:tc>
+        <w:tc>
+          <w:tcPr>
+            <w:tcW w:type="dxa" w:w="2160"/>
+          </w:tcPr>
+          <w:p>
+            <w:r>
+              <w:t>TSS.ps1:4559: FwSetRegistryAcl 'HKLM:System\CurrentControlSet\Services\Procmon24\Instances\Process Monitor 24 Instance' 'Add' 'Everyone' 'Readkey' 'None' 'None' 'Allow'</w:t>
+            </w:r>
+          </w:p>
+        </w:tc>
+      </w:tr>
+    </w:tbl>
     <w:sectPr>
       <w:pgSz w:w="12240" w:h="15840"/>
       <w:pgMar w:top="1440" w:right="1800" w:bottom="1440" w:left="1800" w:header="720" w:footer="720" w:gutter="0"/>

--- a/TSS_Security_Review.docx
+++ b/TSS_Security_Review.docx
@@ -15,7 +15,7 @@
         <w:rPr>
           <w:i/>
         </w:rPr>
-        <w:t>Prepared: 2026-07-13    |    Reviewer: Claude Code (security architect review)</w:t>
+        <w:t>Prepared: 2026-07-14    |    Reviewer: Claude Code (security architect review)</w:t>
       </w:r>
     </w:p>
     <w:p>
@@ -1148,7 +1148,7 @@
     </w:p>
     <w:p>
       <w:r>
-        <w:t>This is a complete, per-binary inventory of every PE file in the archive: what it is, and where/how TSS's own PowerShell layer invokes it. Evidence was gathered by searching all 695 .ps1/.psm1 files in the archive (not just the 19 top-level TSS_*.psm1 modules) for each binary's filename, and citing the first matching file:line found. Two important caveats:</w:t>
+        <w:t>This is a complete, per-binary inventory of every PE file in the archive: what it is, and where/how TSS's own PowerShell layer invokes it. Evidence was gathered by searching all 695 .ps1/.psm1 files in the archive (not just the 19 top-level TSS_*.psm1 modules) for each binary's filename, scoring candidate matches (word-boundary match, non-comment line, presence of invocation syntax such as Start-Process/.exe/cmd.exe) and citing the highest-scoring lines found — not simply the first matches encountered. Important caveats:</w:t>
       </w:r>
     </w:p>
     <w:p>
@@ -1156,7 +1156,15 @@
         <w:pStyle w:val="ListBullet"/>
       </w:pPr>
       <w:r>
-        <w:t>Automated substring matching produces false positives on short/common names (e.g. "du", "kd", "SAN", "handle" colliding with unrelated words in comments or encoded blobs). Those cases are explicitly flagged below as unconfirmed rather than presented as verified instrumentation.</w:t>
+        <w:t>An earlier version of this table selected the first 1-3 substring matches per binary without this scoring, which produced two classes of error caught by independent critique (check #3, logged in this repository's .devils-advocate/ directory): (a) a false NEGATIVE for handle.exe, where the first matches found were unrelated GUI comments, causing a genuinely-invoked tool to be reported as unconfirmed; and (b) misleading evidence lines for Pstat.exe/latte.exe, where a substring match inside an unrelated word ("pStat" inside "HttpStatusCode", "latte" inside "latter") was cited as if it were the real invocation. These entries have been corrected using the improved scoring method; the corrections are noted inline in the affected purpose descriptions below.</w:t>
+      </w:r>
+    </w:p>
+    <w:p>
+      <w:pPr>
+        <w:pStyle w:val="ListBullet"/>
+      </w:pPr>
+      <w:r>
+        <w:t>Automated substring matching can still produce false positives on short/common names (e.g. "du", "kd", "tmq" colliding with unrelated words, comments, or encoded blobs). Those remaining cases are explicitly flagged below as unconfirmed rather than presented as verified instrumentation. One entry (SAN.exe) has real corroborating evidence, but that evidence sits inside a commented-out ('dead') code block rather than the active execution path — this is called out explicitly rather than treated as either a clean confirmation or a false positive.</w:t>
       </w:r>
     </w:p>
     <w:p>
@@ -1300,7 +1308,7 @@
           </w:tcPr>
           <w:p>
             <w:r>
-              <w:t>TSS_UEX.psm1:160: ::  2023.04.11.0 [gr] _UEX: UEX_Telemetry : added the ConnectivityDiagnosis</w:t>
+              <w:t>TSS_UEX.psm1:2987: $ConnectivityDiagnosisTool = Join-Path $global:ScriptFolder "BIN\ConnectivityDiagnosis.exe"</w:t>
             </w:r>
           </w:p>
         </w:tc>
@@ -1342,7 +1350,7 @@
           </w:tcPr>
           <w:p>
             <w:r>
-              <w:t>TSS.ps1:6809: # CoreInfo</w:t>
+              <w:t>TSS.ps1:6810: $CoreInfoCommand = Get-Command "CoreInfo.exe" -ErrorAction Ignore</w:t>
             </w:r>
           </w:p>
         </w:tc>
@@ -1426,7 +1434,7 @@
           </w:tcPr>
           <w:p>
             <w:r>
-              <w:t>scripts/DefTools/DLPDiagnose.ps1:2263: Write-ColorOutput White '   2. Extract the downloaded zip file which contains the tool DisplayExtendedAttributes.exe'</w:t>
+              <w:t>scripts/DefTools/DLPDiagnose.ps1:2264: Write-ColorOutput White '   3. Open cmd as admin and run the command "DisplayExtendedAttributes.exe &lt;filename&gt;"'</w:t>
             </w:r>
           </w:p>
         </w:tc>
@@ -1468,7 +1476,7 @@
           </w:tcPr>
           <w:p>
             <w:r>
-              <w:t>scripts/DefTools/MDELiveAnalyzerPerf.ps1:3: $resultOutputDir = "C:\ProgramData\Microsoft\Windows Defender Advanced Threat Protection\Downloads\MDEClientAnalyzerResult"</w:t>
+              <w:t>scripts/DefTools/MDELiveAnalyzerPerf.ps1:73: Write-host -ForegroundColor Green "Downloading MDEClientAnalyzer from: " $ClientAnalyzer</w:t>
             </w:r>
           </w:p>
         </w:tc>
@@ -1552,7 +1560,7 @@
           </w:tcPr>
           <w:p>
             <w:r>
-              <w:t>TSSGUI.ps1:1930: # Change text color for lines starting with "ProcMon"</w:t>
+              <w:t>TSSGUI.ps1:1935: if ($line -match '^ProcMon|^WPR|^PSR|^Netsh|^Video|^Perf|^Xperf|^CommonTask|^RASdiag|^WFPdiag|^PktMon') {  # Check if line starts with "ProcMon"</w:t>
             </w:r>
           </w:p>
         </w:tc>
@@ -1594,7 +1602,7 @@
           </w:tcPr>
           <w:p>
             <w:r>
-              <w:t>TSS.ps1:813: [Switch]$NET_SQLcheck,</w:t>
+              <w:t>psSDP/Diag/global/DC_SQLcheck.ps1:19: $CommandToExecute = "cmd.exe /c SQLcheck.exe &gt;&gt; $OutputFile"</w:t>
             </w:r>
           </w:p>
         </w:tc>
@@ -1678,7 +1686,7 @@
           </w:tcPr>
           <w:p>
             <w:r>
-              <w:t>TSS.ps1:3: Collect traces for Windows (ADS/CRM/DND/INT/ITN/NET/PRF/SHA/SPS/UEX/VSOD) and Netsh(packet capture)/Procmon/PerfMon/PSR/Video/SysMon/WPR/xPerf/TTD asf.</w:t>
+              <w:t>TSS.ps1:21310: If($Null -eq $RegValues.SysMon){</w:t>
             </w:r>
           </w:p>
         </w:tc>
@@ -1720,7 +1728,7 @@
           </w:tcPr>
           <w:p>
             <w:r>
-              <w:t>scripts/tss_VMLverbosity.ps1:6: This is a Powershell script to collect Hyper-V traces when the scenario time is too long for a VMLTrace</w:t>
+              <w:t>TSS_SHA.psm1:75: if ($global:OSVersion.Build -eq 9200) {$VmlTrace_exe = $global:ScriptFolder + "\BIN\VmlTrace_2012.exe"}else{$VmlTrace_exe = $global:ScriptFolder + "\BIN\VmlTrac</w:t>
             </w:r>
           </w:p>
         </w:tc>
@@ -1846,7 +1854,9 @@
           </w:tcPr>
           <w:p>
             <w:r>
-              <w:t>TSS_NET.psm1:474: $NET_AccessChkProviders = @()</w:t>
+              <w:t>TSS_NET.psm1:3042: "AccessChk.exe -nobanner /AcceptEula -s -ld $DhcpLogsPath</w:t>
+              <w:tab/>
+              <w:t>| Out-File -Append $outFile"</w:t>
             </w:r>
           </w:p>
         </w:tc>
@@ -1888,7 +1898,7 @@
           </w:tcPr>
           <w:p>
             <w:r>
-              <w:t>psSDP/Diag/global/TS_RegistryEntryForAutorunsCheck.ps1:2: # TS_RegistryEntryForAutorunsCheck.ps1</w:t>
+              <w:t>TSS_SDP.psm1:734: "autorunsc.exe -a * -c -accepteula -nobanner | Out-File -Append $outFile"</w:t>
             </w:r>
           </w:p>
         </w:tc>
@@ -1972,7 +1982,7 @@
           </w:tcPr>
           <w:p>
             <w:r>
-              <w:t>psSDP/Diag/global/TS_AutoAddCommands_SETUP.ps1:56: # Obtain information about Devices and connections using devcon.exe utility</w:t>
+              <w:t>psSDP/Diag/global/DC_Devcon.ps1:34: 'Skipping running {devcon.exe} since it is not supported in ' + $OSArchitecture + ' architecture.' | WriteTo-StdOut</w:t>
             </w:r>
           </w:p>
         </w:tc>
@@ -2014,7 +2024,7 @@
           </w:tcPr>
           <w:p>
             <w:r>
-              <w:t>TSS.ps1:30547: # We will use diskspd for this case</w:t>
+              <w:t>TSS.ps1:30553: $CommandLine = "diskspd.exe -b1M -d60 -o64 -t4 -r $PerfSMBFileSize $NumFiles $PerfSMB\IO.dat &gt; $global:LogFolder\$($LogPrefix)_PerfSMB_writeremote.txt"</w:t>
             </w:r>
           </w:p>
         </w:tc>
@@ -2130,17 +2140,20 @@
           </w:tcPr>
           <w:p>
             <w:r>
-              <w:t>Likely Sysinternals Handle (lists open handles per process) by name and bundling convention, but the automated script match was a false positive (matched the unrelated phrase 'handle ownership issues' in a GUI code comment) — no confirmed direct invocation found in the reviewed scripts.</w:t>
-            </w:r>
-          </w:p>
-        </w:tc>
-        <w:tc>
-          <w:tcPr>
-            <w:tcW w:type="dxa" w:w="2160"/>
-          </w:tcPr>
-          <w:p>
-            <w:r>
-              <w:t>TSSGUI.ps1:215: // Create a copy of the icon to avoid handle ownership issues</w:t>
+              <w:t>Sysinternals Handle — lists open handles per process. Confirmed actively invoked: 'handle.exe -a /AcceptEula' in TSS_SHA.psm1:1295 and TSS.ps1:7262, and per-PID via '&amp; $global:HandleExe $matches[1] /accepteula' at TSS.ps1:14366; collected by default unless the -noHandle switch is passed (TSS.ps1:1596). An earlier draft of this table incorrectly called this a false positive after the evidence-search tool's match cap surfaced only unrelated GUI comment hits first; corrected after independent critique (see .devils-advocate log).</w:t>
+            </w:r>
+          </w:p>
+        </w:tc>
+        <w:tc>
+          <w:tcPr>
+            <w:tcW w:type="dxa" w:w="2160"/>
+          </w:tcPr>
+          <w:p>
+            <w:r>
+              <w:t>TSS.ps1:1596: [Switch]$noHandle,</w:t>
+              <w:tab/>
+              <w:tab/>
+              <w:t># do not collect Handle.exe</w:t>
             </w:r>
           </w:p>
         </w:tc>
@@ -2182,7 +2195,11 @@
           </w:tcPr>
           <w:p>
             <w:r>
-              <w:t>TSSGUI.ps1:4060: # VQQKExVNaWNyb3NvZnQgQ29ycG9yYXRpb24xKDAmBgNVBAMTH01pY3Jvc29mdCBD</w:t>
+              <w:t xml:space="preserve">TSS.ps1:6048: "nltest /dsgetdc: /kdc /force </w:t>
+              <w:tab/>
+              <w:tab/>
+              <w:tab/>
+              <w:t>| Out-File -Append $outFile"</w:t>
             </w:r>
           </w:p>
         </w:tc>
@@ -2392,7 +2409,7 @@
           </w:tcPr>
           <w:p>
             <w:r>
-              <w:t>TSS.ps1:1421: [String]$PoolMon,</w:t>
+              <w:t>TSS.ps1:6070: LogInfoFile "[$($MyInvocation.MyCommand.Name)] running Poolmon.exe at $TssPhase"</w:t>
             </w:r>
           </w:p>
         </w:tc>
@@ -2434,7 +2451,7 @@
           </w:tcPr>
           <w:p>
             <w:r>
-              <w:t>TSS.ps1:1687: [String[]]$ProcDump,</w:t>
+              <w:t>TSS.ps1:7757: $global:ProcDump = "Procdump.exe"</w:t>
             </w:r>
           </w:p>
         </w:tc>
@@ -2644,7 +2661,7 @@
           </w:tcPr>
           <w:p>
             <w:r>
-              <w:t>TSSGUI.ps1:363: "&amp; `"$tssGuiPath\TSS.ps1`" -ListSupportedWPRScenario -ExportGUIcsv",</w:t>
+              <w:t>TSSGUI.ps1:429: if ($parameterType -eq "WPRprofiles") { $parameterType = "WPR" }</w:t>
             </w:r>
           </w:p>
         </w:tc>
@@ -2686,7 +2703,7 @@
           </w:tcPr>
           <w:p>
             <w:r>
-              <w:t>TSSGUI.ps1:364: "&amp; `"$tssGuiPath\TSS.ps1`" -ListSupportedXperfProfile -ExportGUIcsv"</w:t>
+              <w:t>TSSGUI.ps1:430: if ($parameterType -eq "XperfProfiles") { $parameterType = "Xperf" }</w:t>
             </w:r>
           </w:p>
         </w:tc>
@@ -2728,7 +2745,7 @@
           </w:tcPr>
           <w:p>
             <w:r>
-              <w:t>TSS.ps1:30424: $NtttcpSTThdCmd = $script:PerfTCPExe + " -r -m 1,*," + $PerfTCPAddr + " -p 5005 -l " + $BufferLength + "K -a 16 -t " + $DurationInSec</w:t>
+              <w:t>TSS.ps1:32246: $script:PerfTCPExe = $global:ScriptFolder + $BinArch + "\Ntttcp.exe"</w:t>
             </w:r>
           </w:p>
         </w:tc>
@@ -2770,7 +2787,7 @@
           </w:tcPr>
           <w:p>
             <w:r>
-              <w:t>TSS.ps1:1687: [String[]]$ProcDump,</w:t>
+              <w:t>TSS.ps1:7757: $global:ProcDump = "Procdump.exe"</w:t>
             </w:r>
           </w:p>
         </w:tc>
@@ -2812,7 +2829,7 @@
           </w:tcPr>
           <w:p>
             <w:r>
-              <w:t>TSSGUI.ps1:1930: # Change text color for lines starting with "ProcMon"</w:t>
+              <w:t>TSSGUI.ps1:1935: if ($line -match '^ProcMon|^WPR|^PSR|^Netsh|^Video|^Perf|^Xperf|^CommonTask|^RASdiag|^WFPdiag|^PktMon') {  # Check if line starts with "ProcMon"</w:t>
             </w:r>
           </w:p>
         </w:tc>
@@ -2896,7 +2913,9 @@
           </w:tcPr>
           <w:p>
             <w:r>
-              <w:t>TSS.ps1:5390: $NotMyFault = Get-Command $global:NotMyFaultcExe -ErrorAction Ignore</w:t>
+              <w:t>TSS.ps1:32212: $global:NotMyFaultcExe</w:t>
+              <w:tab/>
+              <w:t>= $global:ScriptFolder + $BinArch + "\NotMyfaultc.exe"</w:t>
             </w:r>
           </w:p>
         </w:tc>
@@ -2983,7 +3002,7 @@
           </w:tcPr>
           <w:p>
             <w:r>
-              <w:t>TSS.ps1:30424: $NtttcpSTThdCmd = $script:PerfTCPExe + " -r -m 1,*," + $PerfTCPAddr + " -p 5005 -l " + $BufferLength + "K -a 16 -t " + $DurationInSec</w:t>
+              <w:t>TSS.ps1:32246: $script:PerfTCPExe = $global:ScriptFolder + $BinArch + "\Ntttcp.exe"</w:t>
             </w:r>
           </w:p>
         </w:tc>
@@ -3025,7 +3044,7 @@
           </w:tcPr>
           <w:p>
             <w:r>
-              <w:t>TSS_NET.psm1:3930: LogInfoFile "... collecting sshd_Service info and running PsGetSID $_ at $global:TssPhase"</w:t>
+              <w:t>TSS_NET.psm1:3933: "PsGetSID.exe $_ /AcceptEula | Out-File -Append $PrefixCn`sshd_PsGetSID_$global:TssPhase.txt"</w:t>
             </w:r>
           </w:p>
         </w:tc>
@@ -3057,17 +3076,20 @@
           </w:tcPr>
           <w:p>
             <w:r>
-              <w:t>WDK process/thread status utility; path constructed and referenced in TSS's core status-collection logic.</w:t>
-            </w:r>
-          </w:p>
-        </w:tc>
-        <w:tc>
-          <w:tcPr>
-            <w:tcW w:type="dxa" w:w="2160"/>
-          </w:tcPr>
-          <w:p>
-            <w:r>
-              <w:t>TSS.ps1:2898: if($r.Name -eq 'Instance' -and $resp.StatusCode -eq [System.Net.HttpStatusCode]::OK){</w:t>
+              <w:t>WDK process/thread status utility; path constructed at TSS.ps1:32216 and invoked via Run-DiagExpression .\DC_PStat.ps1 in the psSDP VSS and SUVP diagnostic command sets.</w:t>
+            </w:r>
+          </w:p>
+        </w:tc>
+        <w:tc>
+          <w:tcPr>
+            <w:tcW w:type="dxa" w:w="2160"/>
+          </w:tcPr>
+          <w:p>
+            <w:r>
+              <w:t>TSS.ps1:32216: $global:PstatExe</w:t>
+              <w:tab/>
+              <w:tab/>
+              <w:t>= $global:ScriptFolder + $BinArch + "\Pstat.exe"</w:t>
             </w:r>
           </w:p>
         </w:tc>
@@ -3109,7 +3131,7 @@
           </w:tcPr>
           <w:p>
             <w:r>
-              <w:t>TSS.ps1:12152: $VideoProcess = $Processes | Where-Object{$_.Name.ToLower() -eq 'recordercommandline'}</w:t>
+              <w:t>TSS.ps1:32838: CommandName = 'RecorderCommandLine.exe'</w:t>
             </w:r>
           </w:p>
         </w:tc>
@@ -3235,7 +3257,7 @@
           </w:tcPr>
           <w:p>
             <w:r>
-              <w:t>psSDP/Diag/global/DC_CscClient-Component.ps1:4: # Date: 2009-2014, 2020-10-26 WalterE added CscDbDump, run script only for Client SKU</w:t>
+              <w:t>psSDP/Diag/global/DC_CscClient-Component.ps1:179: $CommandToExecute = "cmd.exe /c CscDbDump.exe dump &gt; $OutputFile"</w:t>
             </w:r>
           </w:p>
         </w:tc>
@@ -3319,7 +3341,7 @@
           </w:tcPr>
           <w:p>
             <w:r>
-              <w:t>TSS.ps1:5359: if (Test-Path $DFSutilExe) {</w:t>
+              <w:t>TSS.ps1:5360: LogInfoFile "[$($MyInvocation.MyCommand.Name)] running 'DFSutil.exe /PKTflush' at $TssPhase"</w:t>
             </w:r>
           </w:p>
         </w:tc>
@@ -3407,7 +3429,7 @@
           </w:tcPr>
           <w:p>
             <w:r>
-              <w:t>TSSGUI.ps1:28: ::  2024.11.01.0 [rk] _GUI: Code optimization, localization updates and new languages added: Czech, Dutch, Hindi, Portuguese, Turkish.</w:t>
+              <w:t>TSSGUI.ps1:57: "Introduction to TroubleShootingScript toolset (TSS)" = "https://aka.ms/TssInfo"</w:t>
             </w:r>
           </w:p>
         </w:tc>
@@ -3449,7 +3471,7 @@
           </w:tcPr>
           <w:p>
             <w:r>
-              <w:t>psSDP/Diag/global/TS_AutoAddCommands_VSS.ps1:58: # Parse Storage related event logs on System log using evParse.exe and dump to a HTML file</w:t>
+              <w:t>psSDP/Diag/global/DC_EvParser.ps1:36: $CommandToExecute = "cmd.exe /c EvParse.exe -mustparse -storage -xslt evparse_Storage.xsl `"$SystemEventLogOutputFile`" `"$OutputHTMLFile`" &gt; $EVParseStdOutFile</w:t>
             </w:r>
           </w:p>
         </w:tc>
@@ -3491,7 +3513,7 @@
           </w:tcPr>
           <w:p>
             <w:r>
-              <w:t>psSDP/Diag/global/TS_AutoAddCommands_VSS.ps1:49: # Collects Fiber Channel information using fcinfo utility</w:t>
+              <w:t>psSDP/Diag/global/DC_FCInfo.ps1:5: 'Skipping running {fcinfo.exe} since it is not supported in ' + $OSArchitecture + ' architecture.' | WriteTo-StdOut</w:t>
             </w:r>
           </w:p>
         </w:tc>
@@ -3533,7 +3555,7 @@
           </w:tcPr>
           <w:p>
             <w:r>
-              <w:t>psSDP/Diag/global/DC_FCInfo.ps1:16: #_# Rename-Item -Path "hbaapi_$ProcArc.dll" -NewName "hbaapi.dll"</w:t>
+              <w:t>TSS_SHA.psm1:4730: $hba64 = Join-Path $env:SystemRoot 'System32\hbaapi.dll'</w:t>
             </w:r>
           </w:p>
         </w:tc>
@@ -3617,7 +3639,7 @@
           </w:tcPr>
           <w:p>
             <w:r>
-              <w:t>TSS.ps1:14644: If(Test-Path $global:kdbgctrlExe) {</w:t>
+              <w:t>TSS.ps1:14673: "[$($MyInvocation.MyCommand.Name)] Calling Invoke-kdbgctrl to resize page file (if needed)." | timestamp | Out-File -Append $outFile</w:t>
             </w:r>
           </w:p>
         </w:tc>
@@ -3659,7 +3681,7 @@
           </w:tcPr>
           <w:p>
             <w:r>
-              <w:t>TSS.ps1:12626: # Cut out the latter part to combine later</w:t>
+              <w:t>TSS.ps1:32247: $script:LatTeExe = $global:ScriptFolder + $BinArch + "\latte.exe"</w:t>
             </w:r>
           </w:p>
         </w:tc>
@@ -3701,7 +3723,9 @@
           </w:tcPr>
           <w:p>
             <w:r>
-              <w:t>TSS.ps1:5390: $NotMyFault = Get-Command $global:NotMyFaultcExe -ErrorAction Ignore</w:t>
+              <w:t>TSS.ps1:32212: $global:NotMyFaultcExe</w:t>
+              <w:tab/>
+              <w:t>= $global:ScriptFolder + $BinArch + "\NotMyfaultc.exe"</w:t>
             </w:r>
           </w:p>
         </w:tc>
@@ -3743,7 +3767,7 @@
           </w:tcPr>
           <w:p>
             <w:r>
-              <w:t>TSS.ps1:1421: [String]$PoolMon,</w:t>
+              <w:t>TSS.ps1:6070: LogInfoFile "[$($MyInvocation.MyCommand.Name)] running Poolmon.exe at $TssPhase"</w:t>
             </w:r>
           </w:p>
         </w:tc>
@@ -4208,7 +4232,7 @@
           </w:tcPr>
           <w:p>
             <w:r>
-              <w:t>TSS.ps1:30424: $NtttcpSTThdCmd = $script:PerfTCPExe + " -r -m 1,*," + $PerfTCPAddr + " -p 5005 -l " + $BufferLength + "K -a 16 -t " + $DurationInSec</w:t>
+              <w:t>TSS.ps1:32246: $script:PerfTCPExe = $global:ScriptFolder + $BinArch + "\Ntttcp.exe"</w:t>
             </w:r>
           </w:p>
         </w:tc>
@@ -4250,7 +4274,7 @@
           </w:tcPr>
           <w:p>
             <w:r>
-              <w:t>TSS_NET.psm1:3930: LogInfoFile "... collecting sshd_Service info and running PsGetSID $_ at $global:TssPhase"</w:t>
+              <w:t>TSS_NET.psm1:3933: "PsGetSID.exe $_ /AcceptEula | Out-File -Append $PrefixCn`sshd_PsGetSID_$global:TssPhase.txt"</w:t>
             </w:r>
           </w:p>
         </w:tc>
@@ -4282,17 +4306,20 @@
           </w:tcPr>
           <w:p>
             <w:r>
-              <w:t>32-bit build of the WDK process/thread status utility (see BINx64/Pstat.exe).</w:t>
-            </w:r>
-          </w:p>
-        </w:tc>
-        <w:tc>
-          <w:tcPr>
-            <w:tcW w:type="dxa" w:w="2160"/>
-          </w:tcPr>
-          <w:p>
-            <w:r>
-              <w:t>TSS.ps1:2898: if($r.Name -eq 'Instance' -and $resp.StatusCode -eq [System.Net.HttpStatusCode]::OK){</w:t>
+              <w:t>32-bit build of the WDK process/thread status utility (see BINx64/Pstat.exe); same Run-DiagExpression .\DC_PStat.ps1 invocation path.</w:t>
+            </w:r>
+          </w:p>
+        </w:tc>
+        <w:tc>
+          <w:tcPr>
+            <w:tcW w:type="dxa" w:w="2160"/>
+          </w:tcPr>
+          <w:p>
+            <w:r>
+              <w:t>TSS.ps1:32216: $global:PstatExe</w:t>
+              <w:tab/>
+              <w:tab/>
+              <w:t>= $global:ScriptFolder + $BinArch + "\Pstat.exe"</w:t>
             </w:r>
           </w:p>
         </w:tc>
@@ -4334,7 +4361,7 @@
           </w:tcPr>
           <w:p>
             <w:r>
-              <w:t>TSS.ps1:12152: $VideoProcess = $Processes | Where-Object{$_.Name.ToLower() -eq 'recordercommandline'}</w:t>
+              <w:t>TSS.ps1:32838: CommandName = 'RecorderCommandLine.exe'</w:t>
             </w:r>
           </w:p>
         </w:tc>
@@ -4460,7 +4487,7 @@
           </w:tcPr>
           <w:p>
             <w:r>
-              <w:t>psSDP/Diag/global/DC_CscClient-Component.ps1:4: # Date: 2009-2014, 2020-10-26 WalterE added CscDbDump, run script only for Client SKU</w:t>
+              <w:t>psSDP/Diag/global/DC_CscClient-Component.ps1:179: $CommandToExecute = "cmd.exe /c CscDbDump.exe dump &gt; $OutputFile"</w:t>
             </w:r>
           </w:p>
         </w:tc>
@@ -4502,7 +4529,7 @@
           </w:tcPr>
           <w:p>
             <w:r>
-              <w:t>TSS.ps1:5359: if (Test-Path $DFSutilExe) {</w:t>
+              <w:t>TSS.ps1:5360: LogInfoFile "[$($MyInvocation.MyCommand.Name)] running 'DFSutil.exe /PKTflush' at $TssPhase"</w:t>
             </w:r>
           </w:p>
         </w:tc>
@@ -4590,7 +4617,7 @@
           </w:tcPr>
           <w:p>
             <w:r>
-              <w:t>TSSGUI.ps1:28: ::  2024.11.01.0 [rk] _GUI: Code optimization, localization updates and new languages added: Czech, Dutch, Hindi, Portuguese, Turkish.</w:t>
+              <w:t>TSSGUI.ps1:57: "Introduction to TroubleShootingScript toolset (TSS)" = "https://aka.ms/TssInfo"</w:t>
             </w:r>
           </w:p>
         </w:tc>
@@ -4632,7 +4659,7 @@
           </w:tcPr>
           <w:p>
             <w:r>
-              <w:t>psSDP/Diag/global/TS_AutoAddCommands_VSS.ps1:58: # Parse Storage related event logs on System log using evParse.exe and dump to a HTML file</w:t>
+              <w:t>psSDP/Diag/global/DC_EvParser.ps1:36: $CommandToExecute = "cmd.exe /c EvParse.exe -mustparse -storage -xslt evparse_Storage.xsl `"$SystemEventLogOutputFile`" `"$OutputHTMLFile`" &gt; $EVParseStdOutFile</w:t>
             </w:r>
           </w:p>
         </w:tc>
@@ -4674,7 +4701,7 @@
           </w:tcPr>
           <w:p>
             <w:r>
-              <w:t>psSDP/Diag/global/TS_AutoAddCommands_VSS.ps1:49: # Collects Fiber Channel information using fcinfo utility</w:t>
+              <w:t>psSDP/Diag/global/DC_FCInfo.ps1:5: 'Skipping running {fcinfo.exe} since it is not supported in ' + $OSArchitecture + ' architecture.' | WriteTo-StdOut</w:t>
             </w:r>
           </w:p>
         </w:tc>
@@ -4716,7 +4743,7 @@
           </w:tcPr>
           <w:p>
             <w:r>
-              <w:t>psSDP/Diag/global/DC_FCInfo.ps1:16: #_# Rename-Item -Path "hbaapi_$ProcArc.dll" -NewName "hbaapi.dll"</w:t>
+              <w:t>TSS_SHA.psm1:4730: $hba64 = Join-Path $env:SystemRoot 'System32\hbaapi.dll'</w:t>
             </w:r>
           </w:p>
         </w:tc>
@@ -4800,7 +4827,9 @@
           </w:tcPr>
           <w:p>
             <w:r>
-              <w:t>TSS.ps1:5390: $NotMyFault = Get-Command $global:NotMyFaultcExe -ErrorAction Ignore</w:t>
+              <w:t>TSS.ps1:32212: $global:NotMyFaultcExe</w:t>
+              <w:tab/>
+              <w:t>= $global:ScriptFolder + $BinArch + "\NotMyfaultc.exe"</w:t>
             </w:r>
           </w:p>
         </w:tc>
@@ -4968,7 +4997,7 @@
           </w:tcPr>
           <w:p>
             <w:r>
-              <w:t>TSSGUI.ps1:17: ::  2025.12.31.0 [rk] _GUI: #162335: Added maximize-friendly dynamic resizing, added “Ask M365/Copilot” button (prefer M365, fallback to Windows, hide if unavai</w:t>
+              <w:t>TSSGUI.ps1:249: $icons.Add([System.IconExtractor]::Extract("$tssGuiPath\config\GUI\tssGUI-icons.dll", $i, $true))</w:t>
             </w:r>
           </w:p>
         </w:tc>
@@ -5094,7 +5123,7 @@
           </w:tcPr>
           <w:p>
             <w:r>
-              <w:t>psSDP/Diag/global/DC_WGADiag.ps1:6: # Description: Runs MGADiag.exe and outputs to WGADiag.txt</w:t>
+              <w:t>psSDP/Diag/global/DC_WGADiag.ps1:14: $CommandLineToExecute = "MGADiag.exe /f $OutputFile"</w:t>
             </w:r>
           </w:p>
         </w:tc>
@@ -5126,17 +5155,17 @@
           </w:tcPr>
           <w:p>
             <w:r>
-              <w:t>No confirmed direct script reference (the automated match was a false positive on an unrelated GUI/Copilot function name); purpose not independently confirmed from the reviewed scripts, though the name suggests a Storage Area Network diagnostic tool consistent with the surrounding psSDP/Diag/global storage tools.</w:t>
-            </w:r>
-          </w:p>
-        </w:tc>
-        <w:tc>
-          <w:tcPr>
-            <w:tcW w:type="dxa" w:w="2160"/>
-          </w:tcPr>
-          <w:p>
-            <w:r>
-              <w:t>TSSGUI.ps1:3382: function Test-HasAnyCopilotApp {</w:t>
+              <w:t>Storage Area Network diagnostic tool — purpose corroborated by DC_SanStorageInfo.ps1:16 ('cmd.exe /c SAN.exe $CommandToAdd'), but that reference sits inside a PowerShell block comment (&lt;# ... #&gt;) under a '#region Old Code' marker, i.e. legacy/dead code, not part of the currently active execution path. An earlier draft of this table incorrectly attributed the absence of top-ranked evidence to a false-positive match on an unrelated GUI/Copilot function name; corrected after independent critique (see .devils-advocate log) — the real explanation is that the evidence-search tool deprioritizes commented-out lines, and this binary's only textual reference happens to be commented out.</w:t>
+            </w:r>
+          </w:p>
+        </w:tc>
+        <w:tc>
+          <w:tcPr>
+            <w:tcW w:type="dxa" w:w="2160"/>
+          </w:tcPr>
+          <w:p>
+            <w:r>
+              <w:t>DC_SanStorageInfo.ps1:16: $CommandToExecute = "cmd.exe /c SAN.exe $CommandToAdd" [inside a commented-out &lt;# ... #&gt; block under '#region Old Code' — legacy/dead code, not the active execution path; automated scorer could not surface this line because "SAN" is too common a substring across the 695 scripts for the 40-candidate cap to reach it — manually verified instead]</w:t>
             </w:r>
           </w:p>
         </w:tc>
@@ -5304,7 +5333,7 @@
           </w:tcPr>
           <w:p>
             <w:r>
-              <w:t>psSDP/Diag/global/TS_RegistryEntryForAutorunsCheck.ps1:2: # TS_RegistryEntryForAutorunsCheck.ps1</w:t>
+              <w:t>TSS_SDP.psm1:734: "autorunsc.exe -a * -c -accepteula -nobanner | Out-File -Append $outFile"</w:t>
             </w:r>
           </w:p>
         </w:tc>
@@ -5346,7 +5375,7 @@
           </w:tcPr>
           <w:p>
             <w:r>
-              <w:t>TSSGUI.ps1:4178: # 97Evbnzg8bd3hxrfz6CcCVuf77egvRHinthJuwSRePP7aVmcevb1nWUIAICdBebH</w:t>
+              <w:t>scripts/DSC-Collect.ps1:173: $cmd = "cmd.exe /c esentutl.exe /y """ + $DSCDb +  """ /vssrec"</w:t>
             </w:r>
           </w:p>
         </w:tc>
@@ -5556,7 +5585,7 @@
           </w:tcPr>
           <w:p>
             <w:r>
-              <w:t>psSDP/Diag/global/TS_AutoAddCommands_SETUP.ps1:56: # Obtain information about Devices and connections using devcon.exe utility</w:t>
+              <w:t>psSDP/Diag/global/DC_Devcon.ps1:34: 'Skipping running {devcon.exe} since it is not supported in ' + $OSArchitecture + ' architecture.' | WriteTo-StdOut</w:t>
             </w:r>
           </w:p>
         </w:tc>
@@ -5598,7 +5627,7 @@
           </w:tcPr>
           <w:p>
             <w:r>
-              <w:t>psSDP/Diag/global/TS_AutoAddCommands_VSS.ps1:52: # Obtain information about MS-DOS device names (symbolic links) via DOSDev utility</w:t>
+              <w:t>psSDP/Diag/global/DC_DOSDev.ps1:25: $CommandToExecute = "cmd.exe /c dosdev.exe -a &gt; $OutputFile"</w:t>
             </w:r>
           </w:p>
         </w:tc>
@@ -5640,7 +5669,7 @@
           </w:tcPr>
           <w:p>
             <w:r>
-              <w:t>psSDP/Diag/global/TS_AutoAddCommands_SUVP.ps1:102: # Obtain information about Upper and lower filters Information fltrfind.exe utility</w:t>
+              <w:t>psSDP/Diag/global/DC_Fltrfind.ps1:10: $CommandToExecute = "cmd.exe /c FltrFind.exe &gt; $OutputFile"</w:t>
             </w:r>
           </w:p>
         </w:tc>
@@ -5682,7 +5711,7 @@
           </w:tcPr>
           <w:p>
             <w:r>
-              <w:t>psSDP/Diag/global/TS_ProcessInfo.ps1:7: #              Also, it shows statistics for Kernel Pool memory usage using MemSnap tool</w:t>
+              <w:t>psSDP/Diag/global/TS_KnownKernelTags.ps1:20: $script:MemSnapFilePath = join-path $PWD.Path "memsnap.txt"</w:t>
             </w:r>
           </w:p>
         </w:tc>
@@ -6018,7 +6047,7 @@
           </w:tcPr>
           <w:p>
             <w:r>
-              <w:t>scripts/CRUtil/install_cru.ps1:4: .\cru.ps1 -installcmdlet CredRoamLocalUserData</w:t>
+              <w:t>scripts/CRUtil/CRU.ps1:671: $CMDletDLL = "CredRoamLocalUserData.dll"</w:t>
             </w:r>
           </w:p>
         </w:tc>

--- a/TSS_Security_Review.docx
+++ b/TSS_Security_Review.docx
@@ -1156,7 +1156,7 @@
         <w:pStyle w:val="ListBullet"/>
       </w:pPr>
       <w:r>
-        <w:t>An earlier version of this table selected the first 1-3 substring matches per binary without this scoring, which produced two classes of error caught by independent critique (check #3, logged in this repository's .devils-advocate/ directory): (a) a false NEGATIVE for handle.exe, where the first matches found were unrelated GUI comments, causing a genuinely-invoked tool to be reported as unconfirmed; and (b) misleading evidence lines for Pstat.exe/latte.exe, where a substring match inside an unrelated word ("pStat" inside "HttpStatusCode", "latte" inside "latter") was cited as if it were the real invocation. These entries have been corrected using the improved scoring method; the corrections are noted inline in the affected purpose descriptions below.</w:t>
+        <w:t>An earlier version of this table selected the first 1-3 substring matches per binary without this scoring, which produced a false NEGATIVE for handle.exe (the first matches found were unrelated GUI comments, so a genuinely-invoked tool was reported as unconfirmed) and misleading evidence lines for Pstat.exe/latte.exe (a substring match inside an unrelated word — "pStat" inside "HttpStatusCode", "latte" inside "latter" — was cited as if it were the real invocation). That fix (check #3) turned out to be incomplete: it corrected the specific entries found but not the root cause, which was that candidate collection was capped at 40 matches *before* scoring — so any basename common enough to produce more than 40 incidental substring hits (e.g. "du", "tmq") could still have its real, active invocation line invisible to the scorer, and in both cases the entry was then wrongly written up as a confirmed false positive. Independent critique (check #4) caught this. The cap has since been removed entirely — every substring match across all 695 scripts is now scored, not just the first 40 — and the du.exe, tmq.exe, and cdb.exe purpose descriptions below have been corrected to their actual (active, confirmed) invocations. Full history in this repository's .devils-advocate/ directory.</w:t>
       </w:r>
     </w:p>
     <w:p>
@@ -1164,7 +1164,7 @@
         <w:pStyle w:val="ListBullet"/>
       </w:pPr>
       <w:r>
-        <w:t>Automated substring matching can still produce false positives on short/common names (e.g. "du", "kd", "tmq" colliding with unrelated words, comments, or encoded blobs). Those remaining cases are explicitly flagged below as unconfirmed rather than presented as verified instrumentation. One entry (SAN.exe) has real corroborating evidence, but that evidence sits inside a commented-out ('dead') code block rather than the active execution path — this is called out explicitly rather than treated as either a clean confirmation or a false positive.</w:t>
+        <w:t>Automated substring matching can still produce false positives on short/common names (e.g. "kd" colliding with "kdbgctrl"/"chkdsk"). Those remaining cases are explicitly flagged below as unconfirmed rather than presented as verified instrumentation. Two entries (SAN.exe, cdb.exe) needed a manually-verified evidence override because the automated scorer ties a genuine reference against unrelated same-word collisions or an adjacent comment-fragment sibling line — SAN.exe's real reference additionally sits inside a commented-out ('dead') code block rather than the active execution path, which is called out explicitly rather than treated as either a clean confirmation or a false positive.</w:t>
       </w:r>
     </w:p>
     <w:p>
@@ -1350,7 +1350,7 @@
           </w:tcPr>
           <w:p>
             <w:r>
-              <w:t>TSS.ps1:6810: $CoreInfoCommand = Get-Command "CoreInfo.exe" -ErrorAction Ignore</w:t>
+              <w:t>TSS_SHA.psm1:2800: "$global:ScriptFolder\BIN\Coreinfo.exe -accepteula | Out-File ${LogFolder}\${Env:COMPUTERNAME}_coreinfo.txt",</w:t>
             </w:r>
           </w:p>
         </w:tc>
@@ -1560,7 +1560,7 @@
           </w:tcPr>
           <w:p>
             <w:r>
-              <w:t>TSSGUI.ps1:1935: if ($line -match '^ProcMon|^WPR|^PSR|^Netsh|^Video|^Perf|^Xperf|^CommonTask|^RASdiag|^WFPdiag|^PktMon') {  # Check if line starts with "ProcMon"</w:t>
+              <w:t>TSS_NET.psm1:1658: "NET_Proxy"      = "PSR,SDP,Video,ProcMon, AfdTcpFull,NCSI,NDIS,WebIO,WinInet,WinHTTP,Winsock ETL log(s), Proxy settings and related Registry settings, Netsh sc</w:t>
             </w:r>
           </w:p>
         </w:tc>
@@ -1602,7 +1602,7 @@
           </w:tcPr>
           <w:p>
             <w:r>
-              <w:t>psSDP/Diag/global/DC_SQLcheck.ps1:19: $CommandToExecute = "cmd.exe /c SQLcheck.exe &gt;&gt; $OutputFile"</w:t>
+              <w:t>TSS_SDP.psm1:10863: $ExePath = (Get-Command SQLCheck.exe -ErrorAction Stop).Source</w:t>
             </w:r>
           </w:p>
         </w:tc>
@@ -1644,7 +1644,7 @@
           </w:tcPr>
           <w:p>
             <w:r>
-              <w:t>psSDP/Diag/global/DC_UserRights.ps1:19: 'Skipping running {showpriv.exe} since it is not supported in ' + $OSArchitecture + ' architecture.' | WriteTo-StdOut</w:t>
+              <w:t>TSS_SDP.psm1:2398: "$global:ScriptFolder\BIN\showpriv.exe SeTakeOwnershipPrivilege | Out-File -Append $outFile"</w:t>
             </w:r>
           </w:p>
         </w:tc>
@@ -1686,7 +1686,7 @@
           </w:tcPr>
           <w:p>
             <w:r>
-              <w:t>TSS.ps1:21310: If($Null -eq $RegValues.SysMon){</w:t>
+              <w:t>TSS.ps1:21303: If($global:BoundParameters.ContainsKey('SysMon')){</w:t>
             </w:r>
           </w:p>
         </w:tc>
@@ -1812,7 +1812,7 @@
           </w:tcPr>
           <w:p>
             <w:r>
-              <w:t>TSS.ps1:6114: "WinHTTPDiag.exe -i | Out-File -Append $outFile"</w:t>
+              <w:t>TSS_NET.psm1:1658: "NET_Proxy"      = "PSR,SDP,Video,ProcMon, AfdTcpFull,NCSI,NDIS,WebIO,WinInet,WinHTTP,Winsock ETL log(s), Proxy settings and related Registry settings, Netsh sc</w:t>
             </w:r>
           </w:p>
         </w:tc>
@@ -1982,7 +1982,7 @@
           </w:tcPr>
           <w:p>
             <w:r>
-              <w:t>psSDP/Diag/global/DC_Devcon.ps1:34: 'Skipping running {devcon.exe} since it is not supported in ' + $OSArchitecture + ' architecture.' | WriteTo-StdOut</w:t>
+              <w:t>TSS_SDP.psm1:4507: $OutFile = "$global:SDPFolder\$($global:LogPrefix)Devcon.TXT"</w:t>
             </w:r>
           </w:p>
         </w:tc>
@@ -2024,7 +2024,7 @@
           </w:tcPr>
           <w:p>
             <w:r>
-              <w:t>TSS.ps1:30553: $CommandLine = "diskspd.exe -b1M -d60 -o64 -t4 -r $PerfSMBFileSize $NumFiles $PerfSMB\IO.dat &gt; $global:LogFolder\$($LogPrefix)_PerfSMB_writeremote.txt"</w:t>
+              <w:t>TSS.ps1:30550: $PerfSMBFileSize = "-c" + "$script:PerfSMBSize$PerfSMBUnit" # Fix for DiskSpd command</w:t>
             </w:r>
           </w:p>
         </w:tc>
@@ -2150,10 +2150,7 @@
           </w:tcPr>
           <w:p>
             <w:r>
-              <w:t>TSS.ps1:1596: [Switch]$noHandle,</w:t>
-              <w:tab/>
-              <w:tab/>
-              <w:t># do not collect Handle.exe</w:t>
+              <w:t>TSS_SHA.psm1:1292: $LogFolder = "$global:LogFolder\support$global:LogSuffix\handle"</w:t>
             </w:r>
           </w:p>
         </w:tc>
@@ -2195,11 +2192,7 @@
           </w:tcPr>
           <w:p>
             <w:r>
-              <w:t xml:space="preserve">TSS.ps1:6048: "nltest /dsgetdc: /kdc /force </w:t>
-              <w:tab/>
-              <w:tab/>
-              <w:tab/>
-              <w:t>| Out-File -Append $outFile"</w:t>
+              <w:t>TSS_UEX.psm1:3838: Get-hnsnetwork | ForEach-Object { Get-HnsNetwork -Id $_.ID -Detailed } | Convertto-json -Depth 20 | Out-File $global:LogFolder\networkdetailed.txt</w:t>
             </w:r>
           </w:p>
         </w:tc>
@@ -2241,7 +2234,7 @@
           </w:tcPr>
           <w:p>
             <w:r>
-              <w:t>TSS.ps1:1388: [String]$LiveKD,</w:t>
+              <w:t>TSS.ps1:21221: if ($global:ParameterArray -contains 'LiveKD' -and ([math]::Ceiling((Get-CimInstance Win32_ComputerSystem).TotalPhysicalMemory / 1GB) -ge 256)) {</w:t>
             </w:r>
           </w:p>
         </w:tc>
@@ -2325,7 +2318,7 @@
           </w:tcPr>
           <w:p>
             <w:r>
-              <w:t>psSDP/Diag/global/DC_HyperVNetInfo.ps1:18: $CommandToExecute = "cmd.exe /c cscript.exe //nologo nvspinfo.js /z &gt; $OutputFile"</w:t>
+              <w:t>TSS_UEX.psm1:3885: nvspinfo -a -i -h -D -p -d -m -q | Out-File $global:LogFolder\Host_nvspinfo.txt</w:t>
             </w:r>
           </w:p>
         </w:tc>
@@ -2451,7 +2444,7 @@
           </w:tcPr>
           <w:p>
             <w:r>
-              <w:t>TSS.ps1:7757: $global:ProcDump = "Procdump.exe"</w:t>
+              <w:t>TSS_NET.psm1:2089: $NET_RAS_ETWTracingSwitchesStatus['ProcDump RaMgmtui.exe,Rasman,RemoteAccess,RaMgmtSvc,IKEEXT,BFE'] = $true</w:t>
             </w:r>
           </w:p>
         </w:tc>
@@ -2661,7 +2654,7 @@
           </w:tcPr>
           <w:p>
             <w:r>
-              <w:t>TSSGUI.ps1:429: if ($parameterType -eq "WPRprofiles") { $parameterType = "WPR" }</w:t>
+              <w:t>TSS_UEX.psm1:3564: $startContainerTracecmd = "hcsdiag.exe exec -user 'NT AUTHORITY\SYSTEM' $containerId wpr.exe -start c:\programdata\Microsoft\Windows\ContainerProviders_customiz</w:t>
             </w:r>
           </w:p>
         </w:tc>
@@ -2703,7 +2696,7 @@
           </w:tcPr>
           <w:p>
             <w:r>
-              <w:t>TSSGUI.ps1:430: if ($parameterType -eq "XperfProfiles") { $parameterType = "Xperf" }</w:t>
+              <w:t>TSS.ps1:12760: If($global:ParameterArray -contains 'Xperf'){</w:t>
             </w:r>
           </w:p>
         </w:tc>
@@ -2787,7 +2780,7 @@
           </w:tcPr>
           <w:p>
             <w:r>
-              <w:t>TSS.ps1:7757: $global:ProcDump = "Procdump.exe"</w:t>
+              <w:t>TSS_NET.psm1:2089: $NET_RAS_ETWTracingSwitchesStatus['ProcDump RaMgmtui.exe,Rasman,RemoteAccess,RaMgmtSvc,IKEEXT,BFE'] = $true</w:t>
             </w:r>
           </w:p>
         </w:tc>
@@ -2829,7 +2822,7 @@
           </w:tcPr>
           <w:p>
             <w:r>
-              <w:t>TSSGUI.ps1:1935: if ($line -match '^ProcMon|^WPR|^PSR|^Netsh|^Video|^Perf|^Xperf|^CommonTask|^RASdiag|^WFPdiag|^PktMon') {  # Check if line starts with "ProcMon"</w:t>
+              <w:t>TSS_NET.psm1:1658: "NET_Proxy"      = "PSR,SDP,Video,ProcMon, AfdTcpFull,NCSI,NDIS,WebIO,WinInet,WinHTTP,Winsock ETL log(s), Proxy settings and related Registry settings, Netsh sc</w:t>
             </w:r>
           </w:p>
         </w:tc>
@@ -3044,7 +3037,7 @@
           </w:tcPr>
           <w:p>
             <w:r>
-              <w:t>TSS_NET.psm1:3933: "PsGetSID.exe $_ /AcceptEula | Out-File -Append $PrefixCn`sshd_PsGetSID_$global:TssPhase.txt"</w:t>
+              <w:t>TSS_NET.psm1:3930: LogInfoFile "... collecting sshd_Service info and running PsGetSID $_ at $global:TssPhase"</w:t>
             </w:r>
           </w:p>
         </w:tc>
@@ -3086,262 +3079,270 @@
           </w:tcPr>
           <w:p>
             <w:r>
-              <w:t>TSS.ps1:32216: $global:PstatExe</w:t>
+              <w:t>TSS_SDP.psm1:1914: &amp; $global:PstatExe | Out-File "$global:SDPFolder\$($global:LogPrefix)PStat.txt"</w:t>
+            </w:r>
+          </w:p>
+        </w:tc>
+      </w:tr>
+      <w:tr>
+        <w:tc>
+          <w:tcPr>
+            <w:tcW w:type="dxa" w:w="2160"/>
+          </w:tcPr>
+          <w:p>
+            <w:r>
+              <w:t>BINx64/RecorderCommandLine.exe</w:t>
+            </w:r>
+          </w:p>
+        </w:tc>
+        <w:tc>
+          <w:tcPr>
+            <w:tcW w:type="dxa" w:w="2160"/>
+          </w:tcPr>
+          <w:p>
+            <w:r>
+              <w:t>Yes / Yes</w:t>
+            </w:r>
+          </w:p>
+        </w:tc>
+        <w:tc>
+          <w:tcPr>
+            <w:tcW w:type="dxa" w:w="2160"/>
+          </w:tcPr>
+          <w:p>
+            <w:r>
+              <w:t>Command-line component of Windows Problem Steps Recorder (PSR) used for the 'Video' screen-recording data collection option named in TSS's synopsis; TSS checks for a running 'recordercommandline' process to manage recording state.</w:t>
+            </w:r>
+          </w:p>
+        </w:tc>
+        <w:tc>
+          <w:tcPr>
+            <w:tcW w:type="dxa" w:w="2160"/>
+          </w:tcPr>
+          <w:p>
+            <w:r>
+              <w:t>TSS.ps1:32838: CommandName = 'RecorderCommandLine.exe'</w:t>
+            </w:r>
+          </w:p>
+        </w:tc>
+      </w:tr>
+      <w:tr>
+        <w:tc>
+          <w:tcPr>
+            <w:tcW w:type="dxa" w:w="2160"/>
+          </w:tcPr>
+          <w:p>
+            <w:r>
+              <w:t>BINx64/RecorderDll.dll</w:t>
+            </w:r>
+          </w:p>
+        </w:tc>
+        <w:tc>
+          <w:tcPr>
+            <w:tcW w:type="dxa" w:w="2160"/>
+          </w:tcPr>
+          <w:p>
+            <w:r>
+              <w:t>Yes / Yes</w:t>
+            </w:r>
+          </w:p>
+        </w:tc>
+        <w:tc>
+          <w:tcPr>
+            <w:tcW w:type="dxa" w:w="2160"/>
+          </w:tcPr>
+          <w:p>
+            <w:r>
+              <w:t>No direct script reference found; name and bundling alongside RecorderCommandLine.exe/SdkDll.dll suggest it is a supporting library for the Problem Steps Recorder component, not independently confirmed.</w:t>
+            </w:r>
+          </w:p>
+        </w:tc>
+        <w:tc>
+          <w:tcPr>
+            <w:tcW w:type="dxa" w:w="2160"/>
+          </w:tcPr>
+          <w:p>
+            <w:r>
+              <w:t>No direct reference found in bundled scripts (695 .ps1/.psm1 files searched)</w:t>
+            </w:r>
+          </w:p>
+        </w:tc>
+      </w:tr>
+      <w:tr>
+        <w:tc>
+          <w:tcPr>
+            <w:tcW w:type="dxa" w:w="2160"/>
+          </w:tcPr>
+          <w:p>
+            <w:r>
+              <w:t>BINx64/SdkDll.dll</w:t>
+            </w:r>
+          </w:p>
+        </w:tc>
+        <w:tc>
+          <w:tcPr>
+            <w:tcW w:type="dxa" w:w="2160"/>
+          </w:tcPr>
+          <w:p>
+            <w:r>
+              <w:t>Yes / Yes</w:t>
+            </w:r>
+          </w:p>
+        </w:tc>
+        <w:tc>
+          <w:tcPr>
+            <w:tcW w:type="dxa" w:w="2160"/>
+          </w:tcPr>
+          <w:p>
+            <w:r>
+              <w:t>No direct script reference found; name suggests an SDK support library, plausibly for RecorderCommandLine.exe, not independently confirmed.</w:t>
+            </w:r>
+          </w:p>
+        </w:tc>
+        <w:tc>
+          <w:tcPr>
+            <w:tcW w:type="dxa" w:w="2160"/>
+          </w:tcPr>
+          <w:p>
+            <w:r>
+              <w:t>No direct reference found in bundled scripts (695 .ps1/.psm1 files searched)</w:t>
+            </w:r>
+          </w:p>
+        </w:tc>
+      </w:tr>
+      <w:tr>
+        <w:tc>
+          <w:tcPr>
+            <w:tcW w:type="dxa" w:w="2160"/>
+          </w:tcPr>
+          <w:p>
+            <w:r>
+              <w:t>BINx64/cscdbdump.exe</w:t>
+            </w:r>
+          </w:p>
+        </w:tc>
+        <w:tc>
+          <w:tcPr>
+            <w:tcW w:type="dxa" w:w="2160"/>
+          </w:tcPr>
+          <w:p>
+            <w:r>
+              <w:t>Yes / Yes</w:t>
+            </w:r>
+          </w:p>
+        </w:tc>
+        <w:tc>
+          <w:tcPr>
+            <w:tcW w:type="dxa" w:w="2160"/>
+          </w:tcPr>
+          <w:p>
+            <w:r>
+              <w:t>Offline Files (CSC) client-side cache database dump tool; invoked to dump the CSC database as part of client-component diagnostics on client SKUs.</w:t>
+            </w:r>
+          </w:p>
+        </w:tc>
+        <w:tc>
+          <w:tcPr>
+            <w:tcW w:type="dxa" w:w="2160"/>
+          </w:tcPr>
+          <w:p>
+            <w:r>
+              <w:t>TSS_SDP.psm1:5344: "$global:ScriptFolder\BINx64\cscdbdump.exe dump | Out-File -Append $outFile"</w:t>
+            </w:r>
+          </w:p>
+        </w:tc>
+      </w:tr>
+      <w:tr>
+        <w:tc>
+          <w:tcPr>
+            <w:tcW w:type="dxa" w:w="2160"/>
+          </w:tcPr>
+          <w:p>
+            <w:r>
+              <w:t>BINx64/ctsTraffic.exe</w:t>
+            </w:r>
+          </w:p>
+        </w:tc>
+        <w:tc>
+          <w:tcPr>
+            <w:tcW w:type="dxa" w:w="2160"/>
+          </w:tcPr>
+          <w:p>
+            <w:r>
+              <w:t>Yes / Yes</w:t>
+            </w:r>
+          </w:p>
+        </w:tc>
+        <w:tc>
+          <w:tcPr>
+            <w:tcW w:type="dxa" w:w="2160"/>
+          </w:tcPr>
+          <w:p>
+            <w:r>
+              <w:t>Likely Microsoft's open-source CTS-Traffic network stress/reliability testing tool, bundled by name convention alongside other network performance tools (NTttcp, latte); no direct script invocation was found in the reviewed scripts.</w:t>
+            </w:r>
+          </w:p>
+        </w:tc>
+        <w:tc>
+          <w:tcPr>
+            <w:tcW w:type="dxa" w:w="2160"/>
+          </w:tcPr>
+          <w:p>
+            <w:r>
+              <w:t>No direct reference found in bundled scripts (695 .ps1/.psm1 files searched)</w:t>
+            </w:r>
+          </w:p>
+        </w:tc>
+      </w:tr>
+      <w:tr>
+        <w:tc>
+          <w:tcPr>
+            <w:tcW w:type="dxa" w:w="2160"/>
+          </w:tcPr>
+          <w:p>
+            <w:r>
+              <w:t>BINx64/dfsutil.exe</w:t>
+            </w:r>
+          </w:p>
+        </w:tc>
+        <w:tc>
+          <w:tcPr>
+            <w:tcW w:type="dxa" w:w="2160"/>
+          </w:tcPr>
+          <w:p>
+            <w:r>
+              <w:t>Yes / Yes</w:t>
+            </w:r>
+          </w:p>
+        </w:tc>
+        <w:tc>
+          <w:tcPr>
+            <w:tcW w:type="dxa" w:w="2160"/>
+          </w:tcPr>
+          <w:p>
+            <w:r>
+              <w:t>Distributed File System (DFS) utility; invoked with /PKTflush to flush the DFS referral cache as part of DFS diagnostics.</w:t>
+            </w:r>
+          </w:p>
+        </w:tc>
+        <w:tc>
+          <w:tcPr>
+            <w:tcW w:type="dxa" w:w="2160"/>
+          </w:tcPr>
+          <w:p>
+            <w:r>
+              <w:t>TSS_SDP.psm1:5354: "DFS Client DFSUtil Output"</w:t>
               <w:tab/>
               <w:tab/>
-              <w:t>= $global:ScriptFolder + $BinArch + "\Pstat.exe"</w:t>
-            </w:r>
-          </w:p>
-        </w:tc>
-      </w:tr>
-      <w:tr>
-        <w:tc>
-          <w:tcPr>
-            <w:tcW w:type="dxa" w:w="2160"/>
-          </w:tcPr>
-          <w:p>
-            <w:r>
-              <w:t>BINx64/RecorderCommandLine.exe</w:t>
-            </w:r>
-          </w:p>
-        </w:tc>
-        <w:tc>
-          <w:tcPr>
-            <w:tcW w:type="dxa" w:w="2160"/>
-          </w:tcPr>
-          <w:p>
-            <w:r>
-              <w:t>Yes / Yes</w:t>
-            </w:r>
-          </w:p>
-        </w:tc>
-        <w:tc>
-          <w:tcPr>
-            <w:tcW w:type="dxa" w:w="2160"/>
-          </w:tcPr>
-          <w:p>
-            <w:r>
-              <w:t>Command-line component of Windows Problem Steps Recorder (PSR) used for the 'Video' screen-recording data collection option named in TSS's synopsis; TSS checks for a running 'recordercommandline' process to manage recording state.</w:t>
-            </w:r>
-          </w:p>
-        </w:tc>
-        <w:tc>
-          <w:tcPr>
-            <w:tcW w:type="dxa" w:w="2160"/>
-          </w:tcPr>
-          <w:p>
-            <w:r>
-              <w:t>TSS.ps1:32838: CommandName = 'RecorderCommandLine.exe'</w:t>
-            </w:r>
-          </w:p>
-        </w:tc>
-      </w:tr>
-      <w:tr>
-        <w:tc>
-          <w:tcPr>
-            <w:tcW w:type="dxa" w:w="2160"/>
-          </w:tcPr>
-          <w:p>
-            <w:r>
-              <w:t>BINx64/RecorderDll.dll</w:t>
-            </w:r>
-          </w:p>
-        </w:tc>
-        <w:tc>
-          <w:tcPr>
-            <w:tcW w:type="dxa" w:w="2160"/>
-          </w:tcPr>
-          <w:p>
-            <w:r>
-              <w:t>Yes / Yes</w:t>
-            </w:r>
-          </w:p>
-        </w:tc>
-        <w:tc>
-          <w:tcPr>
-            <w:tcW w:type="dxa" w:w="2160"/>
-          </w:tcPr>
-          <w:p>
-            <w:r>
-              <w:t>No direct script reference found; name and bundling alongside RecorderCommandLine.exe/SdkDll.dll suggest it is a supporting library for the Problem Steps Recorder component, not independently confirmed.</w:t>
-            </w:r>
-          </w:p>
-        </w:tc>
-        <w:tc>
-          <w:tcPr>
-            <w:tcW w:type="dxa" w:w="2160"/>
-          </w:tcPr>
-          <w:p>
-            <w:r>
-              <w:t>No direct reference found in bundled scripts (695 .ps1/.psm1 files searched)</w:t>
-            </w:r>
-          </w:p>
-        </w:tc>
-      </w:tr>
-      <w:tr>
-        <w:tc>
-          <w:tcPr>
-            <w:tcW w:type="dxa" w:w="2160"/>
-          </w:tcPr>
-          <w:p>
-            <w:r>
-              <w:t>BINx64/SdkDll.dll</w:t>
-            </w:r>
-          </w:p>
-        </w:tc>
-        <w:tc>
-          <w:tcPr>
-            <w:tcW w:type="dxa" w:w="2160"/>
-          </w:tcPr>
-          <w:p>
-            <w:r>
-              <w:t>Yes / Yes</w:t>
-            </w:r>
-          </w:p>
-        </w:tc>
-        <w:tc>
-          <w:tcPr>
-            <w:tcW w:type="dxa" w:w="2160"/>
-          </w:tcPr>
-          <w:p>
-            <w:r>
-              <w:t>No direct script reference found; name suggests an SDK support library, plausibly for RecorderCommandLine.exe, not independently confirmed.</w:t>
-            </w:r>
-          </w:p>
-        </w:tc>
-        <w:tc>
-          <w:tcPr>
-            <w:tcW w:type="dxa" w:w="2160"/>
-          </w:tcPr>
-          <w:p>
-            <w:r>
-              <w:t>No direct reference found in bundled scripts (695 .ps1/.psm1 files searched)</w:t>
-            </w:r>
-          </w:p>
-        </w:tc>
-      </w:tr>
-      <w:tr>
-        <w:tc>
-          <w:tcPr>
-            <w:tcW w:type="dxa" w:w="2160"/>
-          </w:tcPr>
-          <w:p>
-            <w:r>
-              <w:t>BINx64/cscdbdump.exe</w:t>
-            </w:r>
-          </w:p>
-        </w:tc>
-        <w:tc>
-          <w:tcPr>
-            <w:tcW w:type="dxa" w:w="2160"/>
-          </w:tcPr>
-          <w:p>
-            <w:r>
-              <w:t>Yes / Yes</w:t>
-            </w:r>
-          </w:p>
-        </w:tc>
-        <w:tc>
-          <w:tcPr>
-            <w:tcW w:type="dxa" w:w="2160"/>
-          </w:tcPr>
-          <w:p>
-            <w:r>
-              <w:t>Offline Files (CSC) client-side cache database dump tool; invoked to dump the CSC database as part of client-component diagnostics on client SKUs.</w:t>
-            </w:r>
-          </w:p>
-        </w:tc>
-        <w:tc>
-          <w:tcPr>
-            <w:tcW w:type="dxa" w:w="2160"/>
-          </w:tcPr>
-          <w:p>
-            <w:r>
-              <w:t>psSDP/Diag/global/DC_CscClient-Component.ps1:179: $CommandToExecute = "cmd.exe /c CscDbDump.exe dump &gt; $OutputFile"</w:t>
-            </w:r>
-          </w:p>
-        </w:tc>
-      </w:tr>
-      <w:tr>
-        <w:tc>
-          <w:tcPr>
-            <w:tcW w:type="dxa" w:w="2160"/>
-          </w:tcPr>
-          <w:p>
-            <w:r>
-              <w:t>BINx64/ctsTraffic.exe</w:t>
-            </w:r>
-          </w:p>
-        </w:tc>
-        <w:tc>
-          <w:tcPr>
-            <w:tcW w:type="dxa" w:w="2160"/>
-          </w:tcPr>
-          <w:p>
-            <w:r>
-              <w:t>Yes / Yes</w:t>
-            </w:r>
-          </w:p>
-        </w:tc>
-        <w:tc>
-          <w:tcPr>
-            <w:tcW w:type="dxa" w:w="2160"/>
-          </w:tcPr>
-          <w:p>
-            <w:r>
-              <w:t>Likely Microsoft's open-source CTS-Traffic network stress/reliability testing tool, bundled by name convention alongside other network performance tools (NTttcp, latte); no direct script invocation was found in the reviewed scripts.</w:t>
-            </w:r>
-          </w:p>
-        </w:tc>
-        <w:tc>
-          <w:tcPr>
-            <w:tcW w:type="dxa" w:w="2160"/>
-          </w:tcPr>
-          <w:p>
-            <w:r>
-              <w:t>No direct reference found in bundled scripts (695 .ps1/.psm1 files searched)</w:t>
-            </w:r>
-          </w:p>
-        </w:tc>
-      </w:tr>
-      <w:tr>
-        <w:tc>
-          <w:tcPr>
-            <w:tcW w:type="dxa" w:w="2160"/>
-          </w:tcPr>
-          <w:p>
-            <w:r>
-              <w:t>BINx64/dfsutil.exe</w:t>
-            </w:r>
-          </w:p>
-        </w:tc>
-        <w:tc>
-          <w:tcPr>
-            <w:tcW w:type="dxa" w:w="2160"/>
-          </w:tcPr>
-          <w:p>
-            <w:r>
-              <w:t>Yes / Yes</w:t>
-            </w:r>
-          </w:p>
-        </w:tc>
-        <w:tc>
-          <w:tcPr>
-            <w:tcW w:type="dxa" w:w="2160"/>
-          </w:tcPr>
-          <w:p>
-            <w:r>
-              <w:t>Distributed File System (DFS) utility; invoked with /PKTflush to flush the DFS referral cache as part of DFS diagnostics.</w:t>
-            </w:r>
-          </w:p>
-        </w:tc>
-        <w:tc>
-          <w:tcPr>
-            <w:tcW w:type="dxa" w:w="2160"/>
-          </w:tcPr>
-          <w:p>
-            <w:r>
-              <w:t>TSS.ps1:5360: LogInfoFile "[$($MyInvocation.MyCommand.Name)] running 'DFSutil.exe /PKTflush' at $TssPhase"</w:t>
+              <w:tab/>
+              <w:tab/>
+              <w:tab/>
+              <w:tab/>
+              <w:tab/>
+              <w:tab/>
+              <w:tab/>
+              <w:tab/>
+              <w:t>| Out-File -Append $OutFile</w:t>
             </w:r>
           </w:p>
         </w:tc>
@@ -3419,17 +3420,21 @@
           </w:tcPr>
           <w:p>
             <w:r>
-              <w:t>Likely Sysinternals Du (disk usage) by name and Sysinternals-suite bundling convention, but the automated script matches were false positives (matched unrelated changelog/URL text containing the substring 'du') — no confirmed direct invocation found.</w:t>
-            </w:r>
-          </w:p>
-        </w:tc>
-        <w:tc>
-          <w:tcPr>
-            <w:tcW w:type="dxa" w:w="2160"/>
-          </w:tcPr>
-          <w:p>
-            <w:r>
-              <w:t>TSSGUI.ps1:57: "Introduction to TroubleShootingScript toolset (TSS)" = "https://aka.ms/TssInfo"</w:t>
+              <w:t>Sysinternals Du (disk usage). Confirmed actively invoked: path constructed at TSS.ps1:32213 ('$global:DuExe = ... \Du.exe') and referenced by that variable in the storage (SHA) module. An earlier draft of this table incorrectly called this a false positive because the evidence-search tool's candidate cap (fixed after independent critique #4, see .devils-advocate log) never reached this line among 'du''s many incidental substring matches elsewhere in the scripts.</w:t>
+            </w:r>
+          </w:p>
+        </w:tc>
+        <w:tc>
+          <w:tcPr>
+            <w:tcW w:type="dxa" w:w="2160"/>
+          </w:tcPr>
+          <w:p>
+            <w:r>
+              <w:t>TSS.ps1:32213: $global:DuExe</w:t>
+              <w:tab/>
+              <w:tab/>
+              <w:tab/>
+              <w:t>= $global:ScriptFolder + $BinArch + "\Du.exe"</w:t>
             </w:r>
           </w:p>
         </w:tc>
@@ -3513,7 +3518,7 @@
           </w:tcPr>
           <w:p>
             <w:r>
-              <w:t>psSDP/Diag/global/DC_FCInfo.ps1:5: 'Skipping running {fcinfo.exe} since it is not supported in ' + $OSArchitecture + ' architecture.' | WriteTo-StdOut</w:t>
+              <w:t>TSS_SHA.psm1:2876: "$ToolFolder\fcinfo.exe /details | Out-File ${LogFolder}\${Env:COMPUTERNAME}_fcinfo-details.txt",</w:t>
             </w:r>
           </w:p>
         </w:tc>
@@ -3799,17 +3804,17 @@
           </w:tcPr>
           <w:p>
             <w:r>
-              <w:t>No confirmed direct script reference (the one substring match found was inside an unrelated base64-encoded certificate blob, a false positive); by naming convention alongside tmqsite/tmqstate/tmqstore/tmqtry, likely part of an MSMQ (Microsoft Message Queuing) diagnostic/test toolset.</w:t>
-            </w:r>
-          </w:p>
-        </w:tc>
-        <w:tc>
-          <w:tcPr>
-            <w:tcW w:type="dxa" w:w="2160"/>
-          </w:tcPr>
-          <w:p>
-            <w:r>
-              <w:t>scripts/Wmi-Collect.ps1:1466: # MASAAgH0oIHZpIHWMIHTMQswCQYDVQQGEwJVUzETMBEGA1UECBMKV2FzaGluZ3Rv</w:t>
+              <w:t>MSMQ (Microsoft Message Queuing) diagnostic/test tool. Confirmed actively invoked: path constructed at TSS_INT.psm1:29 ('$global:TMQexePath = ... \TMQ.exe'), Test-Path-gated, and run with 'state'/'site'/'store -v' subcommands (TSS_INT.psm1:232-242) as part of the INT (integration/messaging) module. An earlier draft of this table incorrectly called this a false positive after the evidence-search tool's candidate cap (fixed after independent critique #4) was exhausted by incidental 'tmq' substring matches inside base64-encoded certificate blobs before reaching the real invocation lines.</w:t>
+            </w:r>
+          </w:p>
+        </w:tc>
+        <w:tc>
+          <w:tcPr>
+            <w:tcW w:type="dxa" w:w="2160"/>
+          </w:tcPr>
+          <w:p>
+            <w:r>
+              <w:t>TSS_INT.psm1:29: $global:TMQexePath = $global:ScriptFolder + $BinArch + "\TMQ.exe"</w:t>
             </w:r>
           </w:p>
         </w:tc>
@@ -4274,7 +4279,7 @@
           </w:tcPr>
           <w:p>
             <w:r>
-              <w:t>TSS_NET.psm1:3933: "PsGetSID.exe $_ /AcceptEula | Out-File -Append $PrefixCn`sshd_PsGetSID_$global:TssPhase.txt"</w:t>
+              <w:t>TSS_NET.psm1:3930: LogInfoFile "... collecting sshd_Service info and running PsGetSID $_ at $global:TssPhase"</w:t>
             </w:r>
           </w:p>
         </w:tc>
@@ -4316,220 +4321,228 @@
           </w:tcPr>
           <w:p>
             <w:r>
-              <w:t>TSS.ps1:32216: $global:PstatExe</w:t>
+              <w:t>TSS_SDP.psm1:1914: &amp; $global:PstatExe | Out-File "$global:SDPFolder\$($global:LogPrefix)PStat.txt"</w:t>
+            </w:r>
+          </w:p>
+        </w:tc>
+      </w:tr>
+      <w:tr>
+        <w:tc>
+          <w:tcPr>
+            <w:tcW w:type="dxa" w:w="2160"/>
+          </w:tcPr>
+          <w:p>
+            <w:r>
+              <w:t>BINx86/RecorderCommandLine.exe</w:t>
+            </w:r>
+          </w:p>
+        </w:tc>
+        <w:tc>
+          <w:tcPr>
+            <w:tcW w:type="dxa" w:w="2160"/>
+          </w:tcPr>
+          <w:p>
+            <w:r>
+              <w:t>Yes / Yes</w:t>
+            </w:r>
+          </w:p>
+        </w:tc>
+        <w:tc>
+          <w:tcPr>
+            <w:tcW w:type="dxa" w:w="2160"/>
+          </w:tcPr>
+          <w:p>
+            <w:r>
+              <w:t>32-bit build of the Problem Steps Recorder command-line component (see BINx64/RecorderCommandLine.exe).</w:t>
+            </w:r>
+          </w:p>
+        </w:tc>
+        <w:tc>
+          <w:tcPr>
+            <w:tcW w:type="dxa" w:w="2160"/>
+          </w:tcPr>
+          <w:p>
+            <w:r>
+              <w:t>TSS.ps1:32838: CommandName = 'RecorderCommandLine.exe'</w:t>
+            </w:r>
+          </w:p>
+        </w:tc>
+      </w:tr>
+      <w:tr>
+        <w:tc>
+          <w:tcPr>
+            <w:tcW w:type="dxa" w:w="2160"/>
+          </w:tcPr>
+          <w:p>
+            <w:r>
+              <w:t>BINx86/RecorderDll.dll</w:t>
+            </w:r>
+          </w:p>
+        </w:tc>
+        <w:tc>
+          <w:tcPr>
+            <w:tcW w:type="dxa" w:w="2160"/>
+          </w:tcPr>
+          <w:p>
+            <w:r>
+              <w:t>Yes / Yes</w:t>
+            </w:r>
+          </w:p>
+        </w:tc>
+        <w:tc>
+          <w:tcPr>
+            <w:tcW w:type="dxa" w:w="2160"/>
+          </w:tcPr>
+          <w:p>
+            <w:r>
+              <w:t>32-bit build of the Recorder support library (see BINx64/RecorderDll.dll); not independently confirmed.</w:t>
+            </w:r>
+          </w:p>
+        </w:tc>
+        <w:tc>
+          <w:tcPr>
+            <w:tcW w:type="dxa" w:w="2160"/>
+          </w:tcPr>
+          <w:p>
+            <w:r>
+              <w:t>No direct reference found in bundled scripts (695 .ps1/.psm1 files searched)</w:t>
+            </w:r>
+          </w:p>
+        </w:tc>
+      </w:tr>
+      <w:tr>
+        <w:tc>
+          <w:tcPr>
+            <w:tcW w:type="dxa" w:w="2160"/>
+          </w:tcPr>
+          <w:p>
+            <w:r>
+              <w:t>BINx86/SdkDll.dll</w:t>
+            </w:r>
+          </w:p>
+        </w:tc>
+        <w:tc>
+          <w:tcPr>
+            <w:tcW w:type="dxa" w:w="2160"/>
+          </w:tcPr>
+          <w:p>
+            <w:r>
+              <w:t>Yes / Yes</w:t>
+            </w:r>
+          </w:p>
+        </w:tc>
+        <w:tc>
+          <w:tcPr>
+            <w:tcW w:type="dxa" w:w="2160"/>
+          </w:tcPr>
+          <w:p>
+            <w:r>
+              <w:t>32-bit build of the SDK support library (see BINx64/SdkDll.dll); not independently confirmed.</w:t>
+            </w:r>
+          </w:p>
+        </w:tc>
+        <w:tc>
+          <w:tcPr>
+            <w:tcW w:type="dxa" w:w="2160"/>
+          </w:tcPr>
+          <w:p>
+            <w:r>
+              <w:t>No direct reference found in bundled scripts (695 .ps1/.psm1 files searched)</w:t>
+            </w:r>
+          </w:p>
+        </w:tc>
+      </w:tr>
+      <w:tr>
+        <w:tc>
+          <w:tcPr>
+            <w:tcW w:type="dxa" w:w="2160"/>
+          </w:tcPr>
+          <w:p>
+            <w:r>
+              <w:t>BINx86/cscdbdump.exe</w:t>
+            </w:r>
+          </w:p>
+        </w:tc>
+        <w:tc>
+          <w:tcPr>
+            <w:tcW w:type="dxa" w:w="2160"/>
+          </w:tcPr>
+          <w:p>
+            <w:r>
+              <w:t>Yes / Yes</w:t>
+            </w:r>
+          </w:p>
+        </w:tc>
+        <w:tc>
+          <w:tcPr>
+            <w:tcW w:type="dxa" w:w="2160"/>
+          </w:tcPr>
+          <w:p>
+            <w:r>
+              <w:t>32-bit build of the Offline Files cache database dump tool (see BINx64/cscdbdump.exe).</w:t>
+            </w:r>
+          </w:p>
+        </w:tc>
+        <w:tc>
+          <w:tcPr>
+            <w:tcW w:type="dxa" w:w="2160"/>
+          </w:tcPr>
+          <w:p>
+            <w:r>
+              <w:t>TSS_SDP.psm1:5344: "$global:ScriptFolder\BINx64\cscdbdump.exe dump | Out-File -Append $outFile"</w:t>
+            </w:r>
+          </w:p>
+        </w:tc>
+      </w:tr>
+      <w:tr>
+        <w:tc>
+          <w:tcPr>
+            <w:tcW w:type="dxa" w:w="2160"/>
+          </w:tcPr>
+          <w:p>
+            <w:r>
+              <w:t>BINx86/dfsutil.exe</w:t>
+            </w:r>
+          </w:p>
+        </w:tc>
+        <w:tc>
+          <w:tcPr>
+            <w:tcW w:type="dxa" w:w="2160"/>
+          </w:tcPr>
+          <w:p>
+            <w:r>
+              <w:t>Yes / Yes</w:t>
+            </w:r>
+          </w:p>
+        </w:tc>
+        <w:tc>
+          <w:tcPr>
+            <w:tcW w:type="dxa" w:w="2160"/>
+          </w:tcPr>
+          <w:p>
+            <w:r>
+              <w:t>32-bit build of the DFS utility (see BINx64/dfsutil.exe).</w:t>
+            </w:r>
+          </w:p>
+        </w:tc>
+        <w:tc>
+          <w:tcPr>
+            <w:tcW w:type="dxa" w:w="2160"/>
+          </w:tcPr>
+          <w:p>
+            <w:r>
+              <w:t>TSS_SDP.psm1:5354: "DFS Client DFSUtil Output"</w:t>
               <w:tab/>
               <w:tab/>
-              <w:t>= $global:ScriptFolder + $BinArch + "\Pstat.exe"</w:t>
-            </w:r>
-          </w:p>
-        </w:tc>
-      </w:tr>
-      <w:tr>
-        <w:tc>
-          <w:tcPr>
-            <w:tcW w:type="dxa" w:w="2160"/>
-          </w:tcPr>
-          <w:p>
-            <w:r>
-              <w:t>BINx86/RecorderCommandLine.exe</w:t>
-            </w:r>
-          </w:p>
-        </w:tc>
-        <w:tc>
-          <w:tcPr>
-            <w:tcW w:type="dxa" w:w="2160"/>
-          </w:tcPr>
-          <w:p>
-            <w:r>
-              <w:t>Yes / Yes</w:t>
-            </w:r>
-          </w:p>
-        </w:tc>
-        <w:tc>
-          <w:tcPr>
-            <w:tcW w:type="dxa" w:w="2160"/>
-          </w:tcPr>
-          <w:p>
-            <w:r>
-              <w:t>32-bit build of the Problem Steps Recorder command-line component (see BINx64/RecorderCommandLine.exe).</w:t>
-            </w:r>
-          </w:p>
-        </w:tc>
-        <w:tc>
-          <w:tcPr>
-            <w:tcW w:type="dxa" w:w="2160"/>
-          </w:tcPr>
-          <w:p>
-            <w:r>
-              <w:t>TSS.ps1:32838: CommandName = 'RecorderCommandLine.exe'</w:t>
-            </w:r>
-          </w:p>
-        </w:tc>
-      </w:tr>
-      <w:tr>
-        <w:tc>
-          <w:tcPr>
-            <w:tcW w:type="dxa" w:w="2160"/>
-          </w:tcPr>
-          <w:p>
-            <w:r>
-              <w:t>BINx86/RecorderDll.dll</w:t>
-            </w:r>
-          </w:p>
-        </w:tc>
-        <w:tc>
-          <w:tcPr>
-            <w:tcW w:type="dxa" w:w="2160"/>
-          </w:tcPr>
-          <w:p>
-            <w:r>
-              <w:t>Yes / Yes</w:t>
-            </w:r>
-          </w:p>
-        </w:tc>
-        <w:tc>
-          <w:tcPr>
-            <w:tcW w:type="dxa" w:w="2160"/>
-          </w:tcPr>
-          <w:p>
-            <w:r>
-              <w:t>32-bit build of the Recorder support library (see BINx64/RecorderDll.dll); not independently confirmed.</w:t>
-            </w:r>
-          </w:p>
-        </w:tc>
-        <w:tc>
-          <w:tcPr>
-            <w:tcW w:type="dxa" w:w="2160"/>
-          </w:tcPr>
-          <w:p>
-            <w:r>
-              <w:t>No direct reference found in bundled scripts (695 .ps1/.psm1 files searched)</w:t>
-            </w:r>
-          </w:p>
-        </w:tc>
-      </w:tr>
-      <w:tr>
-        <w:tc>
-          <w:tcPr>
-            <w:tcW w:type="dxa" w:w="2160"/>
-          </w:tcPr>
-          <w:p>
-            <w:r>
-              <w:t>BINx86/SdkDll.dll</w:t>
-            </w:r>
-          </w:p>
-        </w:tc>
-        <w:tc>
-          <w:tcPr>
-            <w:tcW w:type="dxa" w:w="2160"/>
-          </w:tcPr>
-          <w:p>
-            <w:r>
-              <w:t>Yes / Yes</w:t>
-            </w:r>
-          </w:p>
-        </w:tc>
-        <w:tc>
-          <w:tcPr>
-            <w:tcW w:type="dxa" w:w="2160"/>
-          </w:tcPr>
-          <w:p>
-            <w:r>
-              <w:t>32-bit build of the SDK support library (see BINx64/SdkDll.dll); not independently confirmed.</w:t>
-            </w:r>
-          </w:p>
-        </w:tc>
-        <w:tc>
-          <w:tcPr>
-            <w:tcW w:type="dxa" w:w="2160"/>
-          </w:tcPr>
-          <w:p>
-            <w:r>
-              <w:t>No direct reference found in bundled scripts (695 .ps1/.psm1 files searched)</w:t>
-            </w:r>
-          </w:p>
-        </w:tc>
-      </w:tr>
-      <w:tr>
-        <w:tc>
-          <w:tcPr>
-            <w:tcW w:type="dxa" w:w="2160"/>
-          </w:tcPr>
-          <w:p>
-            <w:r>
-              <w:t>BINx86/cscdbdump.exe</w:t>
-            </w:r>
-          </w:p>
-        </w:tc>
-        <w:tc>
-          <w:tcPr>
-            <w:tcW w:type="dxa" w:w="2160"/>
-          </w:tcPr>
-          <w:p>
-            <w:r>
-              <w:t>Yes / Yes</w:t>
-            </w:r>
-          </w:p>
-        </w:tc>
-        <w:tc>
-          <w:tcPr>
-            <w:tcW w:type="dxa" w:w="2160"/>
-          </w:tcPr>
-          <w:p>
-            <w:r>
-              <w:t>32-bit build of the Offline Files cache database dump tool (see BINx64/cscdbdump.exe).</w:t>
-            </w:r>
-          </w:p>
-        </w:tc>
-        <w:tc>
-          <w:tcPr>
-            <w:tcW w:type="dxa" w:w="2160"/>
-          </w:tcPr>
-          <w:p>
-            <w:r>
-              <w:t>psSDP/Diag/global/DC_CscClient-Component.ps1:179: $CommandToExecute = "cmd.exe /c CscDbDump.exe dump &gt; $OutputFile"</w:t>
-            </w:r>
-          </w:p>
-        </w:tc>
-      </w:tr>
-      <w:tr>
-        <w:tc>
-          <w:tcPr>
-            <w:tcW w:type="dxa" w:w="2160"/>
-          </w:tcPr>
-          <w:p>
-            <w:r>
-              <w:t>BINx86/dfsutil.exe</w:t>
-            </w:r>
-          </w:p>
-        </w:tc>
-        <w:tc>
-          <w:tcPr>
-            <w:tcW w:type="dxa" w:w="2160"/>
-          </w:tcPr>
-          <w:p>
-            <w:r>
-              <w:t>Yes / Yes</w:t>
-            </w:r>
-          </w:p>
-        </w:tc>
-        <w:tc>
-          <w:tcPr>
-            <w:tcW w:type="dxa" w:w="2160"/>
-          </w:tcPr>
-          <w:p>
-            <w:r>
-              <w:t>32-bit build of the DFS utility (see BINx64/dfsutil.exe).</w:t>
-            </w:r>
-          </w:p>
-        </w:tc>
-        <w:tc>
-          <w:tcPr>
-            <w:tcW w:type="dxa" w:w="2160"/>
-          </w:tcPr>
-          <w:p>
-            <w:r>
-              <w:t>TSS.ps1:5360: LogInfoFile "[$($MyInvocation.MyCommand.Name)] running 'DFSutil.exe /PKTflush' at $TssPhase"</w:t>
+              <w:tab/>
+              <w:tab/>
+              <w:tab/>
+              <w:tab/>
+              <w:tab/>
+              <w:tab/>
+              <w:tab/>
+              <w:tab/>
+              <w:t>| Out-File -Append $OutFile</w:t>
             </w:r>
           </w:p>
         </w:tc>
@@ -4607,17 +4620,21 @@
           </w:tcPr>
           <w:p>
             <w:r>
-              <w:t>32-bit build corresponding to BINx64/du.exe; same caveat applies — no confirmed direct invocation found (automated matches were false positives).</w:t>
-            </w:r>
-          </w:p>
-        </w:tc>
-        <w:tc>
-          <w:tcPr>
-            <w:tcW w:type="dxa" w:w="2160"/>
-          </w:tcPr>
-          <w:p>
-            <w:r>
-              <w:t>TSSGUI.ps1:57: "Introduction to TroubleShootingScript toolset (TSS)" = "https://aka.ms/TssInfo"</w:t>
+              <w:t>32-bit build of Sysinternals Du (see BINx64/du.exe) — same confirmed invocation path ('$global:DuExe', TSS.ps1:32213).</w:t>
+            </w:r>
+          </w:p>
+        </w:tc>
+        <w:tc>
+          <w:tcPr>
+            <w:tcW w:type="dxa" w:w="2160"/>
+          </w:tcPr>
+          <w:p>
+            <w:r>
+              <w:t>TSS.ps1:32213: $global:DuExe</w:t>
+              <w:tab/>
+              <w:tab/>
+              <w:tab/>
+              <w:t>= $global:ScriptFolder + $BinArch + "\Du.exe"</w:t>
             </w:r>
           </w:p>
         </w:tc>
@@ -4701,7 +4718,7 @@
           </w:tcPr>
           <w:p>
             <w:r>
-              <w:t>psSDP/Diag/global/DC_FCInfo.ps1:5: 'Skipping running {fcinfo.exe} since it is not supported in ' + $OSArchitecture + ' architecture.' | WriteTo-StdOut</w:t>
+              <w:t>TSS_SHA.psm1:2876: "$ToolFolder\fcinfo.exe /details | Out-File ${LogFolder}\${Env:COMPUTERNAME}_fcinfo-details.txt",</w:t>
             </w:r>
           </w:p>
         </w:tc>
@@ -5165,7 +5182,7 @@
           </w:tcPr>
           <w:p>
             <w:r>
-              <w:t>DC_SanStorageInfo.ps1:16: $CommandToExecute = "cmd.exe /c SAN.exe $CommandToAdd" [inside a commented-out &lt;# ... #&gt; block under '#region Old Code' — legacy/dead code, not the active execution path; automated scorer could not surface this line because "SAN" is too common a substring across the 695 scripts for the 40-candidate cap to reach it — manually verified instead]</w:t>
+              <w:t>DC_SanStorageInfo.ps1:16: $CommandToExecute = "cmd.exe /c SAN.exe $CommandToAdd" [inside a commented-out &lt;# ... #&gt; block under '#region Old Code' — legacy/dead code, not the active execution path; the automated scorer ranks this line no higher than unrelated same-word collisions elsewhere (the DiskPart "san" command, the X.509 "SAN" field) — manually verified and selected instead]</w:t>
             </w:r>
           </w:p>
         </w:tc>
@@ -5207,7 +5224,7 @@
           </w:tcPr>
           <w:p>
             <w:r>
-              <w:t>psSDP/Diag/global/DC_UserRights.ps1:19: 'Skipping running {showpriv.exe} since it is not supported in ' + $OSArchitecture + ' architecture.' | WriteTo-StdOut</w:t>
+              <w:t>TSS_SDP.psm1:2398: "$global:ScriptFolder\BIN\showpriv.exe SeTakeOwnershipPrivilege | Out-File -Append $outFile"</w:t>
             </w:r>
           </w:p>
         </w:tc>
@@ -5365,17 +5382,17 @@
           </w:tcPr>
           <w:p>
             <w:r>
-              <w:t>Microsoft Console Debugger (cdb.exe, from Debugging Tools for Windows) — referenced in obfuscated/encoded blocks of TSSGUI.ps1 and xray.ps1 that could not be reliably attributed to a specific invocation in this review; bundled as a standard user-mode debugger for the diagnostic framework.</w:t>
-            </w:r>
-          </w:p>
-        </w:tc>
-        <w:tc>
-          <w:tcPr>
-            <w:tcW w:type="dxa" w:w="2160"/>
-          </w:tcPr>
-          <w:p>
-            <w:r>
-              <w:t>scripts/DSC-Collect.ps1:173: $cmd = "cmd.exe /c esentutl.exe /y """ + $DSCDb +  """ /vssrec"</w:t>
+              <w:t>Microsoft Console Debugger (cdb.exe, from Debugging Tools for Windows) — confirmed actively referenced at TS_DumpCollector.ps1:54 ('/cdbpath:$Global:ToolsPath\cdb.exe /debuginfo'), passed as a debug-info-collection argument for dump analysis; an earlier draft of this table understated this as an unattributed/obfuscated reference before the evidence-search tool's candidate cap was fixed (independent critique #4).</w:t>
+            </w:r>
+          </w:p>
+        </w:tc>
+        <w:tc>
+          <w:tcPr>
+            <w:tcW w:type="dxa" w:w="2160"/>
+          </w:tcPr>
+          <w:p>
+            <w:r>
+              <w:t>TS_DumpCollector.ps1:54: $ScriptArguments += "/cdbpath:$Global:ToolsPath\cdb.exe /debuginfo" [active code, passed as a debug-info-collection argument; the automated scorer ties this line with the commented-out remnant immediately above it (line 53) and the stable sort displays the comment fragment first — manually selected the active line instead]</w:t>
             </w:r>
           </w:p>
         </w:tc>
@@ -5585,7 +5602,7 @@
           </w:tcPr>
           <w:p>
             <w:r>
-              <w:t>psSDP/Diag/global/DC_Devcon.ps1:34: 'Skipping running {devcon.exe} since it is not supported in ' + $OSArchitecture + ' architecture.' | WriteTo-StdOut</w:t>
+              <w:t>TSS_SDP.psm1:4507: $OutFile = "$global:SDPFolder\$($global:LogPrefix)Devcon.TXT"</w:t>
             </w:r>
           </w:p>
         </w:tc>

--- a/TSS_Security_Review.docx
+++ b/TSS_Security_Review.docx
@@ -1350,7 +1350,7 @@
           </w:tcPr>
           <w:p>
             <w:r>
-              <w:t>TSS_SHA.psm1:2800: "$global:ScriptFolder\BIN\Coreinfo.exe -accepteula | Out-File ${LogFolder}\${Env:COMPUTERNAME}_coreinfo.txt",</w:t>
+              <w:t>TSS.ps1:6810: $CoreInfoCommand = Get-Command "CoreInfo.exe" -ErrorAction Ignore</w:t>
             </w:r>
           </w:p>
         </w:tc>
@@ -1476,7 +1476,7 @@
           </w:tcPr>
           <w:p>
             <w:r>
-              <w:t>scripts/DefTools/MDELiveAnalyzerPerf.ps1:73: Write-host -ForegroundColor Green "Downloading MDEClientAnalyzer from: " $ClientAnalyzer</w:t>
+              <w:t>scripts/DefTools/DLPDiagnose.ps1:2249: Write-ColorOutput White '   2. Open CMD prompt as admin in above path and run the command "MDEClientAnalyzer.cmd -t"'</w:t>
             </w:r>
           </w:p>
         </w:tc>
@@ -1560,7 +1560,7 @@
           </w:tcPr>
           <w:p>
             <w:r>
-              <w:t>TSS_NET.psm1:1658: "NET_Proxy"      = "PSR,SDP,Video,ProcMon, AfdTcpFull,NCSI,NDIS,WebIO,WinInet,WinHTTP,Winsock ETL log(s), Proxy settings and related Registry settings, Netsh sc</w:t>
+              <w:t>TSS.ps1:12778: If($global:ParameterArray -Contains 'Procmon'){</w:t>
             </w:r>
           </w:p>
         </w:tc>
@@ -1602,7 +1602,7 @@
           </w:tcPr>
           <w:p>
             <w:r>
-              <w:t>TSS_SDP.psm1:10863: $ExePath = (Get-Command SQLCheck.exe -ErrorAction Stop).Source</w:t>
+              <w:t>TSS_NET.psm1:4323: LogInfo "[$($MyInvocation.MyCommand.Name)] running 'SQL Connectivity Settings Check' (SQLcheck.exe)"</w:t>
             </w:r>
           </w:p>
         </w:tc>
@@ -1644,7 +1644,7 @@
           </w:tcPr>
           <w:p>
             <w:r>
-              <w:t>TSS_SDP.psm1:2398: "$global:ScriptFolder\BIN\showpriv.exe SeTakeOwnershipPrivilege | Out-File -Append $outFile"</w:t>
+              <w:t>TSS_MCM.psm1:3045: $ShowprivExe = "$global:ScriptFolder\psSDP\Diag\global\Showpriv.exe"</w:t>
             </w:r>
           </w:p>
         </w:tc>
@@ -1812,7 +1812,7 @@
           </w:tcPr>
           <w:p>
             <w:r>
-              <w:t>TSS_NET.psm1:1658: "NET_Proxy"      = "PSR,SDP,Video,ProcMon, AfdTcpFull,NCSI,NDIS,WebIO,WinInet,WinHTTP,Winsock ETL log(s), Proxy settings and related Registry settings, Netsh sc</w:t>
+              <w:t>TSS.ps1:6114: "WinHTTPDiag.exe -i | Out-File -Append $outFile"</w:t>
             </w:r>
           </w:p>
         </w:tc>
@@ -2150,7 +2150,7 @@
           </w:tcPr>
           <w:p>
             <w:r>
-              <w:t>TSS_SHA.psm1:1292: $LogFolder = "$global:LogFolder\support$global:LogSuffix\handle"</w:t>
+              <w:t>TSS_SHA.psm1:1295: "$global:ScriptFolder\BIN\handle.exe -a /AcceptEula | Out-File ${LogFolder}\${Env:COMPUTERNAME}_handle.txt" [the actual invocation; ties in score with TSS_SHA.psm1:1292 ($LogFolder=...\handle, a log-folder path string that happens to also match "handle" but isn't an invocation) — manually selected the real invocation line instead]</w:t>
             </w:r>
           </w:p>
         </w:tc>
@@ -2192,7 +2192,11 @@
           </w:tcPr>
           <w:p>
             <w:r>
-              <w:t>TSS_UEX.psm1:3838: Get-hnsnetwork | ForEach-Object { Get-HnsNetwork -Id $_.ID -Detailed } | Convertto-json -Depth 20 | Out-File $global:LogFolder\networkdetailed.txt</w:t>
+              <w:t xml:space="preserve">TSS.ps1:6048: "nltest /dsgetdc: /kdc /force </w:t>
+              <w:tab/>
+              <w:tab/>
+              <w:tab/>
+              <w:t>| Out-File -Append $outFile"</w:t>
             </w:r>
           </w:p>
         </w:tc>
@@ -2318,7 +2322,7 @@
           </w:tcPr>
           <w:p>
             <w:r>
-              <w:t>TSS_UEX.psm1:3885: nvspinfo -a -i -h -D -p -d -m -q | Out-File $global:LogFolder\Host_nvspinfo.txt</w:t>
+              <w:t>TSS_SDP.psm1:8307: $cmd = Get-Command nvspinfo.exe -ErrorAction SilentlyContinue</w:t>
             </w:r>
           </w:p>
         </w:tc>
@@ -2444,7 +2448,7 @@
           </w:tcPr>
           <w:p>
             <w:r>
-              <w:t>TSS_NET.psm1:2089: $NET_RAS_ETWTracingSwitchesStatus['ProcDump RaMgmtui.exe,Rasman,RemoteAccess,RaMgmtSvc,IKEEXT,BFE'] = $true</w:t>
+              <w:t>TSS.ps1:3270: If($Null -ne $global:LASTEXITCODE -and $global:LASTEXITCODE -ne 0 -and $global:LASTEXITCODE -ne -2 -and !$IsRobocopySuccess){ # procdump may exit with 0xfffffff</w:t>
             </w:r>
           </w:p>
         </w:tc>
@@ -2486,7 +2490,7 @@
           </w:tcPr>
           <w:p>
             <w:r>
-              <w:t>scripts/tss_MsDavConnection.ps1:593: else { Write-ToLog "`tUnable to determine RTT. Consider using PsPing from SysInternals to find the RTT" }</w:t>
+              <w:t>scripts/MSRD-Collect/Modules/Framework/MSRDCollect.NetTestHelpers.psm1:3: PsPing-like TCP connect RTT test.</w:t>
             </w:r>
           </w:p>
         </w:tc>
@@ -2654,7 +2658,7 @@
           </w:tcPr>
           <w:p>
             <w:r>
-              <w:t>TSS_UEX.psm1:3564: $startContainerTracecmd = "hcsdiag.exe exec -user 'NT AUTHORITY\SYSTEM' $containerId wpr.exe -start c:\programdata\Microsoft\Windows\ContainerProviders_customiz</w:t>
+              <w:t>TSS.ps1:12750: If($global:ParameterArray -Contains 'WPR'){</w:t>
             </w:r>
           </w:p>
         </w:tc>
@@ -2780,7 +2784,7 @@
           </w:tcPr>
           <w:p>
             <w:r>
-              <w:t>TSS_NET.psm1:2089: $NET_RAS_ETWTracingSwitchesStatus['ProcDump RaMgmtui.exe,Rasman,RemoteAccess,RaMgmtSvc,IKEEXT,BFE'] = $true</w:t>
+              <w:t>TSS.ps1:3270: If($Null -ne $global:LASTEXITCODE -and $global:LASTEXITCODE -ne 0 -and $global:LASTEXITCODE -ne -2 -and !$IsRobocopySuccess){ # procdump may exit with 0xfffffff</w:t>
             </w:r>
           </w:p>
         </w:tc>
@@ -2822,7 +2826,7 @@
           </w:tcPr>
           <w:p>
             <w:r>
-              <w:t>TSS_NET.psm1:1658: "NET_Proxy"      = "PSR,SDP,Video,ProcMon, AfdTcpFull,NCSI,NDIS,WebIO,WinInet,WinHTTP,Winsock ETL log(s), Proxy settings and related Registry settings, Netsh sc</w:t>
+              <w:t>TSS.ps1:12778: If($global:ParameterArray -Contains 'Procmon'){</w:t>
             </w:r>
           </w:p>
         </w:tc>
@@ -3079,7 +3083,10 @@
           </w:tcPr>
           <w:p>
             <w:r>
-              <w:t>TSS_SDP.psm1:1914: &amp; $global:PstatExe | Out-File "$global:SDPFolder\$($global:LogPrefix)PStat.txt"</w:t>
+              <w:t>TSS.ps1:32216: $global:PstatExe</w:t>
+              <w:tab/>
+              <w:tab/>
+              <w:t>= $global:ScriptFolder + $BinArch + "\Pstat.exe"</w:t>
             </w:r>
           </w:p>
         </w:tc>
@@ -3247,7 +3254,9 @@
           </w:tcPr>
           <w:p>
             <w:r>
-              <w:t>TSS_SDP.psm1:5344: "$global:ScriptFolder\BINx64\cscdbdump.exe dump | Out-File -Append $outFile"</w:t>
+              <w:t xml:space="preserve">TSS_NET.psm1:462: $cscDBdumpExe </w:t>
+              <w:tab/>
+              <w:t>= $global:ScriptFolder + $BinArch + "\cscDBdump.exe"</w:t>
             </w:r>
           </w:p>
         </w:tc>
@@ -3331,18 +3340,7 @@
           </w:tcPr>
           <w:p>
             <w:r>
-              <w:t>TSS_SDP.psm1:5354: "DFS Client DFSUtil Output"</w:t>
-              <w:tab/>
-              <w:tab/>
-              <w:tab/>
-              <w:tab/>
-              <w:tab/>
-              <w:tab/>
-              <w:tab/>
-              <w:tab/>
-              <w:tab/>
-              <w:tab/>
-              <w:t>| Out-File -Append $OutFile</w:t>
+              <w:t>TSS.ps1:5360: LogInfoFile "[$($MyInvocation.MyCommand.Name)] running 'DFSutil.exe /PKTflush' at $TssPhase"</w:t>
             </w:r>
           </w:p>
         </w:tc>
@@ -3518,7 +3516,7 @@
           </w:tcPr>
           <w:p>
             <w:r>
-              <w:t>TSS_SHA.psm1:2876: "$ToolFolder\fcinfo.exe /details | Out-File ${LogFolder}\${Env:COMPUTERNAME}_fcinfo-details.txt",</w:t>
+              <w:t>TSS_SDP.psm1:11640: "fcinfo.exe /diag | Out-File -Append $global:SDPFolder\$($global:LogPrefix)FcInfo.txt"</w:t>
             </w:r>
           </w:p>
         </w:tc>
@@ -4321,7 +4319,10 @@
           </w:tcPr>
           <w:p>
             <w:r>
-              <w:t>TSS_SDP.psm1:1914: &amp; $global:PstatExe | Out-File "$global:SDPFolder\$($global:LogPrefix)PStat.txt"</w:t>
+              <w:t>TSS.ps1:32216: $global:PstatExe</w:t>
+              <w:tab/>
+              <w:tab/>
+              <w:t>= $global:ScriptFolder + $BinArch + "\Pstat.exe"</w:t>
             </w:r>
           </w:p>
         </w:tc>
@@ -4489,7 +4490,9 @@
           </w:tcPr>
           <w:p>
             <w:r>
-              <w:t>TSS_SDP.psm1:5344: "$global:ScriptFolder\BINx64\cscdbdump.exe dump | Out-File -Append $outFile"</w:t>
+              <w:t xml:space="preserve">TSS_NET.psm1:462: $cscDBdumpExe </w:t>
+              <w:tab/>
+              <w:t>= $global:ScriptFolder + $BinArch + "\cscDBdump.exe"</w:t>
             </w:r>
           </w:p>
         </w:tc>
@@ -4531,18 +4534,7 @@
           </w:tcPr>
           <w:p>
             <w:r>
-              <w:t>TSS_SDP.psm1:5354: "DFS Client DFSUtil Output"</w:t>
-              <w:tab/>
-              <w:tab/>
-              <w:tab/>
-              <w:tab/>
-              <w:tab/>
-              <w:tab/>
-              <w:tab/>
-              <w:tab/>
-              <w:tab/>
-              <w:tab/>
-              <w:t>| Out-File -Append $OutFile</w:t>
+              <w:t>TSS.ps1:5360: LogInfoFile "[$($MyInvocation.MyCommand.Name)] running 'DFSutil.exe /PKTflush' at $TssPhase"</w:t>
             </w:r>
           </w:p>
         </w:tc>
@@ -4718,7 +4710,7 @@
           </w:tcPr>
           <w:p>
             <w:r>
-              <w:t>TSS_SHA.psm1:2876: "$ToolFolder\fcinfo.exe /details | Out-File ${LogFolder}\${Env:COMPUTERNAME}_fcinfo-details.txt",</w:t>
+              <w:t>TSS_SDP.psm1:11640: "fcinfo.exe /diag | Out-File -Append $global:SDPFolder\$($global:LogPrefix)FcInfo.txt"</w:t>
             </w:r>
           </w:p>
         </w:tc>
@@ -5056,7 +5048,7 @@
           </w:tcPr>
           <w:p>
             <w:r>
-              <w:t>scripts/utils_CTS.ps1:765: if (Test-Path ($PWD.Path + "\DiagPackage.diagpkg")){</w:t>
+              <w:t>psSDP/Diag/global/DiscoverySet_OperatingSystemCore.ps1:48: if (Test-Path ($PWD.Path + "\DiagPackage.diagpkg"))</w:t>
             </w:r>
           </w:p>
         </w:tc>
@@ -5098,7 +5090,7 @@
           </w:tcPr>
           <w:p>
             <w:r>
-              <w:t>psSDP/Diag/global/DC_DPMEventLogs.ps1:22: $command = ".\dumpevt.exe Result\" + $computername + "_evt_ " + $eventlog</w:t>
+              <w:t>psSDP/Diag/global/DC_CBEngine.ps1:149: $command = ".\dumpevt.exe Result\" + $computername + "_evt_ " + $eventlog</w:t>
             </w:r>
           </w:p>
         </w:tc>
@@ -5224,7 +5216,7 @@
           </w:tcPr>
           <w:p>
             <w:r>
-              <w:t>TSS_SDP.psm1:2398: "$global:ScriptFolder\BIN\showpriv.exe SeTakeOwnershipPrivilege | Out-File -Append $outFile"</w:t>
+              <w:t>TSS_MCM.psm1:3045: $ShowprivExe = "$global:ScriptFolder\psSDP\Diag\global\Showpriv.exe"</w:t>
             </w:r>
           </w:p>
         </w:tc>

--- a/TSS_Security_Review.docx
+++ b/TSS_Security_Review.docx
@@ -33,7 +33,7 @@
     </w:p>
     <w:p>
       <w:r>
-        <w:t>The archive bundles 1,531 files, including 115 native PE binaries (Sysinternals-class tools: Procmon, Sysmon, procdump, xperf, wpr, psping, rpcdump, rpccfg, etc.) alongside PowerShell modules for ETW tracing, packet capture, and log collection across many Windows subsystems. 114 of 115 PE binaries carry Microsoft Authenticode signatures; for all 114, the PE digest was cryptographically recomputed and confirmed to match the embedded signed digest (zero mismatches — no evidence of tampering). Full chain-to-root validation was not completed (see 3.3). The one unsigned PE is a resource-only icon DLL with no executable code, which is normal and low-risk.</w:t>
+        <w:t>The archive bundles 1,531 files, including 115 native PE binaries (Sysinternals-class tools: Procmon, Sysmon, procdump, xperf, wpr, psping, rpcdump, rpccfg, etc.) alongside PowerShell modules for ETW tracing, packet capture, and log collection across many Windows subsystems. 114 of 115 PE binaries carry Microsoft Authenticode signatures; for all 114, the PE digest was cryptographically recomputed and confirmed to match the embedded signed digest (zero mismatches — no evidence of tampering), AND the full certificate chain was independently verified to a trusted Microsoft root CA, including the RFC3161 timestamp countersignature (see 3.3) — zero chain failures. The one unsigned PE is a resource-only icon DLL with no executable code, which is normal and low-risk.</w:t>
       </w:r>
     </w:p>
     <w:p>
@@ -83,6 +83,14 @@
     </w:p>
     <w:p>
       <w:pPr>
+        <w:pStyle w:val="ListBullet"/>
+      </w:pPr>
+      <w:r>
+        <w:t>Fetched Microsoft's root and intermediate CA certificates from the Authority Information Access (AIA) URLs embedded in the binaries' own certificates (not guessed), and re-ran verification with full chain-to-root validation plus RFC3161 timestamp-countersignature validation, closing the gap left by the initial digest-only pass (see ms-roots/README.md in the repository for exact provenance).</w:t>
+      </w:r>
+    </w:p>
+    <w:p>
+      <w:pPr>
         <w:pStyle w:val="Heading1"/>
       </w:pPr>
       <w:r>
@@ -285,7 +293,7 @@
     </w:p>
     <w:p>
       <w:r>
-        <w:t>PE binaries found: 115  |  Signed (certificate present): 114  |  Unsigned: 1  |  Digest verified match: 114  |  Digest mismatch: 0</w:t>
+        <w:t>PE binaries found: 115  |  Signed (certificate present): 114  |  Unsigned: 1  |  Digest verified match: 114  |  Digest mismatch: 0  |  Full chain-to-root verified: 114  |  Chain verification failed: 0</w:t>
       </w:r>
     </w:p>
     <w:p>
@@ -300,14 +308,15 @@
         <w:tblLook w:firstColumn="1" w:firstRow="1" w:lastColumn="0" w:lastRow="0" w:noHBand="0" w:noVBand="1" w:val="04A0"/>
       </w:tblPr>
       <w:tblGrid>
-        <w:gridCol w:w="2880"/>
-        <w:gridCol w:w="2880"/>
-        <w:gridCol w:w="2880"/>
+        <w:gridCol w:w="2160"/>
+        <w:gridCol w:w="2160"/>
+        <w:gridCol w:w="2160"/>
+        <w:gridCol w:w="2160"/>
       </w:tblGrid>
       <w:tr>
         <w:tc>
           <w:tcPr>
-            <w:tcW w:type="dxa" w:w="2880"/>
+            <w:tcW w:type="dxa" w:w="2160"/>
           </w:tcPr>
           <w:p>
             <w:r>
@@ -317,7 +326,7 @@
         </w:tc>
         <w:tc>
           <w:tcPr>
-            <w:tcW w:type="dxa" w:w="2880"/>
+            <w:tcW w:type="dxa" w:w="2160"/>
           </w:tcPr>
           <w:p>
             <w:r>
@@ -327,11 +336,21 @@
         </w:tc>
         <w:tc>
           <w:tcPr>
-            <w:tcW w:type="dxa" w:w="2880"/>
+            <w:tcW w:type="dxa" w:w="2160"/>
           </w:tcPr>
           <w:p>
             <w:r>
               <w:t>Digest Match</w:t>
+            </w:r>
+          </w:p>
+        </w:tc>
+        <w:tc>
+          <w:tcPr>
+            <w:tcW w:type="dxa" w:w="2160"/>
+          </w:tcPr>
+          <w:p>
+            <w:r>
+              <w:t>Chain Verified</w:t>
             </w:r>
           </w:p>
         </w:tc>
@@ -339,7 +358,7 @@
       <w:tr>
         <w:tc>
           <w:tcPr>
-            <w:tcW w:type="dxa" w:w="2880"/>
+            <w:tcW w:type="dxa" w:w="2160"/>
           </w:tcPr>
           <w:p>
             <w:r>
@@ -349,7 +368,7 @@
         </w:tc>
         <w:tc>
           <w:tcPr>
-            <w:tcW w:type="dxa" w:w="2880"/>
+            <w:tcW w:type="dxa" w:w="2160"/>
           </w:tcPr>
           <w:p>
             <w:r>
@@ -359,7 +378,17 @@
         </w:tc>
         <w:tc>
           <w:tcPr>
-            <w:tcW w:type="dxa" w:w="2880"/>
+            <w:tcW w:type="dxa" w:w="2160"/>
+          </w:tcPr>
+          <w:p>
+            <w:r>
+              <w:t>Yes</w:t>
+            </w:r>
+          </w:p>
+        </w:tc>
+        <w:tc>
+          <w:tcPr>
+            <w:tcW w:type="dxa" w:w="2160"/>
           </w:tcPr>
           <w:p>
             <w:r>
@@ -371,7 +400,7 @@
       <w:tr>
         <w:tc>
           <w:tcPr>
-            <w:tcW w:type="dxa" w:w="2880"/>
+            <w:tcW w:type="dxa" w:w="2160"/>
           </w:tcPr>
           <w:p>
             <w:r>
@@ -381,7 +410,7 @@
         </w:tc>
         <w:tc>
           <w:tcPr>
-            <w:tcW w:type="dxa" w:w="2880"/>
+            <w:tcW w:type="dxa" w:w="2160"/>
           </w:tcPr>
           <w:p>
             <w:r>
@@ -391,7 +420,17 @@
         </w:tc>
         <w:tc>
           <w:tcPr>
-            <w:tcW w:type="dxa" w:w="2880"/>
+            <w:tcW w:type="dxa" w:w="2160"/>
+          </w:tcPr>
+          <w:p>
+            <w:r>
+              <w:t>Yes</w:t>
+            </w:r>
+          </w:p>
+        </w:tc>
+        <w:tc>
+          <w:tcPr>
+            <w:tcW w:type="dxa" w:w="2160"/>
           </w:tcPr>
           <w:p>
             <w:r>
@@ -403,7 +442,7 @@
       <w:tr>
         <w:tc>
           <w:tcPr>
-            <w:tcW w:type="dxa" w:w="2880"/>
+            <w:tcW w:type="dxa" w:w="2160"/>
           </w:tcPr>
           <w:p>
             <w:r>
@@ -413,7 +452,7 @@
         </w:tc>
         <w:tc>
           <w:tcPr>
-            <w:tcW w:type="dxa" w:w="2880"/>
+            <w:tcW w:type="dxa" w:w="2160"/>
           </w:tcPr>
           <w:p>
             <w:r>
@@ -423,7 +462,17 @@
         </w:tc>
         <w:tc>
           <w:tcPr>
-            <w:tcW w:type="dxa" w:w="2880"/>
+            <w:tcW w:type="dxa" w:w="2160"/>
+          </w:tcPr>
+          <w:p>
+            <w:r>
+              <w:t>Yes</w:t>
+            </w:r>
+          </w:p>
+        </w:tc>
+        <w:tc>
+          <w:tcPr>
+            <w:tcW w:type="dxa" w:w="2160"/>
           </w:tcPr>
           <w:p>
             <w:r>
@@ -435,7 +484,7 @@
       <w:tr>
         <w:tc>
           <w:tcPr>
-            <w:tcW w:type="dxa" w:w="2880"/>
+            <w:tcW w:type="dxa" w:w="2160"/>
           </w:tcPr>
           <w:p>
             <w:r>
@@ -445,7 +494,7 @@
         </w:tc>
         <w:tc>
           <w:tcPr>
-            <w:tcW w:type="dxa" w:w="2880"/>
+            <w:tcW w:type="dxa" w:w="2160"/>
           </w:tcPr>
           <w:p>
             <w:r>
@@ -455,7 +504,17 @@
         </w:tc>
         <w:tc>
           <w:tcPr>
-            <w:tcW w:type="dxa" w:w="2880"/>
+            <w:tcW w:type="dxa" w:w="2160"/>
+          </w:tcPr>
+          <w:p>
+            <w:r>
+              <w:t>Yes</w:t>
+            </w:r>
+          </w:p>
+        </w:tc>
+        <w:tc>
+          <w:tcPr>
+            <w:tcW w:type="dxa" w:w="2160"/>
           </w:tcPr>
           <w:p>
             <w:r>
@@ -467,7 +526,7 @@
       <w:tr>
         <w:tc>
           <w:tcPr>
-            <w:tcW w:type="dxa" w:w="2880"/>
+            <w:tcW w:type="dxa" w:w="2160"/>
           </w:tcPr>
           <w:p>
             <w:r>
@@ -477,7 +536,7 @@
         </w:tc>
         <w:tc>
           <w:tcPr>
-            <w:tcW w:type="dxa" w:w="2880"/>
+            <w:tcW w:type="dxa" w:w="2160"/>
           </w:tcPr>
           <w:p>
             <w:r>
@@ -487,7 +546,17 @@
         </w:tc>
         <w:tc>
           <w:tcPr>
-            <w:tcW w:type="dxa" w:w="2880"/>
+            <w:tcW w:type="dxa" w:w="2160"/>
+          </w:tcPr>
+          <w:p>
+            <w:r>
+              <w:t>Yes</w:t>
+            </w:r>
+          </w:p>
+        </w:tc>
+        <w:tc>
+          <w:tcPr>
+            <w:tcW w:type="dxa" w:w="2160"/>
           </w:tcPr>
           <w:p>
             <w:r>
@@ -499,7 +568,7 @@
       <w:tr>
         <w:tc>
           <w:tcPr>
-            <w:tcW w:type="dxa" w:w="2880"/>
+            <w:tcW w:type="dxa" w:w="2160"/>
           </w:tcPr>
           <w:p>
             <w:r>
@@ -509,7 +578,7 @@
         </w:tc>
         <w:tc>
           <w:tcPr>
-            <w:tcW w:type="dxa" w:w="2880"/>
+            <w:tcW w:type="dxa" w:w="2160"/>
           </w:tcPr>
           <w:p>
             <w:r>
@@ -519,7 +588,17 @@
         </w:tc>
         <w:tc>
           <w:tcPr>
-            <w:tcW w:type="dxa" w:w="2880"/>
+            <w:tcW w:type="dxa" w:w="2160"/>
+          </w:tcPr>
+          <w:p>
+            <w:r>
+              <w:t>Yes</w:t>
+            </w:r>
+          </w:p>
+        </w:tc>
+        <w:tc>
+          <w:tcPr>
+            <w:tcW w:type="dxa" w:w="2160"/>
           </w:tcPr>
           <w:p>
             <w:r>
@@ -531,7 +610,7 @@
       <w:tr>
         <w:tc>
           <w:tcPr>
-            <w:tcW w:type="dxa" w:w="2880"/>
+            <w:tcW w:type="dxa" w:w="2160"/>
           </w:tcPr>
           <w:p>
             <w:r>
@@ -541,7 +620,7 @@
         </w:tc>
         <w:tc>
           <w:tcPr>
-            <w:tcW w:type="dxa" w:w="2880"/>
+            <w:tcW w:type="dxa" w:w="2160"/>
           </w:tcPr>
           <w:p>
             <w:r>
@@ -551,7 +630,17 @@
         </w:tc>
         <w:tc>
           <w:tcPr>
-            <w:tcW w:type="dxa" w:w="2880"/>
+            <w:tcW w:type="dxa" w:w="2160"/>
+          </w:tcPr>
+          <w:p>
+            <w:r>
+              <w:t>Yes</w:t>
+            </w:r>
+          </w:p>
+        </w:tc>
+        <w:tc>
+          <w:tcPr>
+            <w:tcW w:type="dxa" w:w="2160"/>
           </w:tcPr>
           <w:p>
             <w:r>
@@ -563,7 +652,7 @@
       <w:tr>
         <w:tc>
           <w:tcPr>
-            <w:tcW w:type="dxa" w:w="2880"/>
+            <w:tcW w:type="dxa" w:w="2160"/>
           </w:tcPr>
           <w:p>
             <w:r>
@@ -573,7 +662,7 @@
         </w:tc>
         <w:tc>
           <w:tcPr>
-            <w:tcW w:type="dxa" w:w="2880"/>
+            <w:tcW w:type="dxa" w:w="2160"/>
           </w:tcPr>
           <w:p>
             <w:r>
@@ -583,7 +672,17 @@
         </w:tc>
         <w:tc>
           <w:tcPr>
-            <w:tcW w:type="dxa" w:w="2880"/>
+            <w:tcW w:type="dxa" w:w="2160"/>
+          </w:tcPr>
+          <w:p>
+            <w:r>
+              <w:t>Yes</w:t>
+            </w:r>
+          </w:p>
+        </w:tc>
+        <w:tc>
+          <w:tcPr>
+            <w:tcW w:type="dxa" w:w="2160"/>
           </w:tcPr>
           <w:p>
             <w:r>
@@ -600,7 +699,7 @@
     </w:p>
     <w:p>
       <w:r>
-        <w:t>Chain-to-root validation (verifying the certificate chain up to a trusted Microsoft root CA, plus CRL/OCSP revocation status) was attempted but could not be completed in this environment, because the local OpenSSL trust store does not include Microsoft's code-signing root CAs — osslsigncode correctly reports 'unable to get local issuer certificate' for the root hop, which is an environment limitation, not a finding about the binaries themselves. The digest-match result above is independent of this limitation and stands on its own as integrity evidence.</w:t>
+        <w:t>Chain-to-root validation was initially deferred because the local OpenSSL trust store did not include Microsoft's code-signing root CAs. This gap has since been closed: the exact root and intermediate (PCA) certificates were identified from the Authority Information Access (AIA) 'CA Issuers' URL embedded in the binaries' own certificates (not guessed or fetched from an unrelated source), and verification was re-run with the full chain plus the RFC3161 timestamp countersignature validated against those same roots (Microsoft's own timestamp authority chains to them). Result: all 114 of 114 signed binaries pass full chain-to-root verification, with 0 chain failures. Provenance of each certificate (exact AIA URL, subject) is recorded in ms-roots/README.md in the accompanying repository, and the certificates themselves (ms-roots/*.pem) are included so this is independently re-checkable without re-fetching from Microsoft.</w:t>
       </w:r>
     </w:p>
     <w:p>
@@ -753,7 +852,7 @@
     </w:p>
     <w:p>
       <w:r>
-        <w:t>Also not verified in this review: RFC3161 timestamp countersignature validity (no Windows signtool available in the review environment). Leaf certificate validity windows on sampled binaries were in the past relative to the review date, which is expected/normal for Authenticode when covered by a timestamp countersignature and is not itself an indicator of tampering.</w:t>
+        <w:t>Leaf certificate validity windows on sampled binaries are in the past relative to the review date — expected/normal for Authenticode, since the RFC3161 timestamp countersignature (independently validated as part of the chain-to-root verification in 3.3, not merely assumed) is what keeps the signature valid past the leaf certificate's own expiry, and is not itself an indicator of tampering. CRL revocation checking was also performed live: osslsigncode connected to Microsoft's actual CRL distribution points (e.g. crl.microsoft.com) over the network during verification and reported 'CRL verification: ok' for the sampled binaries, meaning none of the checked certificates have been revoked. OCSP was not separately checked (osslsigncode's revocation checking here is CRL-based, not OCSP-based).</w:t>
       </w:r>
     </w:p>
     <w:p>

--- a/TSS_Security_Review.docx
+++ b/TSS_Security_Review.docx
@@ -33,7 +33,7 @@
     </w:p>
     <w:p>
       <w:r>
-        <w:t>The archive bundles 1,531 files, including 115 native PE binaries (Sysinternals-class tools: Procmon, Sysmon, procdump, xperf, wpr, psping, rpcdump, rpccfg, etc.) alongside PowerShell modules for ETW tracing, packet capture, and log collection across many Windows subsystems. 114 of 115 PE binaries carry Microsoft Authenticode signatures; for all 114, the PE digest was cryptographically recomputed and confirmed to match the embedded signed digest (zero mismatches — no evidence of tampering), AND the full certificate chain was independently verified to a trusted Microsoft root CA, including the RFC3161 timestamp countersignature (see 3.3) — zero chain failures. The one unsigned PE is a resource-only icon DLL with no executable code, which is normal and low-risk.</w:t>
+        <w:t>The archive bundles 1,531 files, including 115 native PE binaries (Sysinternals-class tools: Procmon, Sysmon, procdump, xperf, wpr, psping, rpcdump, rpccfg, etc.) alongside PowerShell modules for ETW tracing, packet capture, and log collection across many Windows subsystems. 114 of 115 PE binaries carry Microsoft Authenticode signatures; for all 114, the PE digest was cryptographically recomputed and confirmed to match the embedded signed digest (zero mismatches — no evidence of tampering). Of those 114, 113 chain-verify to a trusted public Microsoft root CA including the RFC3161 timestamp countersignature (see 3.3); one (SQLCheck.exe) is signed with Microsoft's internal-only corporate PKI rather than the public code-signing chain, so it cannot be chain-verified against a public root by design — its digest still matches, but this is flagged as a notable outlier (see 3.3.3). The one unsigned PE is a resource-only icon DLL with no executable code, which is normal and low-risk.</w:t>
       </w:r>
     </w:p>
     <w:p>
@@ -293,7 +293,7 @@
     </w:p>
     <w:p>
       <w:r>
-        <w:t>PE binaries found: 115  |  Signed (certificate present): 114  |  Unsigned: 1  |  Digest verified match: 114  |  Digest mismatch: 0  |  Full chain-to-root verified: 114  |  Chain verification failed: 0</w:t>
+        <w:t>PE binaries found: 115  |  Signed (certificate present): 114  |  Unsigned: 1  |  Digest verified match: 114  |  Digest mismatch: 0  |  Full chain-to-root verified: 113  |  Chain verification failed: 1</w:t>
       </w:r>
     </w:p>
     <w:p>
@@ -694,12 +694,12 @@
     </w:tbl>
     <w:p>
       <w:r>
-        <w:t>All 114 signed binaries carry Microsoft Corporation leaf certificates issued under Microsoft Code Signing PCA (2010/2011/2024) or Windows Production PCA intermediates, and all 114 of them passed digest verification (0 mismatches). No evidence of tampering, spoofed, self-signed, or third-party-substituted certificates was found.</w:t>
+        <w:t>All 114 signed binaries carry Microsoft Corporation leaf certificates, and all 114 of them passed digest verification (0 mismatches). No evidence of tampering, spoofed, self-signed, or third-party-substituted certificates was found.</w:t>
       </w:r>
     </w:p>
     <w:p>
       <w:r>
-        <w:t>Chain-to-root validation was initially deferred because the local OpenSSL trust store did not include Microsoft's code-signing root CAs. This gap has since been closed: the exact root and intermediate (PCA) certificates were identified from the Authority Information Access (AIA) 'CA Issuers' URL embedded in the binaries' own certificates (not guessed or fetched from an unrelated source), and verification was re-run with the full chain plus the RFC3161 timestamp countersignature validated against those same roots (Microsoft's own timestamp authority chains to them). Result: all 114 of 114 signed binaries pass full chain-to-root verification, with 0 chain failures. Provenance of each certificate (exact AIA URL, subject) is recorded in ms-roots/README.md in the accompanying repository, and the certificates themselves (ms-roots/*.pem) are included so this is independently re-checkable without re-fetching from Microsoft.</w:t>
+        <w:t>Chain-to-root validation was initially deferred because the local OpenSSL trust store did not include Microsoft's code-signing root CAs. This gap has since been closed: the exact root and intermediate (PCA) certificates were identified from the Authority Information Access (AIA) 'CA Issuers' URL embedded in the binaries' own certificates (not guessed or fetched from an unrelated source), and verification was re-run with the full chain plus the RFC3161 timestamp countersignature validated against those same roots (Microsoft's own timestamp authority chains to them). Result: 113 of 114 signed binaries pass full chain-to-root verification against a trusted public Microsoft root. The remaining 1 (SQLCheck.exe) is signed with a different, internal-only Microsoft PKI chain that cannot be verified against a public root by design — see 3.3.3. Provenance of each certificate (exact AIA URL, subject) is recorded in ms-roots/README.md in the accompanying repository, and the certificates themselves (ms-roots/*.pem) are included so this is independently re-checkable without re-fetching from Microsoft.</w:t>
       </w:r>
     </w:p>
     <w:p>
@@ -1019,6 +1019,172 @@
     <w:p>
       <w:r>
         <w:t>Conclusion: not a live path to full-solution compromise today, given its actual usage is resource-only icon extraction. It is correctly identified as the single point in the archive with no cryptographic tamper-evidence, and should be treated as the artifact to re-verify by hash (SHA-256 recorded in the BOM) on any future download, rather than as an active code-execution risk under the current call site.</w:t>
+      </w:r>
+    </w:p>
+    <w:p>
+      <w:pPr>
+        <w:pStyle w:val="Heading3"/>
+      </w:pPr>
+      <w:r>
+        <w:t>3.3.3 SQLCheck.exe: internal-only Microsoft certificate</w:t>
+      </w:r>
+    </w:p>
+    <w:p>
+      <w:r>
+        <w:t>One binary, BIN/SQLCheck.exe, is a notable outlier among the 114 signed PE files. Its digest matches (no tampering), but its certificate chain is entirely different from every other signed binary in the archive:</w:t>
+      </w:r>
+    </w:p>
+    <w:tbl>
+      <w:tblPr>
+        <w:tblStyle w:val="LightGrid-Accent1"/>
+        <w:tblW w:type="auto" w:w="0"/>
+        <w:tblLook w:firstColumn="1" w:firstRow="1" w:lastColumn="0" w:lastRow="0" w:noHBand="0" w:noVBand="1" w:val="04A0"/>
+      </w:tblPr>
+      <w:tblGrid>
+        <w:gridCol w:w="4320"/>
+        <w:gridCol w:w="4320"/>
+      </w:tblGrid>
+      <w:tr>
+        <w:tc>
+          <w:tcPr>
+            <w:tcW w:type="dxa" w:w="4320"/>
+          </w:tcPr>
+          <w:p>
+            <w:r>
+              <w:t>Property</w:t>
+            </w:r>
+          </w:p>
+        </w:tc>
+        <w:tc>
+          <w:tcPr>
+            <w:tcW w:type="dxa" w:w="4320"/>
+          </w:tcPr>
+          <w:p>
+            <w:r>
+              <w:t>Value</w:t>
+            </w:r>
+          </w:p>
+        </w:tc>
+      </w:tr>
+      <w:tr>
+        <w:tc>
+          <w:tcPr>
+            <w:tcW w:type="dxa" w:w="4320"/>
+          </w:tcPr>
+          <w:p>
+            <w:r>
+              <w:t>Leaf certificate subject</w:t>
+            </w:r>
+          </w:p>
+        </w:tc>
+        <w:tc>
+          <w:tcPr>
+            <w:tcW w:type="dxa" w:w="4320"/>
+          </w:tcPr>
+          <w:p>
+            <w:r>
+              <w:t>CN=Microsoft Corporation (Internal Use Only),O=Microsoft Corporation,L=Redmond,ST=Washington,C=US</w:t>
+            </w:r>
+          </w:p>
+        </w:tc>
+      </w:tr>
+      <w:tr>
+        <w:tc>
+          <w:tcPr>
+            <w:tcW w:type="dxa" w:w="4320"/>
+          </w:tcPr>
+          <w:p>
+            <w:r>
+              <w:t>Issuer</w:t>
+            </w:r>
+          </w:p>
+        </w:tc>
+        <w:tc>
+          <w:tcPr>
+            <w:tcW w:type="dxa" w:w="4320"/>
+          </w:tcPr>
+          <w:p>
+            <w:r>
+              <w:t>CN=MSIT CA Z1</w:t>
+            </w:r>
+          </w:p>
+        </w:tc>
+      </w:tr>
+      <w:tr>
+        <w:tc>
+          <w:tcPr>
+            <w:tcW w:type="dxa" w:w="4320"/>
+          </w:tcPr>
+          <w:p>
+            <w:r>
+              <w:t>Root</w:t>
+            </w:r>
+          </w:p>
+        </w:tc>
+        <w:tc>
+          <w:tcPr>
+            <w:tcW w:type="dxa" w:w="4320"/>
+          </w:tcPr>
+          <w:p>
+            <w:r>
+              <w:t>CN=Microsoft Internal Corporate Root (not a public root — not present in ms-roots/, not published outside Microsoft's internal network)</w:t>
+            </w:r>
+          </w:p>
+        </w:tc>
+      </w:tr>
+      <w:tr>
+        <w:tc>
+          <w:tcPr>
+            <w:tcW w:type="dxa" w:w="4320"/>
+          </w:tcPr>
+          <w:p>
+            <w:r>
+              <w:t>Digest match</w:t>
+            </w:r>
+          </w:p>
+        </w:tc>
+        <w:tc>
+          <w:tcPr>
+            <w:tcW w:type="dxa" w:w="4320"/>
+          </w:tcPr>
+          <w:p>
+            <w:r>
+              <w:t>Yes — file integrity confirmed, no tampering</w:t>
+            </w:r>
+          </w:p>
+        </w:tc>
+      </w:tr>
+      <w:tr>
+        <w:tc>
+          <w:tcPr>
+            <w:tcW w:type="dxa" w:w="4320"/>
+          </w:tcPr>
+          <w:p>
+            <w:r>
+              <w:t>Chain-to-root verified</w:t>
+            </w:r>
+          </w:p>
+        </w:tc>
+        <w:tc>
+          <w:tcPr>
+            <w:tcW w:type="dxa" w:w="4320"/>
+          </w:tcPr>
+          <w:p>
+            <w:r>
+              <w:t>No — cannot be, by design: the issuing root is Microsoft's internal corporate PKI, never published for external validation</w:t>
+            </w:r>
+          </w:p>
+        </w:tc>
+      </w:tr>
+    </w:tbl>
+    <w:p>
+      <w:r>
+        <w:t>Every other signed binary in the archive (113 of 114) is signed under Microsoft's public code-signing PKI (Code Signing PCA 2010/2011/2024 or Windows Production PCA 2011), the same infrastructure used to sign publicly-distributed Windows components and Sysinternals tools. SQLCheck.exe instead carries a certificate whose own Common Name is literally 'Microsoft Corporation (Internal Use Only)', issued by an internal certificate authority ('MSIT CA Z1') that chains to Microsoft's internal corporate root, not a public one. This was only discovered because an independent code-review pass (see .devils-advocate/ check #6 in the accompanying repository) caught a parsing bug in an earlier version of this verification script that was silently misreporting this binary's chain status as verified; fixing that parsing bug surfaced this finding.</w:t>
+      </w:r>
+    </w:p>
+    <w:p>
+      <w:r>
+        <w:t>Assessment: most likely an internal Microsoft support/build tool that was bundled into this publicly-distributed diagnostic toolkit without being re-signed under the public code-signing pipeline used for the rest of the archive — an operational-hygiene lapse rather than evidence of tampering (the digest still matches its own signature). It is not independently verifiable against a public trust root by any third party, which is a meaningfully different assurance level than the other 113 signed binaries in this archive, and is worth being aware of if this specific binary is relied upon.</w:t>
       </w:r>
     </w:p>
     <w:p>
@@ -1691,7 +1857,7 @@
           </w:tcPr>
           <w:p>
             <w:r>
-              <w:t>SQL Server connectivity/health check tool, gated behind the NET_SQLcheck switch and also invoked from the psSDP SQL base diagnostics script.</w:t>
+              <w:t>SQL Server connectivity/health check tool, gated behind the NET_SQLcheck switch and also invoked from the psSDP SQL base diagnostics script. Notable outlier: its Authenticode signature is issued by 'MSIT CA Z1', chaining to 'Microsoft Internal Corporate Root' — Microsoft's internal-only corporate PKI (the leaf cert's own CN is literally 'Microsoft Corporation (Internal Use Only)') — not the public Code Signing PCA chain every other signed binary in this archive uses. PE digest still matches (no tampering), but this signature cannot be chain-verified against a public root by design, since that root is never published outside Microsoft's internal network. Likely an internal-tooling artifact that made it into a public distribution rather than anything malicious, but it is the one binary in the archive an external party fundamentally cannot chain-verify to a trusted root.</w:t>
             </w:r>
           </w:p>
         </w:tc>

--- a/TSS_Security_Review.docx
+++ b/TSS_Security_Review.docx
@@ -6369,6 +6369,59 @@
         </w:tc>
       </w:tr>
     </w:tbl>
+    <w:p>
+      <w:pPr>
+        <w:pStyle w:val="Heading1"/>
+      </w:pPr>
+      <w:r>
+        <w:t>8. Official References</w:t>
+      </w:r>
+    </w:p>
+    <w:p>
+      <w:r>
+        <w:t>Sources for further reading and authoritative usage guidance on TSS, limited to official/first-party Microsoft sources — no third-party or community mirrors:</w:t>
+      </w:r>
+    </w:p>
+    <w:p>
+      <w:pPr>
+        <w:pStyle w:val="ListBullet"/>
+      </w:pPr>
+      <w:r>
+        <w:t>TSS's own built-in help — the most authoritative and complete source: run ".\TSS.ps1 -Help" or "Get-Help .\TSS.ps1 -full" after extracting the archive, or ".\TSS.ps1 -Search &lt;keyword&gt;" for topic-specific guidance. This is what was used during this review to understand TSS's own scenarios and switches.</w:t>
+      </w:r>
+    </w:p>
+    <w:p>
+      <w:pPr>
+        <w:pStyle w:val="ListBullet"/>
+      </w:pPr>
+      <w:r>
+        <w:t>TSSGUI.ps1 — the bundled GUI front-end, for browsing available scenarios/switches interactively.</w:t>
+      </w:r>
+    </w:p>
+    <w:p>
+      <w:pPr>
+        <w:pStyle w:val="ListBullet"/>
+      </w:pPr>
+      <w:r>
+        <w:t>https://aka.ms/TssInfo — Microsoft's own "Introduction to TroubleShootingScript toolset" landing page, referenced directly in TSSGUI.ps1's own help-link table.</w:t>
+      </w:r>
+    </w:p>
+    <w:p>
+      <w:pPr>
+        <w:pStyle w:val="ListBullet"/>
+      </w:pPr>
+      <w:r>
+        <w:t>The help/ directory inside the extracted archive.</w:t>
+      </w:r>
+    </w:p>
+    <w:p>
+      <w:pPr>
+        <w:pStyle w:val="ListBullet"/>
+      </w:pPr>
+      <w:r>
+        <w:t>https://aka.ms/gettss — the official Microsoft distribution short link for the toolkit itself (analyzed in section 3.1 of this report).</w:t>
+      </w:r>
+    </w:p>
     <w:sectPr>
       <w:pgSz w:w="12240" w:h="15840"/>
       <w:pgMar w:top="1440" w:right="1800" w:bottom="1440" w:left="1800" w:header="720" w:footer="720" w:gutter="0"/>
